--- a/8-资源管理/流程制度规范类文件/080101-运维工具管理制度.docx
+++ b/8-资源管理/流程制度规范类文件/080101-运维工具管理制度.docx
@@ -1,7 +1,6 @@
 
 <file path=word/document.xml><?xml version="1.0" encoding="utf-8"?>
-<w:document xmlns:wpc="http://schemas.microsoft.com/office/word/2010/wordprocessingCanvas" xmlns:mc="http://schemas.openxmlformats.org/markup-compatibility/2006" xmlns:o="urn:schemas-microsoft-com:office:office" xmlns:r="http://schemas.openxmlformats.org/officeDocument/2006/relationships" xmlns:m="http://schemas.openxmlformats.org/officeDocument/2006/math" xmlns:v="urn:schemas-microsoft-com:vml" xmlns:wp14="http://schemas.microsoft.com/office/word/2010/wordprocessingDrawing" xmlns:wp="http://schemas.openxmlformats.org/drawingml/2006/wordprocessingDrawing" xmlns:w10="urn:schemas-microsoft-com:office:word" xmlns:w="http://schemas.openxmlformats.org/wordprocessingml/2006/main" xmlns:w14="http://schemas.microsoft.com/office/word/2010/wordml" xmlns:w15="http://schemas.microsoft.com/office/word/2012/wordml" xmlns:wne="http://schemas.microsoft.com/office/word/2006/wordml" xmlns:wpg="http://schemas.microsoft.com/office/word/2010/wordprocessingGroup" xmlns:wpi="http://schemas.microsoft.com/office/word/2010/wordprocessingInk" xmlns:wps="http://schemas.microsoft.com/office/word/2010/wordprocessingShape" mc:Ignorable="w14 w15 wp14">
-  <!-- Generated by Aspose.Words for .NET 13.3.0.1 -->
+<w:document xmlns:wpc="http://schemas.microsoft.com/office/word/2010/wordprocessingCanvas" xmlns:mc="http://schemas.openxmlformats.org/markup-compatibility/2006" xmlns:o="urn:schemas-microsoft-com:office:office" xmlns:r="http://schemas.openxmlformats.org/officeDocument/2006/relationships" xmlns:m="http://schemas.openxmlformats.org/officeDocument/2006/math" xmlns:v="urn:schemas-microsoft-com:vml" xmlns:wp14="http://schemas.microsoft.com/office/word/2010/wordprocessingDrawing" xmlns:wp="http://schemas.openxmlformats.org/drawingml/2006/wordprocessingDrawing" xmlns:w="http://schemas.openxmlformats.org/wordprocessingml/2006/main" xmlns:w14="http://schemas.microsoft.com/office/word/2010/wordml" xmlns:w10="urn:schemas-microsoft-com:office:word" xmlns:w15="http://schemas.microsoft.com/office/word/2012/wordml" xmlns:wpg="http://schemas.microsoft.com/office/word/2010/wordprocessingGroup" xmlns:wpi="http://schemas.microsoft.com/office/word/2010/wordprocessingInk" xmlns:wne="http://schemas.microsoft.com/office/word/2006/wordml" xmlns:wps="http://schemas.microsoft.com/office/word/2010/wordprocessingShape" xmlns:wpsCustomData="http://www.wps.cn/officeDocument/2013/wpsCustomData" mc:Ignorable="w14 w15 wp14">
   <w:body>
     <w:p>
       <w:pPr>
@@ -15,7 +14,7 @@
         <w:spacing w:before="78" w:line="219" w:lineRule="auto"/>
         <w:ind w:left="25"/>
         <w:rPr>
-          <w:rFonts w:ascii="宋体" w:eastAsia="宋体" w:hAnsi="宋体" w:cs="宋体" w:hint="default"/>
+          <w:rFonts w:hint="default" w:ascii="宋体" w:hAnsi="宋体" w:eastAsia="宋体" w:cs="宋体"/>
           <w:sz w:val="24"/>
           <w:szCs w:val="24"/>
           <w:lang w:val="en-US" w:eastAsia="zh-CN"/>
@@ -23,7 +22,7 @@
       </w:pPr>
       <w:r>
         <w:rPr>
-          <w:rFonts w:ascii="宋体" w:eastAsia="宋体" w:hAnsi="宋体" w:cs="宋体"/>
+          <w:rFonts w:ascii="宋体" w:hAnsi="宋体" w:eastAsia="宋体" w:cs="宋体"/>
           <w:b/>
           <w:bCs/>
           <w:spacing w:val="-3"/>
@@ -34,7 +33,7 @@
       </w:r>
       <w:r>
         <w:rPr>
-          <w:rFonts w:ascii="宋体" w:eastAsia="宋体" w:hAnsi="宋体" w:cs="宋体" w:hint="eastAsia"/>
+          <w:rFonts w:hint="eastAsia" w:ascii="宋体" w:hAnsi="宋体" w:eastAsia="宋体" w:cs="宋体"/>
           <w:b/>
           <w:bCs/>
           <w:spacing w:val="-3"/>
@@ -64,14 +63,14 @@
         <w:ind w:left="23"/>
         <w:textAlignment w:val="auto"/>
         <w:rPr>
-          <w:rFonts w:ascii="宋体" w:eastAsia="宋体" w:hAnsi="宋体" w:cs="宋体"/>
+          <w:rFonts w:ascii="宋体" w:hAnsi="宋体" w:eastAsia="宋体" w:cs="宋体"/>
           <w:sz w:val="24"/>
           <w:szCs w:val="24"/>
         </w:rPr>
       </w:pPr>
       <w:r>
         <w:rPr>
-          <w:rFonts w:ascii="宋体" w:eastAsia="宋体" w:hAnsi="宋体" w:cs="宋体"/>
+          <w:rFonts w:ascii="宋体" w:hAnsi="宋体" w:eastAsia="宋体" w:cs="宋体"/>
           <w:b/>
           <w:bCs/>
           <w:spacing w:val="240"/>
@@ -83,7 +82,7 @@
       </w:r>
       <w:r>
         <w:rPr>
-          <w:rFonts w:ascii="宋体" w:eastAsia="宋体" w:hAnsi="宋体" w:cs="宋体"/>
+          <w:rFonts w:ascii="宋体" w:hAnsi="宋体" w:eastAsia="宋体" w:cs="宋体"/>
           <w:b/>
           <w:bCs/>
           <w:spacing w:val="0"/>
@@ -95,7 +94,7 @@
       </w:r>
       <w:r>
         <w:rPr>
-          <w:rFonts w:ascii="宋体" w:eastAsia="宋体" w:hAnsi="宋体" w:cs="宋体"/>
+          <w:rFonts w:ascii="宋体" w:hAnsi="宋体" w:eastAsia="宋体" w:cs="宋体"/>
           <w:b/>
           <w:bCs/>
           <w:spacing w:val="-5"/>
@@ -107,7 +106,7 @@
     </w:p>
     <w:p>
       <w:pPr>
-        <w:pStyle w:val="a"/>
+        <w:pStyle w:val="24"/>
         <w:keepNext w:val="0"/>
         <w:keepLines w:val="0"/>
         <w:pageBreakBefore w:val="0"/>
@@ -130,7 +129,7 @@
     </w:p>
     <w:p>
       <w:pPr>
-        <w:pStyle w:val="a0"/>
+        <w:pStyle w:val="25"/>
         <w:keepNext w:val="0"/>
         <w:keepLines w:val="0"/>
         <w:pageBreakBefore w:val="0"/>
@@ -143,8 +142,8 @@
           <w:lang w:val="en-US"/>
         </w:rPr>
       </w:pPr>
-      <w:bookmarkStart w:id="2" w:name="_Toc25751"/>
-      <w:bookmarkStart w:id="3" w:name="_Toc26576"/>
+      <w:bookmarkStart w:id="2" w:name="_Toc26576"/>
+      <w:bookmarkStart w:id="3" w:name="_Toc25751"/>
       <w:r>
         <w:rPr>
           <w:rFonts w:hint="eastAsia"/>
@@ -157,17 +156,18 @@
     </w:p>
     <w:tbl>
       <w:tblPr>
-        <w:tblStyle w:val="TableGrid"/>
+        <w:tblStyle w:val="21"/>
         <w:tblW w:w="0" w:type="auto"/>
         <w:tblInd w:w="2443" w:type="dxa"/>
         <w:tblBorders>
-          <w:top w:val="nil"/>
-          <w:left w:val="nil"/>
-          <w:bottom w:val="nil"/>
-          <w:right w:val="nil"/>
-          <w:insideH w:val="nil"/>
-          <w:insideV w:val="nil"/>
+          <w:top w:val="none" w:color="auto" w:sz="0" w:space="0"/>
+          <w:left w:val="none" w:color="auto" w:sz="0" w:space="0"/>
+          <w:bottom w:val="none" w:color="auto" w:sz="0" w:space="0"/>
+          <w:right w:val="none" w:color="auto" w:sz="0" w:space="0"/>
+          <w:insideH w:val="none" w:color="auto" w:sz="0" w:space="0"/>
+          <w:insideV w:val="none" w:color="auto" w:sz="0" w:space="0"/>
         </w:tblBorders>
+        <w:tblLayout w:type="autofit"/>
         <w:tblCellMar>
           <w:top w:w="0" w:type="dxa"/>
           <w:left w:w="108" w:type="dxa"/>
@@ -181,15 +181,13 @@
       </w:tblGrid>
       <w:tr>
         <w:tblPrEx>
-          <w:tblW w:w="0" w:type="auto"/>
-          <w:tblInd w:w="2443" w:type="dxa"/>
           <w:tblBorders>
-            <w:top w:val="nil"/>
-            <w:left w:val="nil"/>
-            <w:bottom w:val="nil"/>
-            <w:right w:val="nil"/>
-            <w:insideH w:val="nil"/>
-            <w:insideV w:val="nil"/>
+            <w:top w:val="none" w:color="auto" w:sz="0" w:space="0"/>
+            <w:left w:val="none" w:color="auto" w:sz="0" w:space="0"/>
+            <w:bottom w:val="none" w:color="auto" w:sz="0" w:space="0"/>
+            <w:right w:val="none" w:color="auto" w:sz="0" w:space="0"/>
+            <w:insideH w:val="none" w:color="auto" w:sz="0" w:space="0"/>
+            <w:insideV w:val="none" w:color="auto" w:sz="0" w:space="0"/>
           </w:tblBorders>
           <w:tblCellMar>
             <w:top w:w="0" w:type="dxa"/>
@@ -199,7 +197,7 @@
           </w:tblCellMar>
         </w:tblPrEx>
         <w:trPr>
-          <w:trHeight w:val="810"/>
+          <w:trHeight w:val="810" w:hRule="atLeast"/>
         </w:trPr>
         <w:tc>
           <w:tcPr>
@@ -230,7 +228,7 @@
             </w:r>
             <w:r>
               <w:rPr>
-                <w:rFonts w:asciiTheme="minorAscii" w:eastAsiaTheme="minorEastAsia" w:hAnsiTheme="minorAscii" w:hint="default"/>
+                <w:rFonts w:hint="default" w:asciiTheme="minorAscii" w:hAnsiTheme="minorAscii" w:eastAsiaTheme="minorEastAsia"/>
                 <w:spacing w:val="227"/>
                 <w:sz w:val="21"/>
                 <w:vertAlign w:val="baseline"/>
@@ -278,7 +276,7 @@
             </w:r>
             <w:r>
               <w:rPr>
-                <w:rFonts w:asciiTheme="minorAscii" w:eastAsiaTheme="minorEastAsia" w:hAnsiTheme="minorAscii" w:hint="eastAsia"/>
+                <w:rFonts w:hint="eastAsia" w:asciiTheme="minorAscii" w:hAnsiTheme="minorAscii" w:eastAsiaTheme="minorEastAsia"/>
                 <w:spacing w:val="227"/>
                 <w:sz w:val="21"/>
                 <w:vertAlign w:val="baseline"/>
@@ -300,8 +298,14 @@
       </w:tr>
       <w:tr>
         <w:tblPrEx>
-          <w:tblW w:w="0" w:type="auto"/>
-          <w:tblInd w:w="2443" w:type="dxa"/>
+          <w:tblBorders>
+            <w:top w:val="none" w:color="auto" w:sz="0" w:space="0"/>
+            <w:left w:val="none" w:color="auto" w:sz="0" w:space="0"/>
+            <w:bottom w:val="none" w:color="auto" w:sz="0" w:space="0"/>
+            <w:right w:val="none" w:color="auto" w:sz="0" w:space="0"/>
+            <w:insideH w:val="none" w:color="auto" w:sz="0" w:space="0"/>
+            <w:insideV w:val="none" w:color="auto" w:sz="0" w:space="0"/>
+          </w:tblBorders>
           <w:tblCellMar>
             <w:top w:w="0" w:type="dxa"/>
             <w:left w:w="108" w:type="dxa"/>
@@ -310,7 +314,7 @@
           </w:tblCellMar>
         </w:tblPrEx>
         <w:trPr>
-          <w:trHeight w:val="810"/>
+          <w:trHeight w:val="810" w:hRule="atLeast"/>
         </w:trPr>
         <w:tc>
           <w:tcPr>
@@ -327,7 +331,7 @@
               <w:overflowPunct/>
               <w:bidi w:val="0"/>
               <w:rPr>
-                <w:rFonts w:ascii="Arial" w:eastAsia="Arial" w:hAnsi="Arial" w:cs="Arial" w:hint="default"/>
+                <w:rFonts w:hint="default" w:ascii="Arial" w:hAnsi="Arial" w:eastAsia="Arial" w:cs="Arial"/>
                 <w:snapToGrid w:val="0"/>
                 <w:color w:val="000000"/>
                 <w:kern w:val="0"/>
@@ -347,7 +351,7 @@
             </w:r>
             <w:r>
               <w:rPr>
-                <w:rFonts w:asciiTheme="minorAscii" w:eastAsiaTheme="minorEastAsia" w:hAnsiTheme="minorAscii" w:hint="default"/>
+                <w:rFonts w:hint="default" w:asciiTheme="minorAscii" w:hAnsiTheme="minorAscii" w:eastAsiaTheme="minorEastAsia"/>
                 <w:spacing w:val="227"/>
                 <w:sz w:val="21"/>
                 <w:vertAlign w:val="baseline"/>
@@ -380,7 +384,7 @@
               <w:overflowPunct/>
               <w:bidi w:val="0"/>
               <w:rPr>
-                <w:rFonts w:ascii="Arial" w:eastAsia="Arial" w:hAnsi="Arial" w:cs="Arial" w:hint="eastAsia"/>
+                <w:rFonts w:hint="eastAsia" w:ascii="Arial" w:hAnsi="Arial" w:eastAsia="Arial" w:cs="Arial"/>
                 <w:snapToGrid w:val="0"/>
                 <w:color w:val="000000"/>
                 <w:kern w:val="0"/>
@@ -396,11 +400,21 @@
                 <w:vertAlign w:val="baseline"/>
                 <w:lang w:val="en-US" w:eastAsia="zh-CN"/>
               </w:rPr>
-              <w:t>编制时间</w:t>
+              <w:t>审核</w:t>
+            </w:r>
+            <w:bookmarkStart w:id="35" w:name="_GoBack"/>
+            <w:bookmarkEnd w:id="35"/>
+            <w:r>
+              <w:rPr>
+                <w:rFonts w:hint="eastAsia"/>
+                <w:vertAlign w:val="baseline"/>
+                <w:lang w:val="en-US" w:eastAsia="zh-CN"/>
+              </w:rPr>
+              <w:t>时间</w:t>
             </w:r>
             <w:r>
               <w:rPr>
-                <w:rFonts w:asciiTheme="minorAscii" w:eastAsiaTheme="minorEastAsia" w:hAnsiTheme="minorAscii" w:hint="eastAsia"/>
+                <w:rFonts w:hint="eastAsia" w:asciiTheme="minorAscii" w:hAnsiTheme="minorAscii" w:eastAsiaTheme="minorEastAsia"/>
                 <w:spacing w:val="227"/>
                 <w:sz w:val="21"/>
                 <w:vertAlign w:val="baseline"/>
@@ -422,8 +436,14 @@
       </w:tr>
       <w:tr>
         <w:tblPrEx>
-          <w:tblW w:w="0" w:type="auto"/>
-          <w:tblInd w:w="2443" w:type="dxa"/>
+          <w:tblBorders>
+            <w:top w:val="none" w:color="auto" w:sz="0" w:space="0"/>
+            <w:left w:val="none" w:color="auto" w:sz="0" w:space="0"/>
+            <w:bottom w:val="none" w:color="auto" w:sz="0" w:space="0"/>
+            <w:right w:val="none" w:color="auto" w:sz="0" w:space="0"/>
+            <w:insideH w:val="none" w:color="auto" w:sz="0" w:space="0"/>
+            <w:insideV w:val="none" w:color="auto" w:sz="0" w:space="0"/>
+          </w:tblBorders>
           <w:tblCellMar>
             <w:top w:w="0" w:type="dxa"/>
             <w:left w:w="108" w:type="dxa"/>
@@ -432,7 +452,7 @@
           </w:tblCellMar>
         </w:tblPrEx>
         <w:trPr>
-          <w:trHeight w:val="635"/>
+          <w:trHeight w:val="635" w:hRule="atLeast"/>
         </w:trPr>
         <w:tc>
           <w:tcPr>
@@ -463,7 +483,7 @@
             </w:r>
             <w:r>
               <w:rPr>
-                <w:rFonts w:asciiTheme="minorAscii" w:eastAsiaTheme="minorEastAsia" w:hAnsiTheme="minorAscii" w:hint="eastAsia"/>
+                <w:rFonts w:hint="eastAsia" w:asciiTheme="minorAscii" w:hAnsiTheme="minorAscii" w:eastAsiaTheme="minorEastAsia"/>
                 <w:spacing w:val="227"/>
                 <w:sz w:val="21"/>
                 <w:vertAlign w:val="baseline"/>
@@ -510,7 +530,7 @@
             </w:r>
             <w:r>
               <w:rPr>
-                <w:rFonts w:asciiTheme="minorAscii" w:eastAsiaTheme="minorEastAsia" w:hAnsiTheme="minorAscii" w:hint="eastAsia"/>
+                <w:rFonts w:hint="eastAsia" w:asciiTheme="minorAscii" w:hAnsiTheme="minorAscii" w:eastAsiaTheme="minorEastAsia"/>
                 <w:spacing w:val="227"/>
                 <w:sz w:val="21"/>
                 <w:vertAlign w:val="baseline"/>
@@ -557,14 +577,14 @@
         <w:spacing w:before="153" w:line="225" w:lineRule="auto"/>
         <w:ind w:left="3634"/>
         <w:rPr>
-          <w:rFonts w:ascii="宋体" w:eastAsia="宋体" w:hAnsi="宋体" w:cs="宋体"/>
+          <w:rFonts w:ascii="宋体" w:hAnsi="宋体" w:eastAsia="宋体" w:cs="宋体"/>
           <w:sz w:val="31"/>
           <w:szCs w:val="31"/>
         </w:rPr>
       </w:pPr>
       <w:r>
         <w:rPr>
-          <w:rFonts w:ascii="宋体" w:eastAsia="宋体" w:hAnsi="宋体" w:cs="宋体"/>
+          <w:rFonts w:ascii="宋体" w:hAnsi="宋体" w:eastAsia="宋体" w:cs="宋体"/>
           <w:b/>
           <w:bCs/>
           <w:spacing w:val="4"/>
@@ -576,16 +596,16 @@
     </w:p>
     <w:tbl>
       <w:tblPr>
-        <w:tblStyle w:val="TableNormal0"/>
+        <w:tblStyle w:val="26"/>
         <w:tblW w:w="8301" w:type="dxa"/>
         <w:tblInd w:w="2" w:type="dxa"/>
         <w:tblBorders>
-          <w:top w:val="single" w:sz="2" w:space="0" w:color="000000"/>
-          <w:left w:val="single" w:sz="2" w:space="0" w:color="000000"/>
-          <w:bottom w:val="single" w:sz="2" w:space="0" w:color="000000"/>
-          <w:right w:val="single" w:sz="2" w:space="0" w:color="000000"/>
-          <w:insideH w:val="single" w:sz="2" w:space="0" w:color="000000"/>
-          <w:insideV w:val="single" w:sz="2" w:space="0" w:color="000000"/>
+          <w:top w:val="single" w:color="000000" w:sz="2" w:space="0"/>
+          <w:left w:val="single" w:color="000000" w:sz="2" w:space="0"/>
+          <w:bottom w:val="single" w:color="000000" w:sz="2" w:space="0"/>
+          <w:right w:val="single" w:color="000000" w:sz="2" w:space="0"/>
+          <w:insideH w:val="single" w:color="000000" w:sz="2" w:space="0"/>
+          <w:insideV w:val="single" w:color="000000" w:sz="2" w:space="0"/>
         </w:tblBorders>
         <w:tblLayout w:type="fixed"/>
         <w:tblCellMar>
@@ -605,17 +625,14 @@
       </w:tblGrid>
       <w:tr>
         <w:tblPrEx>
-          <w:tblW w:w="8301" w:type="dxa"/>
-          <w:tblInd w:w="2" w:type="dxa"/>
           <w:tblBorders>
-            <w:top w:val="single" w:sz="2" w:space="0" w:color="000000"/>
-            <w:left w:val="single" w:sz="2" w:space="0" w:color="000000"/>
-            <w:bottom w:val="single" w:sz="2" w:space="0" w:color="000000"/>
-            <w:right w:val="single" w:sz="2" w:space="0" w:color="000000"/>
-            <w:insideH w:val="single" w:sz="2" w:space="0" w:color="000000"/>
-            <w:insideV w:val="single" w:sz="2" w:space="0" w:color="000000"/>
+            <w:top w:val="single" w:color="000000" w:sz="2" w:space="0"/>
+            <w:left w:val="single" w:color="000000" w:sz="2" w:space="0"/>
+            <w:bottom w:val="single" w:color="000000" w:sz="2" w:space="0"/>
+            <w:right w:val="single" w:color="000000" w:sz="2" w:space="0"/>
+            <w:insideH w:val="single" w:color="000000" w:sz="2" w:space="0"/>
+            <w:insideV w:val="single" w:color="000000" w:sz="2" w:space="0"/>
           </w:tblBorders>
-          <w:tblLayout w:type="fixed"/>
           <w:tblCellMar>
             <w:top w:w="0" w:type="dxa"/>
             <w:left w:w="0" w:type="dxa"/>
@@ -624,7 +641,7 @@
           </w:tblCellMar>
         </w:tblPrEx>
         <w:trPr>
-          <w:trHeight w:val="593"/>
+          <w:trHeight w:val="593" w:hRule="atLeast"/>
         </w:trPr>
         <w:tc>
           <w:tcPr>
@@ -642,14 +659,14 @@
               <w:spacing w:before="176" w:line="228" w:lineRule="auto"/>
               <w:ind w:left="607"/>
               <w:rPr>
-                <w:rFonts w:ascii="宋体" w:eastAsia="宋体" w:hAnsi="宋体" w:cs="宋体"/>
+                <w:rFonts w:ascii="宋体" w:hAnsi="宋体" w:eastAsia="宋体" w:cs="宋体"/>
                 <w:sz w:val="20"/>
                 <w:szCs w:val="20"/>
               </w:rPr>
             </w:pPr>
             <w:r>
               <w:rPr>
-                <w:rFonts w:ascii="宋体" w:eastAsia="宋体" w:hAnsi="宋体" w:cs="宋体"/>
+                <w:rFonts w:ascii="宋体" w:hAnsi="宋体" w:eastAsia="宋体" w:cs="宋体"/>
                 <w:spacing w:val="-14"/>
                 <w:sz w:val="20"/>
                 <w:szCs w:val="20"/>
@@ -674,14 +691,14 @@
               <w:spacing w:before="175" w:line="227" w:lineRule="auto"/>
               <w:ind w:left="253"/>
               <w:rPr>
-                <w:rFonts w:ascii="宋体" w:eastAsia="宋体" w:hAnsi="宋体" w:cs="宋体"/>
+                <w:rFonts w:ascii="宋体" w:hAnsi="宋体" w:eastAsia="宋体" w:cs="宋体"/>
                 <w:sz w:val="20"/>
                 <w:szCs w:val="20"/>
               </w:rPr>
             </w:pPr>
             <w:r>
               <w:rPr>
-                <w:rFonts w:ascii="宋体" w:eastAsia="宋体" w:hAnsi="宋体" w:cs="宋体"/>
+                <w:rFonts w:ascii="宋体" w:hAnsi="宋体" w:eastAsia="宋体" w:cs="宋体"/>
                 <w:spacing w:val="4"/>
                 <w:sz w:val="20"/>
                 <w:szCs w:val="20"/>
@@ -706,14 +723,14 @@
               <w:spacing w:before="175" w:line="228" w:lineRule="auto"/>
               <w:ind w:left="730"/>
               <w:rPr>
-                <w:rFonts w:ascii="宋体" w:eastAsia="宋体" w:hAnsi="宋体" w:cs="宋体"/>
+                <w:rFonts w:ascii="宋体" w:hAnsi="宋体" w:eastAsia="宋体" w:cs="宋体"/>
                 <w:sz w:val="20"/>
                 <w:szCs w:val="20"/>
               </w:rPr>
             </w:pPr>
             <w:r>
               <w:rPr>
-                <w:rFonts w:ascii="宋体" w:eastAsia="宋体" w:hAnsi="宋体" w:cs="宋体"/>
+                <w:rFonts w:ascii="宋体" w:hAnsi="宋体" w:eastAsia="宋体" w:cs="宋体"/>
                 <w:spacing w:val="7"/>
                 <w:sz w:val="20"/>
                 <w:szCs w:val="20"/>
@@ -738,14 +755,14 @@
               <w:spacing w:before="175" w:line="228" w:lineRule="auto"/>
               <w:ind w:left="310"/>
               <w:rPr>
-                <w:rFonts w:ascii="宋体" w:eastAsia="宋体" w:hAnsi="宋体" w:cs="宋体"/>
+                <w:rFonts w:ascii="宋体" w:hAnsi="宋体" w:eastAsia="宋体" w:cs="宋体"/>
                 <w:sz w:val="20"/>
                 <w:szCs w:val="20"/>
               </w:rPr>
             </w:pPr>
             <w:r>
               <w:rPr>
-                <w:rFonts w:ascii="宋体" w:eastAsia="宋体" w:hAnsi="宋体" w:cs="宋体"/>
+                <w:rFonts w:ascii="宋体" w:hAnsi="宋体" w:eastAsia="宋体" w:cs="宋体"/>
                 <w:spacing w:val="6"/>
                 <w:sz w:val="20"/>
                 <w:szCs w:val="20"/>
@@ -770,7 +787,7 @@
               <w:spacing w:before="175" w:line="228" w:lineRule="auto"/>
               <w:ind w:left="310"/>
               <w:rPr>
-                <w:rFonts w:ascii="宋体" w:eastAsia="宋体" w:hAnsi="宋体" w:cs="宋体" w:hint="eastAsia"/>
+                <w:rFonts w:hint="eastAsia" w:ascii="宋体" w:hAnsi="宋体" w:eastAsia="宋体" w:cs="宋体"/>
                 <w:spacing w:val="6"/>
                 <w:sz w:val="20"/>
                 <w:szCs w:val="20"/>
@@ -779,7 +796,7 @@
             </w:pPr>
             <w:r>
               <w:rPr>
-                <w:rFonts w:ascii="宋体" w:eastAsia="宋体" w:hAnsi="宋体" w:cs="宋体" w:hint="eastAsia"/>
+                <w:rFonts w:hint="eastAsia" w:ascii="宋体" w:hAnsi="宋体" w:eastAsia="宋体" w:cs="宋体"/>
                 <w:spacing w:val="6"/>
                 <w:sz w:val="20"/>
                 <w:szCs w:val="20"/>
@@ -805,14 +822,14 @@
               <w:spacing w:before="176" w:line="229" w:lineRule="auto"/>
               <w:ind w:left="311"/>
               <w:rPr>
-                <w:rFonts w:ascii="宋体" w:eastAsia="宋体" w:hAnsi="宋体" w:cs="宋体"/>
+                <w:rFonts w:ascii="宋体" w:hAnsi="宋体" w:eastAsia="宋体" w:cs="宋体"/>
                 <w:sz w:val="20"/>
                 <w:szCs w:val="20"/>
               </w:rPr>
             </w:pPr>
             <w:r>
               <w:rPr>
-                <w:rFonts w:ascii="宋体" w:eastAsia="宋体" w:hAnsi="宋体" w:cs="宋体"/>
+                <w:rFonts w:ascii="宋体" w:hAnsi="宋体" w:eastAsia="宋体" w:cs="宋体"/>
                 <w:spacing w:val="7"/>
                 <w:sz w:val="20"/>
                 <w:szCs w:val="20"/>
@@ -824,9 +841,14 @@
       </w:tr>
       <w:tr>
         <w:tblPrEx>
-          <w:tblW w:w="8301" w:type="dxa"/>
-          <w:tblInd w:w="2" w:type="dxa"/>
-          <w:tblLayout w:type="fixed"/>
+          <w:tblBorders>
+            <w:top w:val="single" w:color="000000" w:sz="2" w:space="0"/>
+            <w:left w:val="single" w:color="000000" w:sz="2" w:space="0"/>
+            <w:bottom w:val="single" w:color="000000" w:sz="2" w:space="0"/>
+            <w:right w:val="single" w:color="000000" w:sz="2" w:space="0"/>
+            <w:insideH w:val="single" w:color="000000" w:sz="2" w:space="0"/>
+            <w:insideV w:val="single" w:color="000000" w:sz="2" w:space="0"/>
+          </w:tblBorders>
           <w:tblCellMar>
             <w:top w:w="0" w:type="dxa"/>
             <w:left w:w="0" w:type="dxa"/>
@@ -835,7 +857,7 @@
           </w:tblCellMar>
         </w:tblPrEx>
         <w:trPr>
-          <w:trHeight w:val="556"/>
+          <w:trHeight w:val="556" w:hRule="atLeast"/>
         </w:trPr>
         <w:tc>
           <w:tcPr>
@@ -853,14 +875,14 @@
               <w:spacing w:before="173" w:line="267" w:lineRule="exact"/>
               <w:ind w:left="260"/>
               <w:rPr>
-                <w:rFonts w:ascii="宋体" w:eastAsia="宋体" w:hAnsi="宋体" w:cs="宋体"/>
+                <w:rFonts w:ascii="宋体" w:hAnsi="宋体" w:eastAsia="宋体" w:cs="宋体"/>
                 <w:sz w:val="20"/>
                 <w:szCs w:val="20"/>
               </w:rPr>
             </w:pPr>
             <w:r>
               <w:rPr>
-                <w:rFonts w:ascii="宋体" w:eastAsia="宋体" w:hAnsi="宋体" w:cs="宋体"/>
+                <w:rFonts w:ascii="宋体" w:hAnsi="宋体" w:eastAsia="宋体" w:cs="宋体"/>
                 <w:spacing w:val="3"/>
                 <w:position w:val="1"/>
                 <w:sz w:val="20"/>
@@ -886,14 +908,14 @@
               <w:spacing w:before="173" w:line="267" w:lineRule="exact"/>
               <w:ind w:left="248"/>
               <w:rPr>
-                <w:rFonts w:ascii="宋体" w:eastAsia="宋体" w:hAnsi="宋体" w:cs="宋体"/>
+                <w:rFonts w:ascii="宋体" w:hAnsi="宋体" w:eastAsia="宋体" w:cs="宋体"/>
                 <w:sz w:val="20"/>
                 <w:szCs w:val="20"/>
               </w:rPr>
             </w:pPr>
             <w:r>
               <w:rPr>
-                <w:rFonts w:ascii="宋体" w:eastAsia="宋体" w:hAnsi="宋体" w:cs="宋体"/>
+                <w:rFonts w:ascii="宋体" w:hAnsi="宋体" w:eastAsia="宋体" w:cs="宋体"/>
                 <w:spacing w:val="4"/>
                 <w:position w:val="1"/>
                 <w:sz w:val="20"/>
@@ -920,14 +942,14 @@
               <w:ind w:left="114"/>
               <w:jc w:val="center"/>
               <w:rPr>
-                <w:rFonts w:ascii="宋体" w:eastAsia="宋体" w:hAnsi="宋体" w:cs="宋体"/>
+                <w:rFonts w:ascii="宋体" w:hAnsi="宋体" w:eastAsia="宋体" w:cs="宋体"/>
                 <w:sz w:val="20"/>
                 <w:szCs w:val="20"/>
               </w:rPr>
             </w:pPr>
             <w:r>
               <w:rPr>
-                <w:rFonts w:ascii="宋体" w:eastAsia="宋体" w:hAnsi="宋体" w:cs="宋体"/>
+                <w:rFonts w:ascii="宋体" w:hAnsi="宋体" w:eastAsia="宋体" w:cs="宋体"/>
                 <w:spacing w:val="7"/>
                 <w:sz w:val="20"/>
                 <w:szCs w:val="20"/>
@@ -952,7 +974,7 @@
               <w:spacing w:before="172" w:line="228" w:lineRule="auto"/>
               <w:ind w:left="313"/>
               <w:rPr>
-                <w:rFonts w:ascii="宋体" w:eastAsia="宋体" w:hAnsi="宋体" w:cs="宋体" w:hint="default"/>
+                <w:rFonts w:hint="default" w:ascii="宋体" w:hAnsi="宋体" w:eastAsia="宋体" w:cs="宋体"/>
                 <w:sz w:val="20"/>
                 <w:szCs w:val="20"/>
                 <w:lang w:val="en-US" w:eastAsia="zh-CN"/>
@@ -960,7 +982,7 @@
             </w:pPr>
             <w:r>
               <w:rPr>
-                <w:rFonts w:ascii="宋体" w:hAnsi="宋体" w:cs="宋体" w:hint="eastAsia"/>
+                <w:rFonts w:hint="eastAsia" w:ascii="宋体" w:hAnsi="宋体" w:cs="宋体"/>
                 <w:sz w:val="20"/>
                 <w:szCs w:val="20"/>
                 <w:lang w:val="en-US" w:eastAsia="zh-CN"/>
@@ -985,7 +1007,7 @@
               <w:spacing w:before="172" w:line="228" w:lineRule="auto"/>
               <w:ind w:left="313"/>
               <w:rPr>
-                <w:rFonts w:ascii="宋体" w:eastAsia="宋体" w:hAnsi="宋体" w:cs="宋体" w:hint="eastAsia"/>
+                <w:rFonts w:hint="eastAsia" w:ascii="宋体" w:hAnsi="宋体" w:eastAsia="宋体" w:cs="宋体"/>
                 <w:spacing w:val="5"/>
                 <w:sz w:val="20"/>
                 <w:szCs w:val="20"/>
@@ -1016,14 +1038,14 @@
               <w:spacing w:before="173" w:line="229" w:lineRule="auto"/>
               <w:ind w:left="314"/>
               <w:rPr>
-                <w:rFonts w:ascii="宋体" w:eastAsia="宋体" w:hAnsi="宋体" w:cs="宋体"/>
+                <w:rFonts w:ascii="宋体" w:hAnsi="宋体" w:eastAsia="宋体" w:cs="宋体"/>
                 <w:sz w:val="20"/>
                 <w:szCs w:val="20"/>
               </w:rPr>
             </w:pPr>
             <w:r>
               <w:rPr>
-                <w:rFonts w:ascii="宋体" w:eastAsia="宋体" w:hAnsi="宋体" w:cs="宋体" w:hint="eastAsia"/>
+                <w:rFonts w:hint="eastAsia" w:ascii="宋体" w:hAnsi="宋体" w:eastAsia="宋体" w:cs="宋体"/>
                 <w:spacing w:val="6"/>
                 <w:sz w:val="20"/>
                 <w:szCs w:val="20"/>
@@ -1036,9 +1058,14 @@
       </w:tr>
       <w:tr>
         <w:tblPrEx>
-          <w:tblW w:w="8301" w:type="dxa"/>
-          <w:tblInd w:w="2" w:type="dxa"/>
-          <w:tblLayout w:type="fixed"/>
+          <w:tblBorders>
+            <w:top w:val="single" w:color="000000" w:sz="2" w:space="0"/>
+            <w:left w:val="single" w:color="000000" w:sz="2" w:space="0"/>
+            <w:bottom w:val="single" w:color="000000" w:sz="2" w:space="0"/>
+            <w:right w:val="single" w:color="000000" w:sz="2" w:space="0"/>
+            <w:insideH w:val="single" w:color="000000" w:sz="2" w:space="0"/>
+            <w:insideV w:val="single" w:color="000000" w:sz="2" w:space="0"/>
+          </w:tblBorders>
           <w:tblCellMar>
             <w:top w:w="0" w:type="dxa"/>
             <w:left w:w="0" w:type="dxa"/>
@@ -1047,7 +1074,7 @@
           </w:tblCellMar>
         </w:tblPrEx>
         <w:trPr>
-          <w:trHeight w:val="556"/>
+          <w:trHeight w:val="556" w:hRule="atLeast"/>
         </w:trPr>
         <w:tc>
           <w:tcPr>
@@ -1055,7 +1082,7 @@
           </w:tcPr>
           <w:p>
             <w:pPr>
-              <w:pStyle w:val="TableText"/>
+              <w:pStyle w:val="27"/>
               <w:keepNext w:val="0"/>
               <w:keepLines w:val="0"/>
               <w:pageBreakBefore w:val="0"/>
@@ -1072,7 +1099,7 @@
           </w:tcPr>
           <w:p>
             <w:pPr>
-              <w:pStyle w:val="TableText"/>
+              <w:pStyle w:val="27"/>
               <w:keepNext w:val="0"/>
               <w:keepLines w:val="0"/>
               <w:pageBreakBefore w:val="0"/>
@@ -1089,7 +1116,7 @@
           </w:tcPr>
           <w:p>
             <w:pPr>
-              <w:pStyle w:val="TableText"/>
+              <w:pStyle w:val="27"/>
               <w:keepNext w:val="0"/>
               <w:keepLines w:val="0"/>
               <w:pageBreakBefore w:val="0"/>
@@ -1142,7 +1169,7 @@
           </w:tcPr>
           <w:p>
             <w:pPr>
-              <w:pStyle w:val="TableText"/>
+              <w:pStyle w:val="27"/>
               <w:keepNext w:val="0"/>
               <w:keepLines w:val="0"/>
               <w:pageBreakBefore w:val="0"/>
@@ -1156,9 +1183,14 @@
       </w:tr>
       <w:tr>
         <w:tblPrEx>
-          <w:tblW w:w="8301" w:type="dxa"/>
-          <w:tblInd w:w="2" w:type="dxa"/>
-          <w:tblLayout w:type="fixed"/>
+          <w:tblBorders>
+            <w:top w:val="single" w:color="000000" w:sz="2" w:space="0"/>
+            <w:left w:val="single" w:color="000000" w:sz="2" w:space="0"/>
+            <w:bottom w:val="single" w:color="000000" w:sz="2" w:space="0"/>
+            <w:right w:val="single" w:color="000000" w:sz="2" w:space="0"/>
+            <w:insideH w:val="single" w:color="000000" w:sz="2" w:space="0"/>
+            <w:insideV w:val="single" w:color="000000" w:sz="2" w:space="0"/>
+          </w:tblBorders>
           <w:tblCellMar>
             <w:top w:w="0" w:type="dxa"/>
             <w:left w:w="0" w:type="dxa"/>
@@ -1167,7 +1199,7 @@
           </w:tblCellMar>
         </w:tblPrEx>
         <w:trPr>
-          <w:trHeight w:val="556"/>
+          <w:trHeight w:val="556" w:hRule="atLeast"/>
         </w:trPr>
         <w:tc>
           <w:tcPr>
@@ -1175,7 +1207,7 @@
           </w:tcPr>
           <w:p>
             <w:pPr>
-              <w:pStyle w:val="TableText"/>
+              <w:pStyle w:val="27"/>
               <w:keepNext w:val="0"/>
               <w:keepLines w:val="0"/>
               <w:pageBreakBefore w:val="0"/>
@@ -1192,7 +1224,7 @@
           </w:tcPr>
           <w:p>
             <w:pPr>
-              <w:pStyle w:val="TableText"/>
+              <w:pStyle w:val="27"/>
               <w:keepNext w:val="0"/>
               <w:keepLines w:val="0"/>
               <w:pageBreakBefore w:val="0"/>
@@ -1209,7 +1241,7 @@
           </w:tcPr>
           <w:p>
             <w:pPr>
-              <w:pStyle w:val="TableText"/>
+              <w:pStyle w:val="27"/>
               <w:keepNext w:val="0"/>
               <w:keepLines w:val="0"/>
               <w:pageBreakBefore w:val="0"/>
@@ -1262,7 +1294,7 @@
           </w:tcPr>
           <w:p>
             <w:pPr>
-              <w:pStyle w:val="TableText"/>
+              <w:pStyle w:val="27"/>
               <w:keepNext w:val="0"/>
               <w:keepLines w:val="0"/>
               <w:pageBreakBefore w:val="0"/>
@@ -1276,9 +1308,14 @@
       </w:tr>
       <w:tr>
         <w:tblPrEx>
-          <w:tblW w:w="8301" w:type="dxa"/>
-          <w:tblInd w:w="2" w:type="dxa"/>
-          <w:tblLayout w:type="fixed"/>
+          <w:tblBorders>
+            <w:top w:val="single" w:color="000000" w:sz="2" w:space="0"/>
+            <w:left w:val="single" w:color="000000" w:sz="2" w:space="0"/>
+            <w:bottom w:val="single" w:color="000000" w:sz="2" w:space="0"/>
+            <w:right w:val="single" w:color="000000" w:sz="2" w:space="0"/>
+            <w:insideH w:val="single" w:color="000000" w:sz="2" w:space="0"/>
+            <w:insideV w:val="single" w:color="000000" w:sz="2" w:space="0"/>
+          </w:tblBorders>
           <w:tblCellMar>
             <w:top w:w="0" w:type="dxa"/>
             <w:left w:w="0" w:type="dxa"/>
@@ -1287,7 +1324,7 @@
           </w:tblCellMar>
         </w:tblPrEx>
         <w:trPr>
-          <w:trHeight w:val="557"/>
+          <w:trHeight w:val="557" w:hRule="atLeast"/>
         </w:trPr>
         <w:tc>
           <w:tcPr>
@@ -1295,7 +1332,7 @@
           </w:tcPr>
           <w:p>
             <w:pPr>
-              <w:pStyle w:val="TableText"/>
+              <w:pStyle w:val="27"/>
               <w:keepNext w:val="0"/>
               <w:keepLines w:val="0"/>
               <w:pageBreakBefore w:val="0"/>
@@ -1312,7 +1349,7 @@
           </w:tcPr>
           <w:p>
             <w:pPr>
-              <w:pStyle w:val="TableText"/>
+              <w:pStyle w:val="27"/>
               <w:keepNext w:val="0"/>
               <w:keepLines w:val="0"/>
               <w:pageBreakBefore w:val="0"/>
@@ -1329,7 +1366,7 @@
           </w:tcPr>
           <w:p>
             <w:pPr>
-              <w:pStyle w:val="TableText"/>
+              <w:pStyle w:val="27"/>
               <w:keepNext w:val="0"/>
               <w:keepLines w:val="0"/>
               <w:pageBreakBefore w:val="0"/>
@@ -1346,7 +1383,7 @@
           </w:tcPr>
           <w:p>
             <w:pPr>
-              <w:pStyle w:val="TableText"/>
+              <w:pStyle w:val="27"/>
               <w:keepNext w:val="0"/>
               <w:keepLines w:val="0"/>
               <w:pageBreakBefore w:val="0"/>
@@ -1363,7 +1400,7 @@
           </w:tcPr>
           <w:p>
             <w:pPr>
-              <w:pStyle w:val="TableText"/>
+              <w:pStyle w:val="27"/>
               <w:keepNext w:val="0"/>
               <w:keepLines w:val="0"/>
               <w:pageBreakBefore w:val="0"/>
@@ -1380,7 +1417,7 @@
           </w:tcPr>
           <w:p>
             <w:pPr>
-              <w:pStyle w:val="TableText"/>
+              <w:pStyle w:val="27"/>
               <w:keepNext w:val="0"/>
               <w:keepLines w:val="0"/>
               <w:pageBreakBefore w:val="0"/>
@@ -1394,9 +1431,14 @@
       </w:tr>
       <w:tr>
         <w:tblPrEx>
-          <w:tblW w:w="8301" w:type="dxa"/>
-          <w:tblInd w:w="2" w:type="dxa"/>
-          <w:tblLayout w:type="fixed"/>
+          <w:tblBorders>
+            <w:top w:val="single" w:color="000000" w:sz="2" w:space="0"/>
+            <w:left w:val="single" w:color="000000" w:sz="2" w:space="0"/>
+            <w:bottom w:val="single" w:color="000000" w:sz="2" w:space="0"/>
+            <w:right w:val="single" w:color="000000" w:sz="2" w:space="0"/>
+            <w:insideH w:val="single" w:color="000000" w:sz="2" w:space="0"/>
+            <w:insideV w:val="single" w:color="000000" w:sz="2" w:space="0"/>
+          </w:tblBorders>
           <w:tblCellMar>
             <w:top w:w="0" w:type="dxa"/>
             <w:left w:w="0" w:type="dxa"/>
@@ -1405,7 +1447,7 @@
           </w:tblCellMar>
         </w:tblPrEx>
         <w:trPr>
-          <w:trHeight w:val="556"/>
+          <w:trHeight w:val="556" w:hRule="atLeast"/>
         </w:trPr>
         <w:tc>
           <w:tcPr>
@@ -1413,7 +1455,7 @@
           </w:tcPr>
           <w:p>
             <w:pPr>
-              <w:pStyle w:val="TableText"/>
+              <w:pStyle w:val="27"/>
               <w:keepNext w:val="0"/>
               <w:keepLines w:val="0"/>
               <w:pageBreakBefore w:val="0"/>
@@ -1430,7 +1472,7 @@
           </w:tcPr>
           <w:p>
             <w:pPr>
-              <w:pStyle w:val="TableText"/>
+              <w:pStyle w:val="27"/>
               <w:keepNext w:val="0"/>
               <w:keepLines w:val="0"/>
               <w:pageBreakBefore w:val="0"/>
@@ -1447,7 +1489,7 @@
           </w:tcPr>
           <w:p>
             <w:pPr>
-              <w:pStyle w:val="TableText"/>
+              <w:pStyle w:val="27"/>
               <w:keepNext w:val="0"/>
               <w:keepLines w:val="0"/>
               <w:pageBreakBefore w:val="0"/>
@@ -1464,7 +1506,7 @@
           </w:tcPr>
           <w:p>
             <w:pPr>
-              <w:pStyle w:val="TableText"/>
+              <w:pStyle w:val="27"/>
               <w:keepNext w:val="0"/>
               <w:keepLines w:val="0"/>
               <w:pageBreakBefore w:val="0"/>
@@ -1481,7 +1523,7 @@
           </w:tcPr>
           <w:p>
             <w:pPr>
-              <w:pStyle w:val="TableText"/>
+              <w:pStyle w:val="27"/>
               <w:keepNext w:val="0"/>
               <w:keepLines w:val="0"/>
               <w:pageBreakBefore w:val="0"/>
@@ -1498,7 +1540,7 @@
           </w:tcPr>
           <w:p>
             <w:pPr>
-              <w:pStyle w:val="TableText"/>
+              <w:pStyle w:val="27"/>
               <w:keepNext w:val="0"/>
               <w:keepLines w:val="0"/>
               <w:pageBreakBefore w:val="0"/>
@@ -1512,18 +1554,17 @@
       </w:tr>
       <w:tr>
         <w:tblPrEx>
-          <w:tblW w:w="8301" w:type="dxa"/>
-          <w:tblInd w:w="2" w:type="dxa"/>
-          <w:tblLayout w:type="fixed"/>
-          <w:tblCellMar>
-            <w:top w:w="0" w:type="dxa"/>
-            <w:left w:w="0" w:type="dxa"/>
-            <w:bottom w:w="0" w:type="dxa"/>
-            <w:right w:w="0" w:type="dxa"/>
-          </w:tblCellMar>
+          <w:tblBorders>
+            <w:top w:val="single" w:color="000000" w:sz="2" w:space="0"/>
+            <w:left w:val="single" w:color="000000" w:sz="2" w:space="0"/>
+            <w:bottom w:val="single" w:color="000000" w:sz="2" w:space="0"/>
+            <w:right w:val="single" w:color="000000" w:sz="2" w:space="0"/>
+            <w:insideH w:val="single" w:color="000000" w:sz="2" w:space="0"/>
+            <w:insideV w:val="single" w:color="000000" w:sz="2" w:space="0"/>
+          </w:tblBorders>
         </w:tblPrEx>
         <w:trPr>
-          <w:trHeight w:val="561"/>
+          <w:trHeight w:val="561" w:hRule="atLeast"/>
         </w:trPr>
         <w:tc>
           <w:tcPr>
@@ -1531,7 +1572,7 @@
           </w:tcPr>
           <w:p>
             <w:pPr>
-              <w:pStyle w:val="TableText"/>
+              <w:pStyle w:val="27"/>
               <w:keepNext w:val="0"/>
               <w:keepLines w:val="0"/>
               <w:pageBreakBefore w:val="0"/>
@@ -1548,7 +1589,7 @@
           </w:tcPr>
           <w:p>
             <w:pPr>
-              <w:pStyle w:val="TableText"/>
+              <w:pStyle w:val="27"/>
               <w:keepNext w:val="0"/>
               <w:keepLines w:val="0"/>
               <w:pageBreakBefore w:val="0"/>
@@ -1565,7 +1606,7 @@
           </w:tcPr>
           <w:p>
             <w:pPr>
-              <w:pStyle w:val="TableText"/>
+              <w:pStyle w:val="27"/>
               <w:keepNext w:val="0"/>
               <w:keepLines w:val="0"/>
               <w:pageBreakBefore w:val="0"/>
@@ -1582,7 +1623,7 @@
           </w:tcPr>
           <w:p>
             <w:pPr>
-              <w:pStyle w:val="TableText"/>
+              <w:pStyle w:val="27"/>
               <w:keepNext w:val="0"/>
               <w:keepLines w:val="0"/>
               <w:pageBreakBefore w:val="0"/>
@@ -1599,7 +1640,7 @@
           </w:tcPr>
           <w:p>
             <w:pPr>
-              <w:pStyle w:val="TableText"/>
+              <w:pStyle w:val="27"/>
               <w:keepNext w:val="0"/>
               <w:keepLines w:val="0"/>
               <w:pageBreakBefore w:val="0"/>
@@ -1616,7 +1657,7 @@
           </w:tcPr>
           <w:p>
             <w:pPr>
-              <w:pStyle w:val="TableText"/>
+              <w:pStyle w:val="27"/>
               <w:keepNext w:val="0"/>
               <w:keepLines w:val="0"/>
               <w:pageBreakBefore w:val="0"/>
@@ -1646,7 +1687,7 @@
     <w:sdt>
       <w:sdtPr>
         <w:rPr>
-          <w:rFonts w:ascii="宋体" w:eastAsia="宋体" w:hAnsi="宋体" w:cs="Arial"/>
+          <w:rFonts w:ascii="宋体" w:hAnsi="宋体" w:eastAsia="宋体" w:cs="Arial"/>
           <w:snapToGrid w:val="0"/>
           <w:color w:val="000000"/>
           <w:kern w:val="0"/>
@@ -1662,7 +1703,7 @@
       </w:sdtPr>
       <w:sdtEndPr>
         <w:rPr>
-          <w:rFonts w:ascii="宋体" w:eastAsia="宋体" w:hAnsi="宋体" w:cs="Arial"/>
+          <w:rFonts w:ascii="宋体" w:hAnsi="宋体" w:eastAsia="宋体" w:cs="Arial"/>
           <w:snapToGrid w:val="0"/>
           <w:color w:val="000000"/>
           <w:kern w:val="0"/>
@@ -1682,12 +1723,12 @@
             <w:overflowPunct/>
             <w:bidi w:val="0"/>
             <w:spacing w:before="0" w:beforeLines="0" w:after="0" w:afterLines="0" w:line="240" w:lineRule="auto"/>
-            <w:ind w:left="0" w:right="0" w:firstLine="0" w:leftChars="0" w:rightChars="0" w:firstLineChars="0"/>
+            <w:ind w:left="0" w:leftChars="0" w:right="0" w:rightChars="0" w:firstLine="0" w:firstLineChars="0"/>
             <w:jc w:val="center"/>
           </w:pPr>
           <w:r>
             <w:rPr>
-              <w:rFonts w:ascii="宋体" w:eastAsia="宋体" w:hAnsi="宋体"/>
+              <w:rFonts w:ascii="宋体" w:hAnsi="宋体" w:eastAsia="宋体"/>
               <w:sz w:val="21"/>
             </w:rPr>
             <w:t>目录</w:t>
@@ -1695,7 +1736,7 @@
         </w:p>
         <w:p>
           <w:pPr>
-            <w:pStyle w:val="TOC1"/>
+            <w:pStyle w:val="16"/>
             <w:tabs>
               <w:tab w:val="right" w:leader="dot" w:pos="8306"/>
             </w:tabs>
@@ -1749,7 +1790,7 @@
         </w:p>
         <w:p>
           <w:pPr>
-            <w:pStyle w:val="TOC1"/>
+            <w:pStyle w:val="16"/>
             <w:tabs>
               <w:tab w:val="right" w:leader="dot" w:pos="8306"/>
             </w:tabs>
@@ -1794,7 +1835,7 @@
         </w:p>
         <w:p>
           <w:pPr>
-            <w:pStyle w:val="TOC1"/>
+            <w:pStyle w:val="16"/>
             <w:tabs>
               <w:tab w:val="right" w:leader="dot" w:pos="8306"/>
             </w:tabs>
@@ -1841,7 +1882,7 @@
         </w:p>
         <w:p>
           <w:pPr>
-            <w:pStyle w:val="TOC1"/>
+            <w:pStyle w:val="16"/>
             <w:tabs>
               <w:tab w:val="right" w:leader="dot" w:pos="8306"/>
             </w:tabs>
@@ -1893,7 +1934,7 @@
         </w:p>
         <w:p>
           <w:pPr>
-            <w:pStyle w:val="TOC1"/>
+            <w:pStyle w:val="16"/>
             <w:tabs>
               <w:tab w:val="right" w:leader="dot" w:pos="8306"/>
             </w:tabs>
@@ -1947,7 +1988,7 @@
         </w:p>
         <w:p>
           <w:pPr>
-            <w:pStyle w:val="TOC1"/>
+            <w:pStyle w:val="16"/>
             <w:tabs>
               <w:tab w:val="right" w:leader="dot" w:pos="8306"/>
             </w:tabs>
@@ -1999,7 +2040,7 @@
         </w:p>
         <w:p>
           <w:pPr>
-            <w:pStyle w:val="TOC2"/>
+            <w:pStyle w:val="17"/>
             <w:tabs>
               <w:tab w:val="right" w:leader="dot" w:pos="8306"/>
             </w:tabs>
@@ -2051,7 +2092,7 @@
         </w:p>
         <w:p>
           <w:pPr>
-            <w:pStyle w:val="TOC2"/>
+            <w:pStyle w:val="17"/>
             <w:tabs>
               <w:tab w:val="right" w:leader="dot" w:pos="8306"/>
             </w:tabs>
@@ -2098,7 +2139,7 @@
         </w:p>
         <w:p>
           <w:pPr>
-            <w:pStyle w:val="TOC1"/>
+            <w:pStyle w:val="16"/>
             <w:tabs>
               <w:tab w:val="right" w:leader="dot" w:pos="8306"/>
             </w:tabs>
@@ -2150,7 +2191,7 @@
         </w:p>
         <w:p>
           <w:pPr>
-            <w:pStyle w:val="TOC2"/>
+            <w:pStyle w:val="17"/>
             <w:tabs>
               <w:tab w:val="right" w:leader="dot" w:pos="8306"/>
             </w:tabs>
@@ -2202,7 +2243,7 @@
         </w:p>
         <w:p>
           <w:pPr>
-            <w:pStyle w:val="TOC2"/>
+            <w:pStyle w:val="17"/>
             <w:tabs>
               <w:tab w:val="right" w:leader="dot" w:pos="8306"/>
             </w:tabs>
@@ -2247,7 +2288,7 @@
         </w:p>
         <w:p>
           <w:pPr>
-            <w:pStyle w:val="TOC2"/>
+            <w:pStyle w:val="17"/>
             <w:tabs>
               <w:tab w:val="right" w:leader="dot" w:pos="8306"/>
             </w:tabs>
@@ -2292,7 +2333,7 @@
         </w:p>
         <w:p>
           <w:pPr>
-            <w:pStyle w:val="TOC1"/>
+            <w:pStyle w:val="16"/>
             <w:tabs>
               <w:tab w:val="right" w:leader="dot" w:pos="8306"/>
             </w:tabs>
@@ -2308,7 +2349,7 @@
           </w:r>
           <w:r>
             <w:rPr>
-              <w:rFonts w:eastAsia="宋体" w:hint="default"/>
+              <w:rFonts w:hint="default" w:eastAsia="宋体"/>
               <w:lang w:val="en-US" w:eastAsia="zh-CN"/>
             </w:rPr>
             <w:t xml:space="preserve">6. </w:t>
@@ -2344,7 +2385,7 @@
         </w:p>
         <w:p>
           <w:pPr>
-            <w:pStyle w:val="TOC2"/>
+            <w:pStyle w:val="17"/>
             <w:tabs>
               <w:tab w:val="right" w:leader="dot" w:pos="8306"/>
             </w:tabs>
@@ -2396,7 +2437,7 @@
         </w:p>
         <w:p>
           <w:pPr>
-            <w:pStyle w:val="TOC2"/>
+            <w:pStyle w:val="17"/>
             <w:tabs>
               <w:tab w:val="right" w:leader="dot" w:pos="8306"/>
             </w:tabs>
@@ -2448,7 +2489,7 @@
         </w:p>
         <w:p>
           <w:pPr>
-            <w:pStyle w:val="TOC2"/>
+            <w:pStyle w:val="17"/>
             <w:tabs>
               <w:tab w:val="right" w:leader="dot" w:pos="8306"/>
             </w:tabs>
@@ -2500,7 +2541,7 @@
         </w:p>
         <w:p>
           <w:pPr>
-            <w:pStyle w:val="TOC2"/>
+            <w:pStyle w:val="17"/>
             <w:tabs>
               <w:tab w:val="right" w:leader="dot" w:pos="8306"/>
             </w:tabs>
@@ -2552,7 +2593,7 @@
         </w:p>
         <w:p>
           <w:pPr>
-            <w:pStyle w:val="TOC2"/>
+            <w:pStyle w:val="17"/>
             <w:tabs>
               <w:tab w:val="right" w:leader="dot" w:pos="8306"/>
             </w:tabs>
@@ -2604,7 +2645,7 @@
         </w:p>
         <w:p>
           <w:pPr>
-            <w:pStyle w:val="TOC1"/>
+            <w:pStyle w:val="16"/>
             <w:tabs>
               <w:tab w:val="right" w:leader="dot" w:pos="8306"/>
             </w:tabs>
@@ -2656,7 +2697,7 @@
         </w:p>
         <w:p>
           <w:pPr>
-            <w:pStyle w:val="TOC1"/>
+            <w:pStyle w:val="16"/>
             <w:tabs>
               <w:tab w:val="right" w:leader="dot" w:pos="8306"/>
             </w:tabs>
@@ -2708,7 +2749,7 @@
         </w:p>
         <w:p>
           <w:pPr>
-            <w:pStyle w:val="TOC1"/>
+            <w:pStyle w:val="16"/>
             <w:tabs>
               <w:tab w:val="right" w:leader="dot" w:pos="8306"/>
             </w:tabs>
@@ -2801,7 +2842,7 @@
     </w:p>
     <w:p>
       <w:pPr>
-        <w:pStyle w:val="1"/>
+        <w:pStyle w:val="28"/>
         <w:keepNext w:val="0"/>
         <w:keepLines w:val="0"/>
         <w:pageBreakBefore w:val="0"/>
@@ -2830,13 +2871,13 @@
         <w:spacing w:before="264" w:line="362" w:lineRule="auto"/>
         <w:ind w:left="23" w:right="213" w:firstLine="360"/>
         <w:rPr>
-          <w:rFonts w:eastAsia="宋体" w:hint="eastAsia"/>
-          <w:lang w:val="en-US" w:eastAsia="zh-CN"/>
-        </w:rPr>
-      </w:pPr>
-      <w:r>
-        <w:rPr>
-          <w:rFonts w:ascii="宋体" w:eastAsia="宋体" w:hAnsi="宋体" w:cs="宋体"/>
+          <w:rFonts w:hint="eastAsia" w:eastAsia="宋体"/>
+          <w:lang w:val="en-US" w:eastAsia="zh-CN"/>
+        </w:rPr>
+      </w:pPr>
+      <w:r>
+        <w:rPr>
+          <w:rFonts w:ascii="宋体" w:hAnsi="宋体" w:eastAsia="宋体" w:cs="宋体"/>
           <w:sz w:val="24"/>
           <w:szCs w:val="24"/>
         </w:rPr>
@@ -2844,7 +2885,7 @@
       </w:r>
       <w:r>
         <w:rPr>
-          <w:rFonts w:ascii="宋体" w:eastAsia="宋体" w:hAnsi="宋体" w:cs="宋体"/>
+          <w:rFonts w:ascii="宋体" w:hAnsi="宋体" w:eastAsia="宋体" w:cs="宋体"/>
           <w:spacing w:val="-2"/>
           <w:sz w:val="24"/>
           <w:szCs w:val="24"/>
@@ -2854,7 +2895,7 @@
     </w:p>
     <w:p>
       <w:pPr>
-        <w:pStyle w:val="1"/>
+        <w:pStyle w:val="28"/>
         <w:keepNext w:val="0"/>
         <w:keepLines w:val="0"/>
         <w:pageBreakBefore w:val="0"/>
@@ -2868,8 +2909,8 @@
         </w:rPr>
       </w:pPr>
       <w:bookmarkStart w:id="6" w:name="_Toc28579"/>
-      <w:bookmarkStart w:id="7" w:name="_Toc26608"/>
-      <w:bookmarkStart w:id="8" w:name="_Toc14615"/>
+      <w:bookmarkStart w:id="7" w:name="_Toc14615"/>
+      <w:bookmarkStart w:id="8" w:name="_Toc26608"/>
       <w:r>
         <w:rPr>
           <w:rFonts w:hint="eastAsia"/>
@@ -2883,7 +2924,7 @@
     </w:p>
     <w:p>
       <w:pPr>
-        <w:pStyle w:val="a1"/>
+        <w:pStyle w:val="29"/>
         <w:keepNext w:val="0"/>
         <w:keepLines w:val="0"/>
         <w:pageBreakBefore w:val="0"/>
@@ -2905,7 +2946,7 @@
     </w:p>
     <w:p>
       <w:pPr>
-        <w:pStyle w:val="1"/>
+        <w:pStyle w:val="28"/>
         <w:keepNext w:val="0"/>
         <w:keepLines w:val="0"/>
         <w:pageBreakBefore w:val="0"/>
@@ -2931,7 +2972,7 @@
     </w:p>
     <w:p>
       <w:pPr>
-        <w:pStyle w:val="a1"/>
+        <w:pStyle w:val="29"/>
         <w:keepNext w:val="0"/>
         <w:keepLines w:val="0"/>
         <w:pageBreakBefore w:val="0"/>
@@ -2940,13 +2981,13 @@
         <w:overflowPunct/>
         <w:bidi w:val="0"/>
         <w:rPr>
-          <w:rFonts w:eastAsia="宋体" w:hint="eastAsia"/>
-          <w:lang w:val="en-US" w:eastAsia="zh-CN"/>
-        </w:rPr>
-      </w:pPr>
-      <w:r>
-        <w:rPr>
-          <w:rFonts w:ascii="宋体" w:eastAsia="宋体" w:hAnsi="宋体" w:cs="宋体"/>
+          <w:rFonts w:hint="eastAsia" w:eastAsia="宋体"/>
+          <w:lang w:val="en-US" w:eastAsia="zh-CN"/>
+        </w:rPr>
+      </w:pPr>
+      <w:r>
+        <w:rPr>
+          <w:rFonts w:ascii="宋体" w:hAnsi="宋体" w:eastAsia="宋体" w:cs="宋体"/>
           <w:spacing w:val="-2"/>
           <w:sz w:val="24"/>
           <w:szCs w:val="24"/>
@@ -2955,7 +2996,7 @@
       </w:r>
       <w:r>
         <w:rPr>
-          <w:rFonts w:ascii="宋体" w:hAnsi="宋体" w:cs="宋体" w:hint="eastAsia"/>
+          <w:rFonts w:hint="eastAsia" w:ascii="宋体" w:hAnsi="宋体" w:cs="宋体"/>
           <w:spacing w:val="-2"/>
           <w:sz w:val="24"/>
           <w:szCs w:val="24"/>
@@ -2966,7 +3007,7 @@
     </w:p>
     <w:p>
       <w:pPr>
-        <w:pStyle w:val="1"/>
+        <w:pStyle w:val="28"/>
         <w:keepNext w:val="0"/>
         <w:keepLines w:val="0"/>
         <w:pageBreakBefore w:val="0"/>
@@ -2993,7 +3034,7 @@
     </w:p>
     <w:p>
       <w:pPr>
-        <w:pStyle w:val="2"/>
+        <w:pStyle w:val="30"/>
         <w:keepNext w:val="0"/>
         <w:keepLines w:val="0"/>
         <w:pageBreakBefore w:val="0"/>
@@ -3036,17 +3077,17 @@
         <w:adjustRightInd w:val="0"/>
         <w:snapToGrid w:val="0"/>
         <w:spacing w:line="360" w:lineRule="auto"/>
-        <w:ind w:left="425" w:hanging="425" w:leftChars="0" w:firstLineChars="0"/>
+        <w:ind w:left="425" w:leftChars="0" w:hanging="425" w:firstLineChars="0"/>
         <w:textAlignment w:val="baseline"/>
         <w:rPr>
-          <w:rFonts w:ascii="宋体" w:eastAsia="宋体" w:hAnsi="宋体" w:cs="宋体"/>
+          <w:rFonts w:ascii="宋体" w:hAnsi="宋体" w:eastAsia="宋体" w:cs="宋体"/>
           <w:sz w:val="24"/>
           <w:szCs w:val="24"/>
         </w:rPr>
       </w:pPr>
       <w:r>
         <w:rPr>
-          <w:rFonts w:ascii="宋体" w:eastAsia="宋体" w:hAnsi="宋体" w:cs="宋体"/>
+          <w:rFonts w:ascii="宋体" w:hAnsi="宋体" w:eastAsia="宋体" w:cs="宋体"/>
           <w:spacing w:val="-1"/>
           <w:sz w:val="24"/>
           <w:szCs w:val="24"/>
@@ -3074,17 +3115,17 @@
         <w:adjustRightInd w:val="0"/>
         <w:snapToGrid w:val="0"/>
         <w:spacing w:line="360" w:lineRule="auto"/>
-        <w:ind w:left="425" w:hanging="425" w:leftChars="0" w:firstLineChars="0"/>
+        <w:ind w:left="425" w:leftChars="0" w:hanging="425" w:firstLineChars="0"/>
         <w:textAlignment w:val="baseline"/>
         <w:rPr>
-          <w:rFonts w:ascii="宋体" w:eastAsia="宋体" w:hAnsi="宋体" w:cs="宋体"/>
+          <w:rFonts w:ascii="宋体" w:hAnsi="宋体" w:eastAsia="宋体" w:cs="宋体"/>
           <w:sz w:val="24"/>
           <w:szCs w:val="24"/>
         </w:rPr>
       </w:pPr>
       <w:r>
         <w:rPr>
-          <w:rFonts w:ascii="宋体" w:eastAsia="宋体" w:hAnsi="宋体" w:cs="宋体"/>
+          <w:rFonts w:ascii="宋体" w:hAnsi="宋体" w:eastAsia="宋体" w:cs="宋体"/>
           <w:spacing w:val="-1"/>
           <w:sz w:val="24"/>
           <w:szCs w:val="24"/>
@@ -3094,7 +3135,7 @@
     </w:p>
     <w:p>
       <w:pPr>
-        <w:pStyle w:val="2"/>
+        <w:pStyle w:val="30"/>
         <w:keepNext w:val="0"/>
         <w:keepLines w:val="0"/>
         <w:pageBreakBefore w:val="0"/>
@@ -3131,17 +3172,17 @@
         <w:adjustRightInd w:val="0"/>
         <w:snapToGrid w:val="0"/>
         <w:spacing w:line="360" w:lineRule="auto"/>
-        <w:ind w:left="425" w:hanging="425" w:leftChars="0" w:firstLineChars="0"/>
+        <w:ind w:left="425" w:leftChars="0" w:hanging="425" w:firstLineChars="0"/>
         <w:textAlignment w:val="baseline"/>
         <w:rPr>
-          <w:rFonts w:ascii="宋体" w:eastAsia="宋体" w:hAnsi="宋体" w:cs="宋体"/>
+          <w:rFonts w:ascii="宋体" w:hAnsi="宋体" w:eastAsia="宋体" w:cs="宋体"/>
           <w:sz w:val="24"/>
           <w:szCs w:val="24"/>
         </w:rPr>
       </w:pPr>
       <w:r>
         <w:rPr>
-          <w:rFonts w:ascii="宋体" w:eastAsia="宋体" w:hAnsi="宋体" w:cs="宋体"/>
+          <w:rFonts w:ascii="宋体" w:hAnsi="宋体" w:eastAsia="宋体" w:cs="宋体"/>
           <w:spacing w:val="-1"/>
           <w:sz w:val="24"/>
           <w:szCs w:val="24"/>
@@ -3169,17 +3210,17 @@
         <w:adjustRightInd w:val="0"/>
         <w:snapToGrid w:val="0"/>
         <w:spacing w:line="360" w:lineRule="auto"/>
-        <w:ind w:left="425" w:hanging="425" w:leftChars="0" w:firstLineChars="0"/>
+        <w:ind w:left="425" w:leftChars="0" w:hanging="425" w:firstLineChars="0"/>
         <w:textAlignment w:val="baseline"/>
         <w:rPr>
-          <w:rFonts w:ascii="宋体" w:eastAsia="宋体" w:hAnsi="宋体" w:cs="宋体"/>
+          <w:rFonts w:ascii="宋体" w:hAnsi="宋体" w:eastAsia="宋体" w:cs="宋体"/>
           <w:sz w:val="24"/>
           <w:szCs w:val="24"/>
         </w:rPr>
       </w:pPr>
       <w:r>
         <w:rPr>
-          <w:rFonts w:ascii="宋体" w:eastAsia="宋体" w:hAnsi="宋体" w:cs="宋体"/>
+          <w:rFonts w:ascii="宋体" w:hAnsi="宋体" w:eastAsia="宋体" w:cs="宋体"/>
           <w:spacing w:val="-1"/>
           <w:sz w:val="24"/>
           <w:szCs w:val="24"/>
@@ -3207,17 +3248,17 @@
         <w:adjustRightInd w:val="0"/>
         <w:snapToGrid w:val="0"/>
         <w:spacing w:line="360" w:lineRule="auto"/>
-        <w:ind w:left="425" w:hanging="425" w:leftChars="0" w:firstLineChars="0"/>
+        <w:ind w:left="425" w:leftChars="0" w:hanging="425" w:firstLineChars="0"/>
         <w:textAlignment w:val="baseline"/>
         <w:rPr>
-          <w:rFonts w:ascii="宋体" w:eastAsia="宋体" w:hAnsi="宋体" w:cs="宋体"/>
+          <w:rFonts w:ascii="宋体" w:hAnsi="宋体" w:eastAsia="宋体" w:cs="宋体"/>
           <w:sz w:val="24"/>
           <w:szCs w:val="24"/>
         </w:rPr>
       </w:pPr>
       <w:r>
         <w:rPr>
-          <w:rFonts w:ascii="宋体" w:eastAsia="宋体" w:hAnsi="宋体" w:cs="宋体"/>
+          <w:rFonts w:ascii="宋体" w:hAnsi="宋体" w:eastAsia="宋体" w:cs="宋体"/>
           <w:spacing w:val="-1"/>
           <w:sz w:val="24"/>
           <w:szCs w:val="24"/>
@@ -3245,17 +3286,17 @@
         <w:adjustRightInd w:val="0"/>
         <w:snapToGrid w:val="0"/>
         <w:spacing w:line="360" w:lineRule="auto"/>
-        <w:ind w:left="425" w:hanging="425" w:leftChars="0" w:firstLineChars="0"/>
+        <w:ind w:left="425" w:leftChars="0" w:hanging="425" w:firstLineChars="0"/>
         <w:textAlignment w:val="baseline"/>
         <w:rPr>
-          <w:rFonts w:ascii="宋体" w:eastAsia="宋体" w:hAnsi="宋体" w:cs="宋体"/>
+          <w:rFonts w:ascii="宋体" w:hAnsi="宋体" w:eastAsia="宋体" w:cs="宋体"/>
           <w:sz w:val="24"/>
           <w:szCs w:val="24"/>
         </w:rPr>
       </w:pPr>
       <w:r>
         <w:rPr>
-          <w:rFonts w:ascii="宋体" w:eastAsia="宋体" w:hAnsi="宋体" w:cs="宋体"/>
+          <w:rFonts w:ascii="宋体" w:hAnsi="宋体" w:eastAsia="宋体" w:cs="宋体"/>
           <w:spacing w:val="-1"/>
           <w:sz w:val="24"/>
           <w:szCs w:val="24"/>
@@ -3283,17 +3324,17 @@
         <w:adjustRightInd w:val="0"/>
         <w:snapToGrid w:val="0"/>
         <w:spacing w:line="360" w:lineRule="auto"/>
-        <w:ind w:left="425" w:hanging="425" w:leftChars="0" w:firstLineChars="0"/>
+        <w:ind w:left="425" w:leftChars="0" w:hanging="425" w:firstLineChars="0"/>
         <w:textAlignment w:val="baseline"/>
         <w:rPr>
-          <w:rFonts w:ascii="宋体" w:eastAsia="宋体" w:hAnsi="宋体" w:cs="宋体"/>
+          <w:rFonts w:ascii="宋体" w:hAnsi="宋体" w:eastAsia="宋体" w:cs="宋体"/>
           <w:sz w:val="24"/>
           <w:szCs w:val="24"/>
         </w:rPr>
       </w:pPr>
       <w:r>
         <w:rPr>
-          <w:rFonts w:ascii="宋体" w:eastAsia="宋体" w:hAnsi="宋体" w:cs="宋体"/>
+          <w:rFonts w:ascii="宋体" w:hAnsi="宋体" w:eastAsia="宋体" w:cs="宋体"/>
           <w:spacing w:val="-1"/>
           <w:sz w:val="24"/>
           <w:szCs w:val="24"/>
@@ -3303,7 +3344,7 @@
     </w:p>
     <w:p>
       <w:pPr>
-        <w:pStyle w:val="1"/>
+        <w:pStyle w:val="28"/>
         <w:keepNext w:val="0"/>
         <w:keepLines w:val="0"/>
         <w:pageBreakBefore w:val="0"/>
@@ -3319,11 +3360,11 @@
       <w:bookmarkStart w:id="16" w:name="bookmark3"/>
       <w:bookmarkEnd w:id="16"/>
       <w:bookmarkStart w:id="17" w:name="_Toc4093"/>
-      <w:bookmarkStart w:id="18" w:name="_Toc17424"/>
-      <w:bookmarkStart w:id="19" w:name="_Toc15244"/>
-      <w:r>
-        <w:rPr>
-          <w:rStyle w:val="1Char"/>
+      <w:bookmarkStart w:id="18" w:name="_Toc15244"/>
+      <w:bookmarkStart w:id="19" w:name="_Toc17424"/>
+      <w:r>
+        <w:rPr>
+          <w:rStyle w:val="38"/>
           <w:rFonts w:hint="eastAsia"/>
           <w:lang w:val="en-US" w:eastAsia="zh-CN"/>
         </w:rPr>
@@ -3333,7 +3374,7 @@
     </w:p>
     <w:p>
       <w:pPr>
-        <w:pStyle w:val="a1"/>
+        <w:pStyle w:val="29"/>
         <w:keepNext w:val="0"/>
         <w:keepLines w:val="0"/>
         <w:pageBreakBefore w:val="0"/>
@@ -3356,7 +3397,7 @@
     </w:p>
     <w:p>
       <w:pPr>
-        <w:pStyle w:val="2"/>
+        <w:pStyle w:val="30"/>
         <w:keepNext w:val="0"/>
         <w:keepLines w:val="0"/>
         <w:pageBreakBefore w:val="0"/>
@@ -3381,7 +3422,7 @@
     </w:p>
     <w:p>
       <w:pPr>
-        <w:pStyle w:val="a1"/>
+        <w:pStyle w:val="29"/>
         <w:keepNext w:val="0"/>
         <w:keepLines w:val="0"/>
         <w:pageBreakBefore w:val="0"/>
@@ -3404,7 +3445,7 @@
     </w:p>
     <w:p>
       <w:pPr>
-        <w:pStyle w:val="2"/>
+        <w:pStyle w:val="30"/>
         <w:bidi w:val="0"/>
         <w:rPr>
           <w:rFonts w:hint="default"/>
@@ -3423,7 +3464,7 @@
     </w:p>
     <w:p>
       <w:pPr>
-        <w:pStyle w:val="a1"/>
+        <w:pStyle w:val="29"/>
         <w:keepNext w:val="0"/>
         <w:keepLines w:val="0"/>
         <w:pageBreakBefore w:val="0"/>
@@ -3446,7 +3487,7 @@
     </w:p>
     <w:p>
       <w:pPr>
-        <w:pStyle w:val="2"/>
+        <w:pStyle w:val="30"/>
         <w:bidi w:val="0"/>
         <w:rPr>
           <w:rFonts w:hint="default"/>
@@ -3465,7 +3506,7 @@
     </w:p>
     <w:p>
       <w:pPr>
-        <w:pStyle w:val="a1"/>
+        <w:pStyle w:val="29"/>
         <w:keepNext w:val="0"/>
         <w:keepLines w:val="0"/>
         <w:pageBreakBefore w:val="0"/>
@@ -3488,7 +3529,7 @@
     </w:p>
     <w:p>
       <w:pPr>
-        <w:pStyle w:val="a1"/>
+        <w:pStyle w:val="29"/>
         <w:keepNext w:val="0"/>
         <w:keepLines w:val="0"/>
         <w:pageBreakBefore w:val="0"/>
@@ -3511,7 +3552,7 @@
     </w:p>
     <w:p>
       <w:pPr>
-        <w:pStyle w:val="1"/>
+        <w:pStyle w:val="28"/>
         <w:keepNext w:val="0"/>
         <w:keepLines w:val="0"/>
         <w:pageBreakBefore w:val="0"/>
@@ -3520,8 +3561,8 @@
         <w:overflowPunct/>
         <w:bidi w:val="0"/>
         <w:rPr>
-          <w:rStyle w:val="1Char"/>
-          <w:rFonts w:eastAsia="宋体" w:hint="default"/>
+          <w:rStyle w:val="38"/>
+          <w:rFonts w:hint="default" w:eastAsia="宋体"/>
           <w:lang w:val="en-US" w:eastAsia="zh-CN"/>
         </w:rPr>
       </w:pPr>
@@ -3539,7 +3580,7 @@
     </w:p>
     <w:p>
       <w:pPr>
-        <w:pStyle w:val="a1"/>
+        <w:pStyle w:val="29"/>
         <w:bidi w:val="0"/>
         <w:rPr>
           <w:rFonts w:hint="eastAsia"/>
@@ -3556,7 +3597,7 @@
     </w:p>
     <w:p>
       <w:pPr>
-        <w:pStyle w:val="a1"/>
+        <w:pStyle w:val="29"/>
         <w:keepNext w:val="0"/>
         <w:keepLines w:val="0"/>
         <w:pageBreakBefore w:val="0"/>
@@ -3671,7 +3712,7 @@
     </w:p>
     <w:p>
       <w:pPr>
-        <w:pStyle w:val="a1"/>
+        <w:pStyle w:val="29"/>
         <w:keepNext w:val="0"/>
         <w:keepLines w:val="0"/>
         <w:pageBreakBefore w:val="0"/>
@@ -3703,7 +3744,7 @@
                     </pic:cNvPicPr>
                   </pic:nvPicPr>
                   <pic:blipFill>
-                    <a:blip xmlns:r="http://schemas.openxmlformats.org/officeDocument/2006/relationships" r:embed="rId4"/>
+                    <a:blip r:embed="rId8"/>
                     <a:stretch>
                       <a:fillRect/>
                     </a:stretch>
@@ -3730,7 +3771,7 @@
     </w:p>
     <w:p>
       <w:pPr>
-        <w:pStyle w:val="2"/>
+        <w:pStyle w:val="30"/>
         <w:keepNext w:val="0"/>
         <w:keepLines w:val="0"/>
         <w:pageBreakBefore w:val="0"/>
@@ -3755,7 +3796,7 @@
     </w:p>
     <w:p>
       <w:pPr>
-        <w:pStyle w:val="a1"/>
+        <w:pStyle w:val="29"/>
         <w:keepNext w:val="0"/>
         <w:keepLines w:val="0"/>
         <w:pageBreakBefore w:val="0"/>
@@ -3770,7 +3811,7 @@
       </w:pPr>
       <w:r>
         <w:rPr>
-          <w:rFonts w:ascii="宋体" w:eastAsia="宋体" w:hAnsi="宋体" w:cs="宋体"/>
+          <w:rFonts w:ascii="宋体" w:hAnsi="宋体" w:eastAsia="宋体" w:cs="宋体"/>
           <w:spacing w:val="-1"/>
           <w:sz w:val="24"/>
           <w:szCs w:val="24"/>
@@ -3780,7 +3821,7 @@
     </w:p>
     <w:p>
       <w:pPr>
-        <w:pStyle w:val="2"/>
+        <w:pStyle w:val="30"/>
         <w:keepNext w:val="0"/>
         <w:keepLines w:val="0"/>
         <w:pageBreakBefore w:val="0"/>
@@ -3815,14 +3856,14 @@
         <w:spacing w:before="273" w:line="360" w:lineRule="auto"/>
         <w:ind w:left="35" w:right="115" w:firstLine="376"/>
         <w:rPr>
-          <w:rFonts w:ascii="宋体" w:eastAsia="宋体" w:hAnsi="宋体" w:cs="宋体"/>
+          <w:rFonts w:ascii="宋体" w:hAnsi="宋体" w:eastAsia="宋体" w:cs="宋体"/>
           <w:sz w:val="24"/>
           <w:szCs w:val="24"/>
         </w:rPr>
       </w:pPr>
       <w:r>
         <w:rPr>
-          <w:rFonts w:ascii="宋体" w:eastAsia="宋体" w:hAnsi="宋体" w:cs="宋体"/>
+          <w:rFonts w:ascii="宋体" w:hAnsi="宋体" w:eastAsia="宋体" w:cs="宋体"/>
           <w:spacing w:val="-1"/>
           <w:sz w:val="24"/>
           <w:szCs w:val="24"/>
@@ -3831,7 +3872,7 @@
       </w:r>
       <w:r>
         <w:rPr>
-          <w:rFonts w:ascii="宋体" w:eastAsia="宋体" w:hAnsi="宋体" w:cs="宋体" w:hint="eastAsia"/>
+          <w:rFonts w:hint="eastAsia" w:ascii="宋体" w:hAnsi="宋体" w:eastAsia="宋体" w:cs="宋体"/>
           <w:spacing w:val="-1"/>
           <w:sz w:val="24"/>
           <w:szCs w:val="24"/>
@@ -3841,7 +3882,7 @@
       </w:r>
       <w:r>
         <w:rPr>
-          <w:rFonts w:ascii="宋体" w:eastAsia="宋体" w:hAnsi="宋体" w:cs="宋体"/>
+          <w:rFonts w:ascii="宋体" w:hAnsi="宋体" w:eastAsia="宋体" w:cs="宋体"/>
           <w:spacing w:val="-1"/>
           <w:sz w:val="24"/>
           <w:szCs w:val="24"/>
@@ -3850,7 +3891,7 @@
       </w:r>
       <w:r>
         <w:rPr>
-          <w:rFonts w:ascii="宋体" w:eastAsia="宋体" w:hAnsi="宋体" w:cs="宋体"/>
+          <w:rFonts w:ascii="宋体" w:hAnsi="宋体" w:eastAsia="宋体" w:cs="宋体"/>
           <w:spacing w:val="-2"/>
           <w:sz w:val="24"/>
           <w:szCs w:val="24"/>
@@ -3871,14 +3912,14 @@
         <w:ind w:left="25" w:firstLine="361"/>
         <w:jc w:val="both"/>
         <w:rPr>
-          <w:rFonts w:ascii="宋体" w:eastAsia="宋体" w:hAnsi="宋体" w:cs="宋体"/>
+          <w:rFonts w:ascii="宋体" w:hAnsi="宋体" w:eastAsia="宋体" w:cs="宋体"/>
           <w:sz w:val="24"/>
           <w:szCs w:val="24"/>
         </w:rPr>
       </w:pPr>
       <w:r>
         <w:rPr>
-          <w:rFonts w:ascii="宋体" w:eastAsia="宋体" w:hAnsi="宋体" w:cs="宋体"/>
+          <w:rFonts w:ascii="宋体" w:hAnsi="宋体" w:eastAsia="宋体" w:cs="宋体"/>
           <w:spacing w:val="-4"/>
           <w:sz w:val="24"/>
           <w:szCs w:val="24"/>
@@ -3887,7 +3928,7 @@
       </w:r>
       <w:r>
         <w:rPr>
-          <w:rFonts w:ascii="宋体" w:eastAsia="宋体" w:hAnsi="宋体" w:cs="宋体"/>
+          <w:rFonts w:ascii="宋体" w:hAnsi="宋体" w:eastAsia="宋体" w:cs="宋体"/>
           <w:spacing w:val="-3"/>
           <w:sz w:val="24"/>
           <w:szCs w:val="24"/>
@@ -3896,7 +3937,7 @@
       </w:r>
       <w:r>
         <w:rPr>
-          <w:rFonts w:ascii="宋体" w:eastAsia="宋体" w:hAnsi="宋体" w:cs="宋体"/>
+          <w:rFonts w:ascii="宋体" w:hAnsi="宋体" w:eastAsia="宋体" w:cs="宋体"/>
           <w:spacing w:val="-2"/>
           <w:sz w:val="24"/>
           <w:szCs w:val="24"/>
@@ -3906,7 +3947,7 @@
     </w:p>
     <w:p>
       <w:pPr>
-        <w:pStyle w:val="a1"/>
+        <w:pStyle w:val="29"/>
         <w:keepNext w:val="0"/>
         <w:keepLines w:val="0"/>
         <w:pageBreakBefore w:val="0"/>
@@ -3921,7 +3962,7 @@
       </w:pPr>
       <w:r>
         <w:rPr>
-          <w:rFonts w:ascii="宋体" w:eastAsia="宋体" w:hAnsi="宋体" w:cs="宋体"/>
+          <w:rFonts w:ascii="宋体" w:hAnsi="宋体" w:eastAsia="宋体" w:cs="宋体"/>
           <w:sz w:val="24"/>
           <w:szCs w:val="24"/>
         </w:rPr>
@@ -3929,7 +3970,7 @@
       </w:r>
       <w:r>
         <w:rPr>
-          <w:rFonts w:ascii="宋体" w:eastAsia="宋体" w:hAnsi="宋体" w:cs="宋体"/>
+          <w:rFonts w:ascii="宋体" w:hAnsi="宋体" w:eastAsia="宋体" w:cs="宋体"/>
           <w:spacing w:val="-1"/>
           <w:sz w:val="24"/>
           <w:szCs w:val="24"/>
@@ -3939,7 +3980,7 @@
     </w:p>
     <w:p>
       <w:pPr>
-        <w:pStyle w:val="2"/>
+        <w:pStyle w:val="30"/>
         <w:keepNext w:val="0"/>
         <w:keepLines w:val="0"/>
         <w:pageBreakBefore w:val="0"/>
@@ -3964,7 +4005,7 @@
     </w:p>
     <w:p>
       <w:pPr>
-        <w:pStyle w:val="a1"/>
+        <w:pStyle w:val="29"/>
         <w:keepNext w:val="0"/>
         <w:keepLines w:val="0"/>
         <w:pageBreakBefore w:val="0"/>
@@ -3973,7 +4014,7 @@
         <w:overflowPunct/>
         <w:bidi w:val="0"/>
         <w:rPr>
-          <w:rFonts w:eastAsia="宋体" w:hint="default"/>
+          <w:rFonts w:hint="default" w:eastAsia="宋体"/>
           <w:lang w:val="en-US" w:eastAsia="zh-CN"/>
         </w:rPr>
       </w:pPr>
@@ -3987,7 +4028,7 @@
     </w:p>
     <w:p>
       <w:pPr>
-        <w:pStyle w:val="a1"/>
+        <w:pStyle w:val="29"/>
         <w:keepNext w:val="0"/>
         <w:keepLines w:val="0"/>
         <w:pageBreakBefore w:val="0"/>
@@ -4002,7 +4043,7 @@
     </w:p>
     <w:p>
       <w:pPr>
-        <w:pStyle w:val="a1"/>
+        <w:pStyle w:val="29"/>
         <w:keepNext w:val="0"/>
         <w:keepLines w:val="0"/>
         <w:pageBreakBefore w:val="0"/>
@@ -4017,7 +4058,7 @@
     </w:p>
     <w:p>
       <w:pPr>
-        <w:pStyle w:val="2"/>
+        <w:pStyle w:val="30"/>
         <w:keepNext w:val="0"/>
         <w:keepLines w:val="0"/>
         <w:pageBreakBefore w:val="0"/>
@@ -4042,7 +4083,7 @@
     </w:p>
     <w:p>
       <w:pPr>
-        <w:pStyle w:val="a1"/>
+        <w:pStyle w:val="29"/>
         <w:keepNext w:val="0"/>
         <w:keepLines w:val="0"/>
         <w:pageBreakBefore w:val="0"/>
@@ -4077,7 +4118,7 @@
     </w:p>
     <w:p>
       <w:pPr>
-        <w:pStyle w:val="a1"/>
+        <w:pStyle w:val="29"/>
         <w:keepNext w:val="0"/>
         <w:keepLines w:val="0"/>
         <w:pageBreakBefore w:val="0"/>
@@ -4092,7 +4133,7 @@
     </w:p>
     <w:p>
       <w:pPr>
-        <w:pStyle w:val="2"/>
+        <w:pStyle w:val="30"/>
         <w:keepNext w:val="0"/>
         <w:keepLines w:val="0"/>
         <w:pageBreakBefore w:val="0"/>
@@ -4117,17 +4158,18 @@
     </w:p>
     <w:tbl>
       <w:tblPr>
-        <w:tblStyle w:val="TableGrid"/>
+        <w:tblStyle w:val="21"/>
         <w:tblW w:w="0" w:type="auto"/>
         <w:jc w:val="center"/>
         <w:tblBorders>
-          <w:top w:val="single" w:sz="4" w:space="0" w:color="auto"/>
-          <w:left w:val="single" w:sz="4" w:space="0" w:color="auto"/>
-          <w:bottom w:val="single" w:sz="4" w:space="0" w:color="auto"/>
-          <w:right w:val="single" w:sz="4" w:space="0" w:color="auto"/>
-          <w:insideH w:val="single" w:sz="4" w:space="0" w:color="auto"/>
-          <w:insideV w:val="single" w:sz="4" w:space="0" w:color="auto"/>
+          <w:top w:val="single" w:color="auto" w:sz="4" w:space="0"/>
+          <w:left w:val="single" w:color="auto" w:sz="4" w:space="0"/>
+          <w:bottom w:val="single" w:color="auto" w:sz="4" w:space="0"/>
+          <w:right w:val="single" w:color="auto" w:sz="4" w:space="0"/>
+          <w:insideH w:val="single" w:color="auto" w:sz="4" w:space="0"/>
+          <w:insideV w:val="single" w:color="auto" w:sz="4" w:space="0"/>
         </w:tblBorders>
+        <w:tblLayout w:type="autofit"/>
         <w:tblCellMar>
           <w:top w:w="0" w:type="dxa"/>
           <w:left w:w="108" w:type="dxa"/>
@@ -4143,15 +4185,13 @@
       </w:tblGrid>
       <w:tr>
         <w:tblPrEx>
-          <w:tblW w:w="0" w:type="auto"/>
-          <w:jc w:val="center"/>
           <w:tblBorders>
-            <w:top w:val="single" w:sz="4" w:space="0" w:color="auto"/>
-            <w:left w:val="single" w:sz="4" w:space="0" w:color="auto"/>
-            <w:bottom w:val="single" w:sz="4" w:space="0" w:color="auto"/>
-            <w:right w:val="single" w:sz="4" w:space="0" w:color="auto"/>
-            <w:insideH w:val="single" w:sz="4" w:space="0" w:color="auto"/>
-            <w:insideV w:val="single" w:sz="4" w:space="0" w:color="auto"/>
+            <w:top w:val="single" w:color="auto" w:sz="4" w:space="0"/>
+            <w:left w:val="single" w:color="auto" w:sz="4" w:space="0"/>
+            <w:bottom w:val="single" w:color="auto" w:sz="4" w:space="0"/>
+            <w:right w:val="single" w:color="auto" w:sz="4" w:space="0"/>
+            <w:insideH w:val="single" w:color="auto" w:sz="4" w:space="0"/>
+            <w:insideV w:val="single" w:color="auto" w:sz="4" w:space="0"/>
           </w:tblBorders>
           <w:tblCellMar>
             <w:top w:w="0" w:type="dxa"/>
@@ -4179,7 +4219,7 @@
               <w:bidi w:val="0"/>
               <w:jc w:val="center"/>
               <w:rPr>
-                <w:rFonts w:eastAsia="宋体" w:hint="default"/>
+                <w:rFonts w:hint="default" w:eastAsia="宋体"/>
                 <w:b/>
                 <w:bCs/>
                 <w:vertAlign w:val="baseline"/>
@@ -4188,7 +4228,7 @@
             </w:pPr>
             <w:r>
               <w:rPr>
-                <w:rFonts w:eastAsia="宋体" w:hint="eastAsia"/>
+                <w:rFonts w:hint="eastAsia" w:eastAsia="宋体"/>
                 <w:b/>
                 <w:bCs/>
                 <w:vertAlign w:val="baseline"/>
@@ -4214,7 +4254,7 @@
               <w:bidi w:val="0"/>
               <w:jc w:val="center"/>
               <w:rPr>
-                <w:rFonts w:eastAsia="宋体" w:hint="default"/>
+                <w:rFonts w:hint="default" w:eastAsia="宋体"/>
                 <w:b/>
                 <w:bCs/>
                 <w:vertAlign w:val="baseline"/>
@@ -4223,7 +4263,7 @@
             </w:pPr>
             <w:r>
               <w:rPr>
-                <w:rFonts w:eastAsia="宋体" w:hint="eastAsia"/>
+                <w:rFonts w:hint="eastAsia" w:eastAsia="宋体"/>
                 <w:b/>
                 <w:bCs/>
                 <w:vertAlign w:val="baseline"/>
@@ -4249,7 +4289,7 @@
               <w:bidi w:val="0"/>
               <w:jc w:val="center"/>
               <w:rPr>
-                <w:rFonts w:eastAsia="宋体" w:hint="default"/>
+                <w:rFonts w:hint="default" w:eastAsia="宋体"/>
                 <w:b/>
                 <w:bCs/>
                 <w:vertAlign w:val="baseline"/>
@@ -4258,7 +4298,7 @@
             </w:pPr>
             <w:r>
               <w:rPr>
-                <w:rFonts w:eastAsia="宋体" w:hint="eastAsia"/>
+                <w:rFonts w:hint="eastAsia" w:eastAsia="宋体"/>
                 <w:b/>
                 <w:bCs/>
                 <w:vertAlign w:val="baseline"/>
@@ -4285,7 +4325,7 @@
               <w:bidi w:val="0"/>
               <w:jc w:val="center"/>
               <w:rPr>
-                <w:rFonts w:ascii="宋体" w:eastAsia="宋体" w:hAnsi="宋体" w:cs="宋体" w:hint="eastAsia"/>
+                <w:rFonts w:hint="eastAsia" w:ascii="宋体" w:hAnsi="宋体" w:eastAsia="宋体" w:cs="宋体"/>
                 <w:b/>
                 <w:bCs/>
                 <w:snapToGrid w:val="0"/>
@@ -4298,7 +4338,7 @@
             </w:pPr>
             <w:r>
               <w:rPr>
-                <w:rFonts w:ascii="宋体" w:eastAsia="宋体" w:hAnsi="宋体" w:cs="宋体" w:hint="eastAsia"/>
+                <w:rFonts w:hint="eastAsia" w:ascii="宋体" w:hAnsi="宋体" w:eastAsia="宋体" w:cs="宋体"/>
                 <w:b/>
                 <w:bCs/>
                 <w:sz w:val="18"/>
@@ -4311,8 +4351,14 @@
       </w:tr>
       <w:tr>
         <w:tblPrEx>
-          <w:tblW w:w="0" w:type="auto"/>
-          <w:jc w:val="center"/>
+          <w:tblBorders>
+            <w:top w:val="single" w:color="auto" w:sz="4" w:space="0"/>
+            <w:left w:val="single" w:color="auto" w:sz="4" w:space="0"/>
+            <w:bottom w:val="single" w:color="auto" w:sz="4" w:space="0"/>
+            <w:right w:val="single" w:color="auto" w:sz="4" w:space="0"/>
+            <w:insideH w:val="single" w:color="auto" w:sz="4" w:space="0"/>
+            <w:insideV w:val="single" w:color="auto" w:sz="4" w:space="0"/>
+          </w:tblBorders>
           <w:tblCellMar>
             <w:top w:w="0" w:type="dxa"/>
             <w:left w:w="108" w:type="dxa"/>
@@ -4321,7 +4367,7 @@
           </w:tblCellMar>
         </w:tblPrEx>
         <w:trPr>
-          <w:trHeight w:val="238"/>
+          <w:trHeight w:val="238" w:hRule="atLeast"/>
           <w:jc w:val="center"/>
         </w:trPr>
         <w:tc>
@@ -4344,7 +4390,7 @@
             </w:pPr>
             <w:r>
               <w:rPr>
-                <w:rFonts w:ascii="宋体" w:eastAsia="宋体" w:hAnsi="宋体" w:cs="宋体" w:hint="eastAsia"/>
+                <w:rFonts w:hint="eastAsia" w:ascii="宋体" w:hAnsi="宋体" w:eastAsia="宋体" w:cs="宋体"/>
                 <w:sz w:val="18"/>
                 <w:szCs w:val="18"/>
               </w:rPr>
@@ -4352,7 +4398,7 @@
             </w:r>
             <w:r>
               <w:rPr>
-                <w:rFonts w:ascii="宋体" w:eastAsia="宋体" w:hAnsi="宋体" w:cs="宋体" w:hint="eastAsia"/>
+                <w:rFonts w:hint="eastAsia" w:ascii="宋体" w:hAnsi="宋体" w:eastAsia="宋体" w:cs="宋体"/>
                 <w:sz w:val="18"/>
                 <w:szCs w:val="18"/>
                 <w:lang w:val="en-US" w:eastAsia="zh-CN"/>
@@ -4361,7 +4407,7 @@
             </w:r>
             <w:r>
               <w:rPr>
-                <w:rFonts w:ascii="宋体" w:eastAsia="宋体" w:hAnsi="宋体" w:cs="宋体" w:hint="eastAsia"/>
+                <w:rFonts w:hint="eastAsia" w:ascii="宋体" w:hAnsi="宋体" w:eastAsia="宋体" w:cs="宋体"/>
                 <w:sz w:val="18"/>
                 <w:szCs w:val="18"/>
               </w:rPr>
@@ -4389,7 +4435,7 @@
             </w:pPr>
             <w:r>
               <w:rPr>
-                <w:rFonts w:ascii="宋体" w:eastAsia="宋体" w:hAnsi="宋体" w:cs="宋体" w:hint="eastAsia"/>
+                <w:rFonts w:hint="eastAsia" w:ascii="宋体" w:hAnsi="宋体" w:eastAsia="宋体" w:cs="宋体"/>
                 <w:sz w:val="18"/>
                 <w:szCs w:val="18"/>
               </w:rPr>
@@ -4397,7 +4443,7 @@
             </w:r>
             <w:r>
               <w:rPr>
-                <w:rFonts w:ascii="宋体" w:eastAsia="宋体" w:hAnsi="宋体" w:cs="宋体" w:hint="eastAsia"/>
+                <w:rFonts w:hint="eastAsia" w:ascii="宋体" w:hAnsi="宋体" w:eastAsia="宋体" w:cs="宋体"/>
                 <w:sz w:val="18"/>
                 <w:szCs w:val="18"/>
                 <w:lang w:val="en-US" w:eastAsia="zh-CN"/>
@@ -4406,7 +4452,7 @@
             </w:r>
             <w:r>
               <w:rPr>
-                <w:rFonts w:ascii="宋体" w:eastAsia="宋体" w:hAnsi="宋体" w:cs="宋体" w:hint="eastAsia"/>
+                <w:rFonts w:hint="eastAsia" w:ascii="宋体" w:hAnsi="宋体" w:eastAsia="宋体" w:cs="宋体"/>
                 <w:sz w:val="18"/>
                 <w:szCs w:val="18"/>
               </w:rPr>
@@ -4435,7 +4481,7 @@
             </w:pPr>
             <w:r>
               <w:rPr>
-                <w:rFonts w:ascii="宋体" w:eastAsia="宋体" w:hAnsi="宋体" w:cs="宋体" w:hint="eastAsia"/>
+                <w:rFonts w:hint="eastAsia" w:ascii="宋体" w:hAnsi="宋体" w:eastAsia="宋体" w:cs="宋体"/>
                 <w:sz w:val="18"/>
                 <w:szCs w:val="18"/>
               </w:rPr>
@@ -4460,7 +4506,7 @@
               <w:bidi w:val="0"/>
               <w:jc w:val="center"/>
               <w:rPr>
-                <w:rFonts w:ascii="宋体" w:eastAsia="宋体" w:hAnsi="宋体" w:cs="宋体" w:hint="default"/>
+                <w:rFonts w:hint="default" w:ascii="宋体" w:hAnsi="宋体" w:eastAsia="宋体" w:cs="宋体"/>
                 <w:snapToGrid w:val="0"/>
                 <w:color w:val="000000"/>
                 <w:kern w:val="0"/>
@@ -4471,7 +4517,7 @@
             </w:pPr>
             <w:r>
               <w:rPr>
-                <w:rFonts w:ascii="宋体" w:eastAsia="宋体" w:hAnsi="宋体" w:cs="宋体" w:hint="eastAsia"/>
+                <w:rFonts w:hint="eastAsia" w:ascii="宋体" w:hAnsi="宋体" w:eastAsia="宋体" w:cs="宋体"/>
                 <w:sz w:val="18"/>
                 <w:szCs w:val="18"/>
               </w:rPr>
@@ -4479,7 +4525,7 @@
             </w:r>
             <w:r>
               <w:rPr>
-                <w:rFonts w:ascii="宋体" w:eastAsia="宋体" w:hAnsi="宋体" w:cs="宋体" w:hint="eastAsia"/>
+                <w:rFonts w:hint="eastAsia" w:ascii="宋体" w:hAnsi="宋体" w:eastAsia="宋体" w:cs="宋体"/>
                 <w:sz w:val="18"/>
                 <w:szCs w:val="18"/>
                 <w:lang w:val="en-US" w:eastAsia="zh-CN"/>
@@ -4488,22 +4534,20 @@
             </w:r>
             <w:r>
               <w:rPr>
-                <w:rFonts w:ascii="宋体" w:hAnsi="宋体" w:cs="宋体" w:hint="eastAsia"/>
+                <w:rFonts w:hint="eastAsia" w:ascii="宋体" w:hAnsi="宋体" w:cs="宋体"/>
                 <w:sz w:val="18"/>
                 <w:szCs w:val="18"/>
                 <w:lang w:val="en-US" w:eastAsia="zh-CN"/>
               </w:rPr>
               <w:t>度</w:t>
             </w:r>
-            <w:bookmarkStart w:id="29" w:name="_GoBack"/>
-            <w:bookmarkEnd w:id="29"/>
           </w:p>
         </w:tc>
       </w:tr>
     </w:tbl>
     <w:p>
       <w:pPr>
-        <w:pStyle w:val="1"/>
+        <w:pStyle w:val="28"/>
         <w:keepNext w:val="0"/>
         <w:keepLines w:val="0"/>
         <w:pageBreakBefore w:val="0"/>
@@ -4516,7 +4560,7 @@
           <w:lang w:val="en-US" w:eastAsia="zh-CN"/>
         </w:rPr>
       </w:pPr>
-      <w:bookmarkStart w:id="30" w:name="_Toc24997"/>
+      <w:bookmarkStart w:id="29" w:name="_Toc24997"/>
       <w:r>
         <w:rPr>
           <w:rFonts w:hint="eastAsia"/>
@@ -4524,7 +4568,7 @@
         </w:rPr>
         <w:t>附则</w:t>
       </w:r>
-      <w:bookmarkEnd w:id="30"/>
+      <w:bookmarkEnd w:id="29"/>
     </w:p>
     <w:p>
       <w:pPr>
@@ -4546,17 +4590,17 @@
         <w:adjustRightInd w:val="0"/>
         <w:snapToGrid w:val="0"/>
         <w:spacing w:line="360" w:lineRule="auto"/>
-        <w:ind w:left="425" w:hanging="425" w:leftChars="0" w:firstLineChars="0"/>
+        <w:ind w:left="425" w:leftChars="0" w:hanging="425" w:firstLineChars="0"/>
         <w:textAlignment w:val="baseline"/>
         <w:rPr>
-          <w:rFonts w:ascii="宋体" w:eastAsia="宋体" w:hAnsi="宋体" w:cs="宋体"/>
+          <w:rFonts w:ascii="宋体" w:hAnsi="宋体" w:eastAsia="宋体" w:cs="宋体"/>
           <w:sz w:val="24"/>
           <w:szCs w:val="24"/>
         </w:rPr>
       </w:pPr>
       <w:r>
         <w:rPr>
-          <w:rFonts w:ascii="宋体" w:eastAsia="宋体" w:hAnsi="宋体" w:cs="宋体"/>
+          <w:rFonts w:ascii="宋体" w:hAnsi="宋体" w:eastAsia="宋体" w:cs="宋体"/>
           <w:spacing w:val="-1"/>
           <w:sz w:val="24"/>
           <w:szCs w:val="24"/>
@@ -4565,7 +4609,7 @@
       </w:r>
       <w:r>
         <w:rPr>
-          <w:rFonts w:ascii="宋体" w:eastAsia="宋体" w:hAnsi="宋体" w:cs="宋体" w:hint="eastAsia"/>
+          <w:rFonts w:hint="eastAsia" w:ascii="宋体" w:hAnsi="宋体" w:eastAsia="宋体" w:cs="宋体"/>
           <w:spacing w:val="-1"/>
           <w:sz w:val="24"/>
           <w:szCs w:val="24"/>
@@ -4575,7 +4619,7 @@
       </w:r>
       <w:r>
         <w:rPr>
-          <w:rFonts w:ascii="宋体" w:eastAsia="宋体" w:hAnsi="宋体" w:cs="宋体"/>
+          <w:rFonts w:ascii="宋体" w:hAnsi="宋体" w:eastAsia="宋体" w:cs="宋体"/>
           <w:spacing w:val="-1"/>
           <w:sz w:val="24"/>
           <w:szCs w:val="24"/>
@@ -4603,7 +4647,7 @@
         <w:adjustRightInd w:val="0"/>
         <w:snapToGrid w:val="0"/>
         <w:spacing w:line="360" w:lineRule="auto"/>
-        <w:ind w:left="425" w:hanging="425" w:leftChars="0" w:firstLineChars="0"/>
+        <w:ind w:left="425" w:leftChars="0" w:hanging="425" w:firstLineChars="0"/>
         <w:textAlignment w:val="baseline"/>
         <w:rPr>
           <w:rFonts w:hint="default"/>
@@ -4612,7 +4656,7 @@
       </w:pPr>
       <w:r>
         <w:rPr>
-          <w:rFonts w:ascii="宋体" w:eastAsia="宋体" w:hAnsi="宋体" w:cs="宋体"/>
+          <w:rFonts w:ascii="宋体" w:hAnsi="宋体" w:eastAsia="宋体" w:cs="宋体"/>
           <w:spacing w:val="-2"/>
           <w:sz w:val="24"/>
           <w:szCs w:val="24"/>
@@ -4622,7 +4666,7 @@
     </w:p>
     <w:p>
       <w:pPr>
-        <w:pStyle w:val="1"/>
+        <w:pStyle w:val="28"/>
         <w:keepNext w:val="0"/>
         <w:keepLines w:val="0"/>
         <w:pageBreakBefore w:val="0"/>
@@ -4635,23 +4679,23 @@
           <w:lang w:val="en-US" w:eastAsia="zh-CN"/>
         </w:rPr>
       </w:pPr>
-      <w:bookmarkStart w:id="31" w:name="bookmark14"/>
+      <w:bookmarkStart w:id="30" w:name="bookmark14"/>
+      <w:bookmarkEnd w:id="30"/>
+      <w:bookmarkStart w:id="31" w:name="_Toc25763"/>
+      <w:bookmarkStart w:id="32" w:name="_Toc9024"/>
+      <w:r>
+        <w:rPr>
+          <w:rFonts w:hint="eastAsia"/>
+          <w:lang w:val="en-US" w:eastAsia="zh-CN"/>
+        </w:rPr>
+        <w:t>附件</w:t>
+      </w:r>
       <w:bookmarkEnd w:id="31"/>
-      <w:bookmarkStart w:id="32" w:name="_Toc9024"/>
-      <w:bookmarkStart w:id="33" w:name="_Toc25763"/>
-      <w:r>
-        <w:rPr>
-          <w:rFonts w:hint="eastAsia"/>
-          <w:lang w:val="en-US" w:eastAsia="zh-CN"/>
-        </w:rPr>
-        <w:t>附件</w:t>
-      </w:r>
       <w:bookmarkEnd w:id="32"/>
-      <w:bookmarkEnd w:id="33"/>
-    </w:p>
-    <w:p>
-      <w:pPr>
-        <w:pStyle w:val="a1"/>
+    </w:p>
+    <w:p>
+      <w:pPr>
+        <w:pStyle w:val="29"/>
         <w:keepNext w:val="0"/>
         <w:keepLines w:val="0"/>
         <w:pageBreakBefore w:val="0"/>
@@ -4674,7 +4718,7 @@
     </w:p>
     <w:p>
       <w:pPr>
-        <w:pStyle w:val="1"/>
+        <w:pStyle w:val="28"/>
         <w:keepNext w:val="0"/>
         <w:keepLines w:val="0"/>
         <w:pageBreakBefore w:val="0"/>
@@ -4687,8 +4731,8 @@
           <w:lang w:val="en-US" w:eastAsia="zh-CN"/>
         </w:rPr>
       </w:pPr>
+      <w:bookmarkStart w:id="33" w:name="_Toc12549"/>
       <w:bookmarkStart w:id="34" w:name="_Toc8549"/>
-      <w:bookmarkStart w:id="35" w:name="_Toc12549"/>
       <w:r>
         <w:rPr>
           <w:rFonts w:hint="eastAsia"/>
@@ -4696,8 +4740,8 @@
         </w:rPr>
         <w:t>记录</w:t>
       </w:r>
+      <w:bookmarkEnd w:id="33"/>
       <w:bookmarkEnd w:id="34"/>
-      <w:bookmarkEnd w:id="35"/>
     </w:p>
     <w:p>
       <w:pPr>
@@ -4711,14 +4755,14 @@
         <w:spacing w:before="271" w:line="220" w:lineRule="auto"/>
         <w:ind w:left="307"/>
         <w:rPr>
-          <w:rFonts w:ascii="宋体" w:eastAsia="宋体" w:hAnsi="宋体" w:cs="宋体"/>
+          <w:rFonts w:ascii="宋体" w:hAnsi="宋体" w:eastAsia="宋体" w:cs="宋体"/>
           <w:sz w:val="24"/>
           <w:szCs w:val="24"/>
         </w:rPr>
       </w:pPr>
       <w:r>
         <w:rPr>
-          <w:rFonts w:ascii="宋体" w:eastAsia="宋体" w:hAnsi="宋体" w:cs="宋体"/>
+          <w:rFonts w:ascii="宋体" w:hAnsi="宋体" w:eastAsia="宋体" w:cs="宋体"/>
           <w:spacing w:val="-2"/>
           <w:sz w:val="24"/>
           <w:szCs w:val="24"/>
@@ -4738,14 +4782,14 @@
         <w:spacing w:before="113" w:line="220" w:lineRule="auto"/>
         <w:ind w:left="307"/>
         <w:rPr>
-          <w:rFonts w:ascii="宋体" w:eastAsia="宋体" w:hAnsi="宋体" w:cs="宋体"/>
+          <w:rFonts w:ascii="宋体" w:hAnsi="宋体" w:eastAsia="宋体" w:cs="宋体"/>
           <w:sz w:val="24"/>
           <w:szCs w:val="24"/>
         </w:rPr>
       </w:pPr>
       <w:r>
         <w:rPr>
-          <w:rFonts w:ascii="宋体" w:eastAsia="宋体" w:hAnsi="宋体" w:cs="宋体"/>
+          <w:rFonts w:ascii="宋体" w:hAnsi="宋体" w:eastAsia="宋体" w:cs="宋体"/>
           <w:spacing w:val="-2"/>
           <w:sz w:val="24"/>
           <w:szCs w:val="24"/>
@@ -4765,14 +4809,14 @@
         <w:spacing w:before="182" w:line="361" w:lineRule="auto"/>
         <w:ind w:left="307" w:right="5165"/>
         <w:rPr>
-          <w:rFonts w:ascii="宋体" w:eastAsia="宋体" w:hAnsi="宋体" w:cs="宋体"/>
+          <w:rFonts w:ascii="宋体" w:hAnsi="宋体" w:eastAsia="宋体" w:cs="宋体"/>
           <w:sz w:val="24"/>
           <w:szCs w:val="24"/>
         </w:rPr>
       </w:pPr>
       <w:r>
         <w:rPr>
-          <w:rFonts w:ascii="宋体" w:eastAsia="宋体" w:hAnsi="宋体" w:cs="宋体"/>
+          <w:rFonts w:ascii="宋体" w:hAnsi="宋体" w:eastAsia="宋体" w:cs="宋体"/>
           <w:spacing w:val="-2"/>
           <w:sz w:val="24"/>
           <w:szCs w:val="24"/>
@@ -4781,7 +4825,7 @@
       </w:r>
       <w:r>
         <w:rPr>
-          <w:rFonts w:ascii="宋体" w:eastAsia="宋体" w:hAnsi="宋体" w:cs="宋体"/>
+          <w:rFonts w:ascii="宋体" w:hAnsi="宋体" w:eastAsia="宋体" w:cs="宋体"/>
           <w:spacing w:val="3"/>
           <w:sz w:val="24"/>
           <w:szCs w:val="24"/>
@@ -4790,7 +4834,7 @@
       </w:r>
       <w:r>
         <w:rPr>
-          <w:rFonts w:ascii="宋体" w:eastAsia="宋体" w:hAnsi="宋体" w:cs="宋体"/>
+          <w:rFonts w:ascii="宋体" w:hAnsi="宋体" w:eastAsia="宋体" w:cs="宋体"/>
           <w:spacing w:val="-1"/>
           <w:sz w:val="24"/>
           <w:szCs w:val="24"/>
@@ -4800,7 +4844,7 @@
     </w:p>
     <w:p>
       <w:pPr>
-        <w:pStyle w:val="a1"/>
+        <w:pStyle w:val="29"/>
         <w:keepNext w:val="0"/>
         <w:keepLines w:val="0"/>
         <w:pageBreakBefore w:val="0"/>
@@ -4815,44 +4859,94 @@
       </w:pPr>
     </w:p>
     <w:sectPr>
-      <w:headerReference w:type="default" r:id="rId5"/>
-      <w:footerReference w:type="default" r:id="rId6"/>
+      <w:headerReference r:id="rId5" w:type="default"/>
+      <w:footerReference r:id="rId6" w:type="default"/>
       <w:pgSz w:w="11906" w:h="16838"/>
       <w:pgMar w:top="1417" w:right="1800" w:bottom="1440" w:left="1800" w:header="1140" w:footer="992" w:gutter="0"/>
-      <w:cols w:num="1" w:space="425"/>
+      <w:cols w:space="425" w:num="1"/>
       <w:docGrid w:type="lines" w:linePitch="312" w:charSpace="0"/>
     </w:sectPr>
   </w:body>
 </w:document>
 </file>
 
+<file path=word/endnotes.xml><?xml version="1.0" encoding="utf-8"?>
+<w:endnotes xmlns:wpc="http://schemas.microsoft.com/office/word/2010/wordprocessingCanvas" xmlns:mc="http://schemas.openxmlformats.org/markup-compatibility/2006" xmlns:o="urn:schemas-microsoft-com:office:office" xmlns:r="http://schemas.openxmlformats.org/officeDocument/2006/relationships" xmlns:m="http://schemas.openxmlformats.org/officeDocument/2006/math" xmlns:v="urn:schemas-microsoft-com:vml" xmlns:wp14="http://schemas.microsoft.com/office/word/2010/wordprocessingDrawing" xmlns:wp="http://schemas.openxmlformats.org/drawingml/2006/wordprocessingDrawing" xmlns:w="http://schemas.openxmlformats.org/wordprocessingml/2006/main" xmlns:w14="http://schemas.microsoft.com/office/word/2010/wordml" xmlns:w15="http://schemas.microsoft.com/office/word/2012/wordml" xmlns:w10="urn:schemas-microsoft-com:office:word" xmlns:wpg="http://schemas.microsoft.com/office/word/2010/wordprocessingGroup" xmlns:wpi="http://schemas.microsoft.com/office/word/2010/wordprocessingInk" xmlns:wne="http://schemas.microsoft.com/office/word/2006/wordml" xmlns:wps="http://schemas.microsoft.com/office/word/2010/wordprocessingShape" xmlns:wpsCustomData="http://www.wps.cn/officeDocument/2013/wpsCustomData" mc:Ignorable="w14 w15 wp14">
+  <w:endnote w:type="separator" w:id="0">
+    <w:p>
+      <w:pPr>
+        <w:spacing w:line="240" w:lineRule="auto"/>
+      </w:pPr>
+      <w:r>
+        <w:separator/>
+      </w:r>
+    </w:p>
+  </w:endnote>
+  <w:endnote w:type="continuationSeparator" w:id="1">
+    <w:p>
+      <w:pPr>
+        <w:spacing w:line="240" w:lineRule="auto"/>
+      </w:pPr>
+      <w:r>
+        <w:continuationSeparator/>
+      </w:r>
+    </w:p>
+  </w:endnote>
+</w:endnotes>
+</file>
+
 <file path=word/footer1.xml><?xml version="1.0" encoding="utf-8"?>
-<w:ftr xmlns:wpc="http://schemas.microsoft.com/office/word/2010/wordprocessingCanvas" xmlns:mc="http://schemas.openxmlformats.org/markup-compatibility/2006" xmlns:o="urn:schemas-microsoft-com:office:office" xmlns:r="http://schemas.openxmlformats.org/officeDocument/2006/relationships" xmlns:m="http://schemas.openxmlformats.org/officeDocument/2006/math" xmlns:v="urn:schemas-microsoft-com:vml" xmlns:wp14="http://schemas.microsoft.com/office/word/2010/wordprocessingDrawing" xmlns:wp="http://schemas.openxmlformats.org/drawingml/2006/wordprocessingDrawing" xmlns:w10="urn:schemas-microsoft-com:office:word" xmlns:w="http://schemas.openxmlformats.org/wordprocessingml/2006/main" xmlns:w14="http://schemas.microsoft.com/office/word/2010/wordml" xmlns:w15="http://schemas.microsoft.com/office/word/2012/wordml" xmlns:wne="http://schemas.microsoft.com/office/word/2006/wordml" xmlns:wpg="http://schemas.microsoft.com/office/word/2010/wordprocessingGroup" xmlns:wpi="http://schemas.microsoft.com/office/word/2010/wordprocessingInk" xmlns:wps="http://schemas.microsoft.com/office/word/2010/wordprocessingShape" mc:Ignorable="w14 w15 wp14">
+<w:ftr xmlns:wpc="http://schemas.microsoft.com/office/word/2010/wordprocessingCanvas" xmlns:mc="http://schemas.openxmlformats.org/markup-compatibility/2006" xmlns:o="urn:schemas-microsoft-com:office:office" xmlns:r="http://schemas.openxmlformats.org/officeDocument/2006/relationships" xmlns:m="http://schemas.openxmlformats.org/officeDocument/2006/math" xmlns:v="urn:schemas-microsoft-com:vml" xmlns:wp14="http://schemas.microsoft.com/office/word/2010/wordprocessingDrawing" xmlns:wp="http://schemas.openxmlformats.org/drawingml/2006/wordprocessingDrawing" xmlns:w10="urn:schemas-microsoft-com:office:word" xmlns:w="http://schemas.openxmlformats.org/wordprocessingml/2006/main" xmlns:w14="http://schemas.microsoft.com/office/word/2010/wordml" xmlns:w15="http://schemas.microsoft.com/office/word/2012/wordml" xmlns:wpg="http://schemas.microsoft.com/office/word/2010/wordprocessingGroup" xmlns:wpi="http://schemas.microsoft.com/office/word/2010/wordprocessingInk" xmlns:wne="http://schemas.microsoft.com/office/word/2006/wordml" xmlns:wps="http://schemas.microsoft.com/office/word/2010/wordprocessingShape" xmlns:wpsCustomData="http://www.wps.cn/officeDocument/2013/wpsCustomData" mc:Ignorable="w14 w15 wp14">
   <w:p>
     <w:pPr>
-      <w:pStyle w:val="Footer"/>
+      <w:pStyle w:val="14"/>
     </w:pPr>
   </w:p>
 </w:ftr>
 </file>
 
+<file path=word/footnotes.xml><?xml version="1.0" encoding="utf-8"?>
+<w:footnotes xmlns:wpc="http://schemas.microsoft.com/office/word/2010/wordprocessingCanvas" xmlns:mc="http://schemas.openxmlformats.org/markup-compatibility/2006" xmlns:o="urn:schemas-microsoft-com:office:office" xmlns:r="http://schemas.openxmlformats.org/officeDocument/2006/relationships" xmlns:m="http://schemas.openxmlformats.org/officeDocument/2006/math" xmlns:v="urn:schemas-microsoft-com:vml" xmlns:wp14="http://schemas.microsoft.com/office/word/2010/wordprocessingDrawing" xmlns:wp="http://schemas.openxmlformats.org/drawingml/2006/wordprocessingDrawing" xmlns:w="http://schemas.openxmlformats.org/wordprocessingml/2006/main" xmlns:w14="http://schemas.microsoft.com/office/word/2010/wordml" xmlns:w15="http://schemas.microsoft.com/office/word/2012/wordml" xmlns:w10="urn:schemas-microsoft-com:office:word" xmlns:wpg="http://schemas.microsoft.com/office/word/2010/wordprocessingGroup" xmlns:wpi="http://schemas.microsoft.com/office/word/2010/wordprocessingInk" xmlns:wne="http://schemas.microsoft.com/office/word/2006/wordml" xmlns:wps="http://schemas.microsoft.com/office/word/2010/wordprocessingShape" xmlns:wpsCustomData="http://www.wps.cn/officeDocument/2013/wpsCustomData" mc:Ignorable="w14 w15 wp14">
+  <w:footnote w:type="separator" w:id="0">
+    <w:p>
+      <w:pPr>
+        <w:spacing w:line="360" w:lineRule="auto"/>
+      </w:pPr>
+      <w:r>
+        <w:separator/>
+      </w:r>
+    </w:p>
+  </w:footnote>
+  <w:footnote w:type="continuationSeparator" w:id="1">
+    <w:p>
+      <w:pPr>
+        <w:spacing w:line="360" w:lineRule="auto"/>
+      </w:pPr>
+      <w:r>
+        <w:continuationSeparator/>
+      </w:r>
+    </w:p>
+  </w:footnote>
+</w:footnotes>
+</file>
+
 <file path=word/header1.xml><?xml version="1.0" encoding="utf-8"?>
-<w:hdr xmlns:wpc="http://schemas.microsoft.com/office/word/2010/wordprocessingCanvas" xmlns:mc="http://schemas.openxmlformats.org/markup-compatibility/2006" xmlns:o="urn:schemas-microsoft-com:office:office" xmlns:r="http://schemas.openxmlformats.org/officeDocument/2006/relationships" xmlns:m="http://schemas.openxmlformats.org/officeDocument/2006/math" xmlns:v="urn:schemas-microsoft-com:vml" xmlns:wp14="http://schemas.microsoft.com/office/word/2010/wordprocessingDrawing" xmlns:wp="http://schemas.openxmlformats.org/drawingml/2006/wordprocessingDrawing" xmlns:w10="urn:schemas-microsoft-com:office:word" xmlns:w="http://schemas.openxmlformats.org/wordprocessingml/2006/main" xmlns:w14="http://schemas.microsoft.com/office/word/2010/wordml" xmlns:w15="http://schemas.microsoft.com/office/word/2012/wordml" xmlns:wne="http://schemas.microsoft.com/office/word/2006/wordml" xmlns:wpg="http://schemas.microsoft.com/office/word/2010/wordprocessingGroup" xmlns:wpi="http://schemas.microsoft.com/office/word/2010/wordprocessingInk" xmlns:wps="http://schemas.microsoft.com/office/word/2010/wordprocessingShape" mc:Ignorable="w14 w15 wp14">
+<w:hdr xmlns:wpc="http://schemas.microsoft.com/office/word/2010/wordprocessingCanvas" xmlns:mc="http://schemas.openxmlformats.org/markup-compatibility/2006" xmlns:o="urn:schemas-microsoft-com:office:office" xmlns:r="http://schemas.openxmlformats.org/officeDocument/2006/relationships" xmlns:m="http://schemas.openxmlformats.org/officeDocument/2006/math" xmlns:v="urn:schemas-microsoft-com:vml" xmlns:wp14="http://schemas.microsoft.com/office/word/2010/wordprocessingDrawing" xmlns:wp="http://schemas.openxmlformats.org/drawingml/2006/wordprocessingDrawing" xmlns:w10="urn:schemas-microsoft-com:office:word" xmlns:w="http://schemas.openxmlformats.org/wordprocessingml/2006/main" xmlns:w14="http://schemas.microsoft.com/office/word/2010/wordml" xmlns:w15="http://schemas.microsoft.com/office/word/2012/wordml" xmlns:wpg="http://schemas.microsoft.com/office/word/2010/wordprocessingGroup" xmlns:wpi="http://schemas.microsoft.com/office/word/2010/wordprocessingInk" xmlns:wne="http://schemas.microsoft.com/office/word/2006/wordml" xmlns:wps="http://schemas.microsoft.com/office/word/2010/wordprocessingShape" xmlns:wpsCustomData="http://www.wps.cn/officeDocument/2013/wpsCustomData" mc:Ignorable="w14 w15 wp14">
   <w:p>
     <w:pPr>
-      <w:pStyle w:val="Header"/>
+      <w:pStyle w:val="15"/>
       <w:pBdr>
-        <w:bottom w:val="single" w:sz="4" w:space="1" w:color="auto"/>
+        <w:bottom w:val="single" w:color="auto" w:sz="4" w:space="1"/>
       </w:pBdr>
       <w:jc w:val="right"/>
       <w:rPr>
-        <w:rFonts w:eastAsiaTheme="minorEastAsia" w:hint="eastAsia"/>
+        <w:rFonts w:hint="eastAsia" w:eastAsiaTheme="minorEastAsia"/>
         <w:lang w:eastAsia="zh-CN"/>
       </w:rPr>
     </w:pPr>
     <w:r>
       <w:rPr>
-        <w:rFonts w:eastAsiaTheme="minorEastAsia" w:hint="eastAsia"/>
+        <w:rFonts w:hint="eastAsia" w:eastAsiaTheme="minorEastAsia"/>
         <w:lang w:eastAsia="zh-CN"/>
       </w:rPr>
       <w:t>天津通海信息技术有限公司</w:t>
@@ -4862,15 +4956,15 @@
 </file>
 
 <file path=word/numbering.xml><?xml version="1.0" encoding="utf-8"?>
-<w:numbering xmlns:wpc="http://schemas.microsoft.com/office/word/2010/wordprocessingCanvas" xmlns:mc="http://schemas.openxmlformats.org/markup-compatibility/2006" xmlns:o="urn:schemas-microsoft-com:office:office" xmlns:r="http://schemas.openxmlformats.org/officeDocument/2006/relationships" xmlns:m="http://schemas.openxmlformats.org/officeDocument/2006/math" xmlns:v="urn:schemas-microsoft-com:vml" xmlns:wp14="http://schemas.microsoft.com/office/word/2010/wordprocessingDrawing" xmlns:wp="http://schemas.openxmlformats.org/drawingml/2006/wordprocessingDrawing" xmlns:w10="urn:schemas-microsoft-com:office:word" xmlns:w="http://schemas.openxmlformats.org/wordprocessingml/2006/main" xmlns:w14="http://schemas.microsoft.com/office/word/2010/wordml" xmlns:w15="http://schemas.microsoft.com/office/word/2012/wordml" xmlns:wne="http://schemas.microsoft.com/office/word/2006/wordml" xmlns:wpg="http://schemas.microsoft.com/office/word/2010/wordprocessingGroup" xmlns:wpi="http://schemas.microsoft.com/office/word/2010/wordprocessingInk" xmlns:wps="http://schemas.microsoft.com/office/word/2010/wordprocessingShape" mc:Ignorable="w14 w15 wp14">
+<w:numbering xmlns:wpc="http://schemas.microsoft.com/office/word/2010/wordprocessingCanvas" xmlns:mc="http://schemas.openxmlformats.org/markup-compatibility/2006" xmlns:o="urn:schemas-microsoft-com:office:office" xmlns:r="http://schemas.openxmlformats.org/officeDocument/2006/relationships" xmlns:m="http://schemas.openxmlformats.org/officeDocument/2006/math" xmlns:v="urn:schemas-microsoft-com:vml" xmlns:wp14="http://schemas.microsoft.com/office/word/2010/wordprocessingDrawing" xmlns:wp="http://schemas.openxmlformats.org/drawingml/2006/wordprocessingDrawing" xmlns:w10="urn:schemas-microsoft-com:office:word" xmlns:w="http://schemas.openxmlformats.org/wordprocessingml/2006/main" xmlns:w14="http://schemas.microsoft.com/office/word/2010/wordml" xmlns:wpg="http://schemas.microsoft.com/office/word/2010/wordprocessingGroup" xmlns:wpi="http://schemas.microsoft.com/office/word/2010/wordprocessingInk" xmlns:wne="http://schemas.microsoft.com/office/word/2006/wordml" xmlns:wps="http://schemas.microsoft.com/office/word/2010/wordprocessingShape" xmlns:wpsCustomData="http://www.wps.cn/officeDocument/2013/wpsCustomData" mc:Ignorable="w14 wp14">
   <w:abstractNum w:abstractNumId="0">
     <w:nsid w:val="8E964DCE"/>
     <w:multiLevelType w:val="multilevel"/>
     <w:tmpl w:val="8E964DCE"/>
-    <w:lvl w:ilvl="0">
+    <w:lvl w:ilvl="0" w:tentative="0">
       <w:start w:val="1"/>
       <w:numFmt w:val="decimal"/>
-      <w:pStyle w:val="Heading1"/>
+      <w:pStyle w:val="2"/>
       <w:lvlText w:val="%1."/>
       <w:lvlJc w:val="left"/>
       <w:pPr>
@@ -4880,10 +4974,10 @@
         <w:rFonts w:hint="default"/>
       </w:rPr>
     </w:lvl>
-    <w:lvl w:ilvl="1">
+    <w:lvl w:ilvl="1" w:tentative="0">
       <w:start w:val="1"/>
       <w:numFmt w:val="decimal"/>
-      <w:pStyle w:val="Heading2"/>
+      <w:pStyle w:val="3"/>
       <w:lvlText w:val="%1.%2."/>
       <w:lvlJc w:val="left"/>
       <w:pPr>
@@ -4893,10 +4987,10 @@
         <w:rFonts w:hint="default"/>
       </w:rPr>
     </w:lvl>
-    <w:lvl w:ilvl="2">
+    <w:lvl w:ilvl="2" w:tentative="0">
       <w:start w:val="1"/>
       <w:numFmt w:val="decimal"/>
-      <w:pStyle w:val="Heading3"/>
+      <w:pStyle w:val="4"/>
       <w:lvlText w:val="%1.%2.%3."/>
       <w:lvlJc w:val="left"/>
       <w:pPr>
@@ -4906,10 +5000,10 @@
         <w:rFonts w:hint="default"/>
       </w:rPr>
     </w:lvl>
-    <w:lvl w:ilvl="3">
+    <w:lvl w:ilvl="3" w:tentative="0">
       <w:start w:val="1"/>
       <w:numFmt w:val="decimal"/>
-      <w:pStyle w:val="Heading4"/>
+      <w:pStyle w:val="5"/>
       <w:lvlText w:val="%1.%2.%3.%4."/>
       <w:lvlJc w:val="left"/>
       <w:pPr>
@@ -4919,10 +5013,10 @@
         <w:rFonts w:hint="default"/>
       </w:rPr>
     </w:lvl>
-    <w:lvl w:ilvl="4">
+    <w:lvl w:ilvl="4" w:tentative="0">
       <w:start w:val="1"/>
       <w:numFmt w:val="decimal"/>
-      <w:pStyle w:val="Heading5"/>
+      <w:pStyle w:val="6"/>
       <w:lvlText w:val="%1.%2.%3.%4.%5."/>
       <w:lvlJc w:val="left"/>
       <w:pPr>
@@ -4932,10 +5026,10 @@
         <w:rFonts w:hint="default"/>
       </w:rPr>
     </w:lvl>
-    <w:lvl w:ilvl="5">
+    <w:lvl w:ilvl="5" w:tentative="0">
       <w:start w:val="1"/>
       <w:numFmt w:val="decimal"/>
-      <w:pStyle w:val="Heading6"/>
+      <w:pStyle w:val="7"/>
       <w:lvlText w:val="%1.%2.%3.%4.%5.%6."/>
       <w:lvlJc w:val="left"/>
       <w:pPr>
@@ -4945,10 +5039,10 @@
         <w:rFonts w:hint="default"/>
       </w:rPr>
     </w:lvl>
-    <w:lvl w:ilvl="6">
+    <w:lvl w:ilvl="6" w:tentative="0">
       <w:start w:val="1"/>
       <w:numFmt w:val="decimal"/>
-      <w:pStyle w:val="Heading7"/>
+      <w:pStyle w:val="8"/>
       <w:lvlText w:val="%1.%2.%3.%4.%5.%6.%7."/>
       <w:lvlJc w:val="left"/>
       <w:pPr>
@@ -4958,10 +5052,10 @@
         <w:rFonts w:hint="default"/>
       </w:rPr>
     </w:lvl>
-    <w:lvl w:ilvl="7">
+    <w:lvl w:ilvl="7" w:tentative="0">
       <w:start w:val="1"/>
       <w:numFmt w:val="decimal"/>
-      <w:pStyle w:val="Heading8"/>
+      <w:pStyle w:val="9"/>
       <w:lvlText w:val="%1.%2.%3.%4.%5.%6.%7.%8."/>
       <w:lvlJc w:val="left"/>
       <w:pPr>
@@ -4971,10 +5065,10 @@
         <w:rFonts w:hint="default"/>
       </w:rPr>
     </w:lvl>
-    <w:lvl w:ilvl="8">
+    <w:lvl w:ilvl="8" w:tentative="0">
       <w:start w:val="1"/>
       <w:numFmt w:val="decimal"/>
-      <w:pStyle w:val="Heading9"/>
+      <w:pStyle w:val="10"/>
       <w:lvlText w:val="%1.%2.%3.%4.%5.%6.%7.%8.%9."/>
       <w:lvlJc w:val="left"/>
       <w:pPr>
@@ -4989,7 +5083,7 @@
     <w:nsid w:val="F9539CF3"/>
     <w:multiLevelType w:val="singleLevel"/>
     <w:tmpl w:val="F9539CF3"/>
-    <w:lvl w:ilvl="0">
+    <w:lvl w:ilvl="0" w:tentative="0">
       <w:start w:val="1"/>
       <w:numFmt w:val="decimal"/>
       <w:lvlText w:val="%1."/>
@@ -5006,7 +5100,7 @@
     <w:nsid w:val="1CFC285D"/>
     <w:multiLevelType w:val="singleLevel"/>
     <w:tmpl w:val="1CFC285D"/>
-    <w:lvl w:ilvl="0">
+    <w:lvl w:ilvl="0" w:tentative="0">
       <w:start w:val="1"/>
       <w:numFmt w:val="decimal"/>
       <w:lvlText w:val="%1."/>
@@ -5023,7 +5117,7 @@
     <w:nsid w:val="6D5CD4D0"/>
     <w:multiLevelType w:val="singleLevel"/>
     <w:tmpl w:val="6D5CD4D0"/>
-    <w:lvl w:ilvl="0">
+    <w:lvl w:ilvl="0" w:tentative="0">
       <w:start w:val="1"/>
       <w:numFmt w:val="decimal"/>
       <w:lvlText w:val="%1."/>
@@ -5052,267 +5146,269 @@
 </file>
 
 <file path=word/styles.xml><?xml version="1.0" encoding="utf-8"?>
-<w:styles xmlns:mc="http://schemas.openxmlformats.org/markup-compatibility/2006" xmlns:r="http://schemas.openxmlformats.org/officeDocument/2006/relationships" xmlns:w="http://schemas.openxmlformats.org/wordprocessingml/2006/main" xmlns:w14="http://schemas.microsoft.com/office/word/2010/wordml" xmlns:w15="http://schemas.microsoft.com/office/word/2012/wordml" mc:Ignorable="w14 w15">
+<w:styles xmlns:mc="http://schemas.openxmlformats.org/markup-compatibility/2006" xmlns:o="urn:schemas-microsoft-com:office:office" xmlns:r="http://schemas.openxmlformats.org/officeDocument/2006/relationships" xmlns:m="http://schemas.openxmlformats.org/officeDocument/2006/math" xmlns:v="urn:schemas-microsoft-com:vml" xmlns:w="http://schemas.openxmlformats.org/wordprocessingml/2006/main" xmlns:w14="http://schemas.microsoft.com/office/word/2010/wordml" xmlns:w10="urn:schemas-microsoft-com:office:word" xmlns:sl="http://schemas.openxmlformats.org/schemaLibrary/2006/main" xmlns:wpsCustomData="http://www.wps.cn/officeDocument/2013/wpsCustomData" mc:Ignorable="w14">
   <w:docDefaults>
     <w:rPrDefault>
       <w:rPr>
-        <w:rFonts w:ascii="Times New Roman" w:eastAsia="宋体" w:hAnsi="Times New Roman" w:cs="Times New Roman"/>
+        <w:rFonts w:ascii="Times New Roman" w:hAnsi="Times New Roman" w:eastAsia="宋体" w:cs="Times New Roman"/>
       </w:rPr>
     </w:rPrDefault>
     <w:pPrDefault/>
   </w:docDefaults>
-  <w:latentStyles w:defLockedState="0" w:defUIPriority="99" w:defSemiHidden="1" w:defUnhideWhenUsed="1" w:defQFormat="0" w:count="260">
-    <w:lsdException w:name="Normal" w:semiHidden="0" w:uiPriority="0" w:unhideWhenUsed="0" w:qFormat="1"/>
-    <w:lsdException w:name="heading 1" w:semiHidden="0" w:uiPriority="0" w:unhideWhenUsed="0" w:qFormat="1"/>
-    <w:lsdException w:name="heading 2" w:semiHidden="0" w:uiPriority="0" w:qFormat="1"/>
-    <w:lsdException w:name="heading 3" w:uiPriority="0" w:qFormat="1"/>
-    <w:lsdException w:name="heading 4" w:semiHidden="0" w:uiPriority="0" w:qFormat="1"/>
-    <w:lsdException w:name="heading 5" w:uiPriority="0" w:qFormat="1"/>
-    <w:lsdException w:name="heading 6" w:uiPriority="0" w:qFormat="1"/>
-    <w:lsdException w:name="heading 7" w:uiPriority="0" w:qFormat="1"/>
-    <w:lsdException w:name="heading 8" w:uiPriority="0" w:qFormat="1"/>
-    <w:lsdException w:name="heading 9" w:uiPriority="0" w:qFormat="1"/>
-    <w:lsdException w:name="index 1" w:semiHidden="0" w:uiPriority="0" w:unhideWhenUsed="0"/>
-    <w:lsdException w:name="index 2" w:semiHidden="0" w:uiPriority="0" w:unhideWhenUsed="0"/>
-    <w:lsdException w:name="index 3" w:semiHidden="0" w:uiPriority="0" w:unhideWhenUsed="0"/>
-    <w:lsdException w:name="index 4" w:semiHidden="0" w:uiPriority="0" w:unhideWhenUsed="0"/>
-    <w:lsdException w:name="index 5" w:semiHidden="0" w:uiPriority="0" w:unhideWhenUsed="0"/>
-    <w:lsdException w:name="index 6" w:semiHidden="0" w:uiPriority="0" w:unhideWhenUsed="0"/>
-    <w:lsdException w:name="index 7" w:semiHidden="0" w:uiPriority="0" w:unhideWhenUsed="0"/>
-    <w:lsdException w:name="index 8" w:semiHidden="0" w:uiPriority="0" w:unhideWhenUsed="0"/>
-    <w:lsdException w:name="index 9" w:semiHidden="0" w:uiPriority="0" w:unhideWhenUsed="0"/>
-    <w:lsdException w:name="toc 1" w:semiHidden="0" w:uiPriority="0" w:unhideWhenUsed="0" w:qFormat="1"/>
-    <w:lsdException w:name="toc 2" w:semiHidden="0" w:uiPriority="0" w:unhideWhenUsed="0" w:qFormat="1"/>
-    <w:lsdException w:name="toc 3" w:semiHidden="0" w:uiPriority="0" w:unhideWhenUsed="0" w:qFormat="1"/>
-    <w:lsdException w:name="toc 4" w:semiHidden="0" w:uiPriority="0" w:unhideWhenUsed="0"/>
-    <w:lsdException w:name="toc 5" w:semiHidden="0" w:uiPriority="0" w:unhideWhenUsed="0"/>
-    <w:lsdException w:name="toc 6" w:semiHidden="0" w:uiPriority="0" w:unhideWhenUsed="0"/>
-    <w:lsdException w:name="toc 7" w:semiHidden="0" w:uiPriority="0" w:unhideWhenUsed="0"/>
-    <w:lsdException w:name="toc 8" w:semiHidden="0" w:uiPriority="0" w:unhideWhenUsed="0"/>
-    <w:lsdException w:name="toc 9" w:semiHidden="0" w:uiPriority="0" w:unhideWhenUsed="0"/>
-    <w:lsdException w:name="Normal Indent" w:semiHidden="0" w:uiPriority="0" w:unhideWhenUsed="0"/>
-    <w:lsdException w:name="footnote text" w:semiHidden="0" w:uiPriority="0" w:unhideWhenUsed="0"/>
-    <w:lsdException w:name="annotation text" w:semiHidden="0" w:uiPriority="0" w:unhideWhenUsed="0" w:qFormat="1"/>
-    <w:lsdException w:name="header" w:semiHidden="0" w:uiPriority="0" w:unhideWhenUsed="0" w:qFormat="1"/>
-    <w:lsdException w:name="footer" w:semiHidden="0" w:uiPriority="0" w:unhideWhenUsed="0" w:qFormat="1"/>
-    <w:lsdException w:name="index heading" w:semiHidden="0" w:uiPriority="0" w:unhideWhenUsed="0"/>
-    <w:lsdException w:name="caption" w:uiPriority="0" w:qFormat="1"/>
-    <w:lsdException w:name="table of figures" w:semiHidden="0" w:uiPriority="0" w:unhideWhenUsed="0"/>
-    <w:lsdException w:name="envelope address" w:semiHidden="0" w:uiPriority="0" w:unhideWhenUsed="0"/>
-    <w:lsdException w:name="envelope return" w:semiHidden="0" w:uiPriority="0" w:unhideWhenUsed="0"/>
-    <w:lsdException w:name="footnote reference" w:semiHidden="0" w:uiPriority="0" w:unhideWhenUsed="0"/>
-    <w:lsdException w:name="annotation reference" w:semiHidden="0" w:uiPriority="0" w:unhideWhenUsed="0"/>
-    <w:lsdException w:name="line number" w:semiHidden="0" w:uiPriority="0" w:unhideWhenUsed="0"/>
-    <w:lsdException w:name="page number" w:semiHidden="0" w:uiPriority="0" w:unhideWhenUsed="0"/>
-    <w:lsdException w:name="endnote reference" w:semiHidden="0" w:uiPriority="0" w:unhideWhenUsed="0"/>
-    <w:lsdException w:name="endnote text" w:semiHidden="0" w:uiPriority="0" w:unhideWhenUsed="0"/>
-    <w:lsdException w:name="table of authorities" w:semiHidden="0" w:uiPriority="0" w:unhideWhenUsed="0"/>
-    <w:lsdException w:name="macro" w:semiHidden="0" w:uiPriority="0" w:unhideWhenUsed="0"/>
-    <w:lsdException w:name="toa heading" w:semiHidden="0" w:uiPriority="0" w:unhideWhenUsed="0"/>
-    <w:lsdException w:name="List" w:semiHidden="0" w:uiPriority="0" w:unhideWhenUsed="0"/>
-    <w:lsdException w:name="List Bullet" w:semiHidden="0" w:uiPriority="0" w:unhideWhenUsed="0"/>
-    <w:lsdException w:name="List Number" w:semiHidden="0" w:uiPriority="0" w:unhideWhenUsed="0"/>
-    <w:lsdException w:name="List 2" w:semiHidden="0" w:uiPriority="0" w:unhideWhenUsed="0"/>
-    <w:lsdException w:name="List 3" w:semiHidden="0" w:uiPriority="0" w:unhideWhenUsed="0"/>
-    <w:lsdException w:name="List 4" w:semiHidden="0" w:uiPriority="0" w:unhideWhenUsed="0"/>
-    <w:lsdException w:name="List 5" w:semiHidden="0" w:uiPriority="0" w:unhideWhenUsed="0"/>
-    <w:lsdException w:name="List Bullet 2" w:semiHidden="0" w:uiPriority="0" w:unhideWhenUsed="0"/>
-    <w:lsdException w:name="List Bullet 3" w:semiHidden="0" w:uiPriority="0" w:unhideWhenUsed="0"/>
-    <w:lsdException w:name="List Bullet 4" w:semiHidden="0" w:uiPriority="0" w:unhideWhenUsed="0"/>
-    <w:lsdException w:name="List Bullet 5" w:semiHidden="0" w:uiPriority="0" w:unhideWhenUsed="0"/>
-    <w:lsdException w:name="List Number 2" w:semiHidden="0" w:uiPriority="0" w:unhideWhenUsed="0"/>
-    <w:lsdException w:name="List Number 3" w:semiHidden="0" w:uiPriority="0" w:unhideWhenUsed="0"/>
-    <w:lsdException w:name="List Number 4" w:semiHidden="0" w:uiPriority="0" w:unhideWhenUsed="0"/>
-    <w:lsdException w:name="List Number 5" w:semiHidden="0" w:uiPriority="0" w:unhideWhenUsed="0"/>
-    <w:lsdException w:name="Title" w:semiHidden="0" w:uiPriority="0" w:unhideWhenUsed="0" w:qFormat="1"/>
-    <w:lsdException w:name="Closing" w:semiHidden="0" w:uiPriority="0" w:unhideWhenUsed="0"/>
-    <w:lsdException w:name="Signature" w:semiHidden="0" w:uiPriority="0" w:unhideWhenUsed="0"/>
-    <w:lsdException w:name="Default Paragraph Font" w:uiPriority="0" w:unhideWhenUsed="0" w:qFormat="1"/>
-    <w:lsdException w:name="Body Text" w:uiPriority="0" w:unhideWhenUsed="0" w:qFormat="1"/>
-    <w:lsdException w:name="Body Text Indent" w:semiHidden="0" w:uiPriority="0" w:unhideWhenUsed="0"/>
-    <w:lsdException w:name="List Continue" w:semiHidden="0" w:uiPriority="0" w:unhideWhenUsed="0"/>
-    <w:lsdException w:name="List Continue 2" w:semiHidden="0" w:uiPriority="0" w:unhideWhenUsed="0"/>
-    <w:lsdException w:name="List Continue 3" w:semiHidden="0" w:uiPriority="0" w:unhideWhenUsed="0"/>
-    <w:lsdException w:name="List Continue 4" w:semiHidden="0" w:uiPriority="0" w:unhideWhenUsed="0"/>
-    <w:lsdException w:name="List Continue 5" w:semiHidden="0" w:uiPriority="0" w:unhideWhenUsed="0"/>
-    <w:lsdException w:name="Message Header" w:semiHidden="0" w:uiPriority="0" w:unhideWhenUsed="0"/>
-    <w:lsdException w:name="Subtitle" w:semiHidden="0" w:uiPriority="0" w:unhideWhenUsed="0" w:qFormat="1"/>
-    <w:lsdException w:name="Salutation" w:semiHidden="0" w:uiPriority="0" w:unhideWhenUsed="0"/>
-    <w:lsdException w:name="Date" w:semiHidden="0" w:uiPriority="0" w:unhideWhenUsed="0"/>
-    <w:lsdException w:name="Body Text First Indent" w:semiHidden="0" w:uiPriority="0" w:unhideWhenUsed="0"/>
-    <w:lsdException w:name="Body Text First Indent 2" w:semiHidden="0" w:uiPriority="0" w:unhideWhenUsed="0"/>
-    <w:lsdException w:name="Body Text 2" w:semiHidden="0" w:uiPriority="0" w:unhideWhenUsed="0"/>
-    <w:lsdException w:name="Body Text 3" w:semiHidden="0" w:uiPriority="0" w:unhideWhenUsed="0"/>
-    <w:lsdException w:name="Body Text Indent 2" w:semiHidden="0" w:uiPriority="0" w:unhideWhenUsed="0"/>
-    <w:lsdException w:name="Body Text Indent 3" w:semiHidden="0" w:uiPriority="0" w:unhideWhenUsed="0"/>
-    <w:lsdException w:name="Block Text" w:semiHidden="0" w:uiPriority="0" w:unhideWhenUsed="0"/>
-    <w:lsdException w:name="Hyperlink" w:semiHidden="0" w:uiPriority="0" w:unhideWhenUsed="0"/>
-    <w:lsdException w:name="FollowedHyperlink" w:semiHidden="0" w:uiPriority="0" w:unhideWhenUsed="0"/>
-    <w:lsdException w:name="Strong" w:semiHidden="0" w:uiPriority="0" w:unhideWhenUsed="0" w:qFormat="1"/>
-    <w:lsdException w:name="Emphasis" w:semiHidden="0" w:uiPriority="0" w:unhideWhenUsed="0" w:qFormat="1"/>
-    <w:lsdException w:name="Document Map" w:semiHidden="0" w:uiPriority="0" w:unhideWhenUsed="0"/>
-    <w:lsdException w:name="Plain Text" w:semiHidden="0" w:uiPriority="0" w:unhideWhenUsed="0"/>
-    <w:lsdException w:name="E-mail Signature" w:semiHidden="0" w:uiPriority="0" w:unhideWhenUsed="0"/>
-    <w:lsdException w:name="Normal (Web)" w:semiHidden="0" w:uiPriority="0" w:unhideWhenUsed="0" w:qFormat="1"/>
-    <w:lsdException w:name="HTML Acronym" w:semiHidden="0" w:uiPriority="0" w:unhideWhenUsed="0"/>
-    <w:lsdException w:name="HTML Address" w:semiHidden="0" w:uiPriority="0" w:unhideWhenUsed="0"/>
-    <w:lsdException w:name="HTML Cite" w:semiHidden="0" w:uiPriority="0" w:unhideWhenUsed="0"/>
-    <w:lsdException w:name="HTML Code" w:semiHidden="0" w:uiPriority="0" w:unhideWhenUsed="0"/>
-    <w:lsdException w:name="HTML Definition" w:semiHidden="0" w:uiPriority="0" w:unhideWhenUsed="0"/>
-    <w:lsdException w:name="HTML Keyboard" w:semiHidden="0" w:uiPriority="0" w:unhideWhenUsed="0"/>
-    <w:lsdException w:name="HTML Preformatted" w:semiHidden="0" w:uiPriority="0" w:unhideWhenUsed="0"/>
-    <w:lsdException w:name="HTML Sample" w:semiHidden="0" w:uiPriority="0" w:unhideWhenUsed="0"/>
-    <w:lsdException w:name="HTML Typewriter" w:semiHidden="0" w:uiPriority="0" w:unhideWhenUsed="0"/>
-    <w:lsdException w:name="HTML Variable" w:semiHidden="0" w:uiPriority="0" w:unhideWhenUsed="0"/>
-    <w:lsdException w:name="Normal Table" w:uiPriority="0" w:unhideWhenUsed="0" w:qFormat="1"/>
-    <w:lsdException w:name="annotation subject" w:semiHidden="0" w:uiPriority="0" w:unhideWhenUsed="0"/>
-    <w:lsdException w:name="Table Simple 1" w:semiHidden="0" w:uiPriority="0" w:unhideWhenUsed="0"/>
-    <w:lsdException w:name="Table Simple 2" w:semiHidden="0" w:uiPriority="0" w:unhideWhenUsed="0"/>
-    <w:lsdException w:name="Table Simple 3" w:semiHidden="0" w:uiPriority="0" w:unhideWhenUsed="0"/>
-    <w:lsdException w:name="Table Classic 1" w:semiHidden="0" w:uiPriority="0" w:unhideWhenUsed="0"/>
-    <w:lsdException w:name="Table Classic 2" w:semiHidden="0" w:uiPriority="0" w:unhideWhenUsed="0"/>
-    <w:lsdException w:name="Table Classic 3" w:semiHidden="0" w:uiPriority="0" w:unhideWhenUsed="0"/>
-    <w:lsdException w:name="Table Classic 4" w:semiHidden="0" w:uiPriority="0" w:unhideWhenUsed="0"/>
-    <w:lsdException w:name="Table Colorful 1" w:semiHidden="0" w:uiPriority="0" w:unhideWhenUsed="0"/>
-    <w:lsdException w:name="Table Colorful 2" w:semiHidden="0" w:uiPriority="0" w:unhideWhenUsed="0"/>
-    <w:lsdException w:name="Table Colorful 3" w:semiHidden="0" w:uiPriority="0" w:unhideWhenUsed="0"/>
-    <w:lsdException w:name="Table Columns 1" w:semiHidden="0" w:uiPriority="0" w:unhideWhenUsed="0"/>
-    <w:lsdException w:name="Table Columns 2" w:semiHidden="0" w:uiPriority="0" w:unhideWhenUsed="0"/>
-    <w:lsdException w:name="Table Columns 3" w:semiHidden="0" w:uiPriority="0" w:unhideWhenUsed="0"/>
-    <w:lsdException w:name="Table Columns 4" w:semiHidden="0" w:uiPriority="0" w:unhideWhenUsed="0"/>
-    <w:lsdException w:name="Table Columns 5" w:semiHidden="0" w:uiPriority="0" w:unhideWhenUsed="0"/>
-    <w:lsdException w:name="Table Grid 1" w:semiHidden="0" w:uiPriority="0" w:unhideWhenUsed="0"/>
-    <w:lsdException w:name="Table Grid 2" w:semiHidden="0" w:uiPriority="0" w:unhideWhenUsed="0"/>
-    <w:lsdException w:name="Table Grid 3" w:semiHidden="0" w:uiPriority="0" w:unhideWhenUsed="0"/>
-    <w:lsdException w:name="Table Grid 4" w:semiHidden="0" w:uiPriority="0" w:unhideWhenUsed="0"/>
-    <w:lsdException w:name="Table Grid 5" w:semiHidden="0" w:uiPriority="0" w:unhideWhenUsed="0"/>
-    <w:lsdException w:name="Table Grid 6" w:semiHidden="0" w:uiPriority="0" w:unhideWhenUsed="0"/>
-    <w:lsdException w:name="Table Grid 7" w:semiHidden="0" w:uiPriority="0" w:unhideWhenUsed="0"/>
-    <w:lsdException w:name="Table Grid 8" w:semiHidden="0" w:uiPriority="0" w:unhideWhenUsed="0"/>
-    <w:lsdException w:name="Table List 1" w:semiHidden="0" w:uiPriority="0" w:unhideWhenUsed="0"/>
-    <w:lsdException w:name="Table List 2" w:semiHidden="0" w:uiPriority="0" w:unhideWhenUsed="0"/>
-    <w:lsdException w:name="Table List 3" w:semiHidden="0" w:uiPriority="0" w:unhideWhenUsed="0"/>
-    <w:lsdException w:name="Table List 4" w:semiHidden="0" w:uiPriority="0" w:unhideWhenUsed="0"/>
-    <w:lsdException w:name="Table List 5" w:semiHidden="0" w:uiPriority="0" w:unhideWhenUsed="0"/>
-    <w:lsdException w:name="Table List 6" w:semiHidden="0" w:uiPriority="0" w:unhideWhenUsed="0"/>
-    <w:lsdException w:name="Table List 7" w:semiHidden="0" w:uiPriority="0" w:unhideWhenUsed="0"/>
-    <w:lsdException w:name="Table List 8" w:semiHidden="0" w:uiPriority="0" w:unhideWhenUsed="0"/>
-    <w:lsdException w:name="Table 3D effects 1" w:semiHidden="0" w:uiPriority="0" w:unhideWhenUsed="0"/>
-    <w:lsdException w:name="Table 3D effects 2" w:semiHidden="0" w:uiPriority="0" w:unhideWhenUsed="0"/>
-    <w:lsdException w:name="Table 3D effects 3" w:semiHidden="0" w:uiPriority="0" w:unhideWhenUsed="0"/>
-    <w:lsdException w:name="Table Contemporary" w:semiHidden="0" w:uiPriority="0" w:unhideWhenUsed="0"/>
-    <w:lsdException w:name="Table Elegant" w:semiHidden="0" w:uiPriority="0" w:unhideWhenUsed="0"/>
-    <w:lsdException w:name="Table Professional" w:semiHidden="0" w:uiPriority="0" w:unhideWhenUsed="0"/>
-    <w:lsdException w:name="Table Subtle 1" w:semiHidden="0" w:uiPriority="0" w:unhideWhenUsed="0"/>
-    <w:lsdException w:name="Table Subtle 2" w:semiHidden="0" w:uiPriority="0" w:unhideWhenUsed="0"/>
-    <w:lsdException w:name="Table Web 1" w:semiHidden="0" w:uiPriority="0" w:unhideWhenUsed="0"/>
-    <w:lsdException w:name="Table Web 2" w:semiHidden="0" w:uiPriority="0" w:unhideWhenUsed="0"/>
-    <w:lsdException w:name="Table Web 3" w:semiHidden="0" w:uiPriority="0" w:unhideWhenUsed="0"/>
-    <w:lsdException w:name="Balloon Text" w:semiHidden="0" w:uiPriority="0" w:unhideWhenUsed="0"/>
-    <w:lsdException w:name="Table Grid" w:semiHidden="0" w:uiPriority="0" w:unhideWhenUsed="0" w:qFormat="1"/>
-    <w:lsdException w:name="Table Theme" w:semiHidden="0" w:uiPriority="0" w:unhideWhenUsed="0"/>
-    <w:lsdException w:name="Light Shading" w:semiHidden="0" w:uiPriority="60" w:unhideWhenUsed="0"/>
-    <w:lsdException w:name="Light List" w:semiHidden="0" w:uiPriority="61" w:unhideWhenUsed="0"/>
-    <w:lsdException w:name="Light Grid" w:semiHidden="0" w:uiPriority="62" w:unhideWhenUsed="0"/>
-    <w:lsdException w:name="Medium Shading 1" w:semiHidden="0" w:uiPriority="63" w:unhideWhenUsed="0"/>
-    <w:lsdException w:name="Medium Shading 2" w:semiHidden="0" w:uiPriority="64" w:unhideWhenUsed="0"/>
-    <w:lsdException w:name="Medium List 1" w:semiHidden="0" w:uiPriority="65" w:unhideWhenUsed="0"/>
-    <w:lsdException w:name="Medium List 2" w:semiHidden="0" w:uiPriority="66" w:unhideWhenUsed="0"/>
-    <w:lsdException w:name="Medium Grid 1" w:semiHidden="0" w:uiPriority="67" w:unhideWhenUsed="0"/>
-    <w:lsdException w:name="Medium Grid 2" w:semiHidden="0" w:uiPriority="68" w:unhideWhenUsed="0"/>
-    <w:lsdException w:name="Medium Grid 3" w:semiHidden="0" w:uiPriority="69" w:unhideWhenUsed="0"/>
-    <w:lsdException w:name="Dark List" w:semiHidden="0" w:uiPriority="70" w:unhideWhenUsed="0"/>
-    <w:lsdException w:name="Colorful Shading" w:semiHidden="0" w:uiPriority="71" w:unhideWhenUsed="0"/>
-    <w:lsdException w:name="Colorful List" w:semiHidden="0" w:uiPriority="72" w:unhideWhenUsed="0"/>
-    <w:lsdException w:name="Colorful Grid" w:semiHidden="0" w:uiPriority="73" w:unhideWhenUsed="0"/>
-    <w:lsdException w:name="Light Shading Accent 1" w:semiHidden="0" w:uiPriority="60" w:unhideWhenUsed="0"/>
-    <w:lsdException w:name="Light List Accent 1" w:semiHidden="0" w:uiPriority="61" w:unhideWhenUsed="0"/>
-    <w:lsdException w:name="Light Grid Accent 1" w:semiHidden="0" w:uiPriority="62" w:unhideWhenUsed="0"/>
-    <w:lsdException w:name="Medium Shading 1 Accent 1" w:semiHidden="0" w:uiPriority="63" w:unhideWhenUsed="0"/>
-    <w:lsdException w:name="Medium Shading 2 Accent 1" w:semiHidden="0" w:uiPriority="64" w:unhideWhenUsed="0"/>
-    <w:lsdException w:name="Medium List 1 Accent 1" w:semiHidden="0" w:uiPriority="65" w:unhideWhenUsed="0"/>
-    <w:lsdException w:name="Medium List 2 Accent 1" w:semiHidden="0" w:uiPriority="66" w:unhideWhenUsed="0"/>
-    <w:lsdException w:name="Medium Grid 1 Accent 1" w:semiHidden="0" w:uiPriority="67" w:unhideWhenUsed="0"/>
-    <w:lsdException w:name="Medium Grid 2 Accent 1" w:semiHidden="0" w:uiPriority="68" w:unhideWhenUsed="0"/>
-    <w:lsdException w:name="Medium Grid 3 Accent 1" w:semiHidden="0" w:uiPriority="69" w:unhideWhenUsed="0"/>
-    <w:lsdException w:name="Dark List Accent 1" w:semiHidden="0" w:uiPriority="70" w:unhideWhenUsed="0"/>
-    <w:lsdException w:name="Colorful Shading Accent 1" w:semiHidden="0" w:uiPriority="71" w:unhideWhenUsed="0"/>
-    <w:lsdException w:name="Colorful List Accent 1" w:semiHidden="0" w:uiPriority="72" w:unhideWhenUsed="0"/>
-    <w:lsdException w:name="Colorful Grid Accent 1" w:semiHidden="0" w:uiPriority="73" w:unhideWhenUsed="0"/>
-    <w:lsdException w:name="Light Shading Accent 2" w:semiHidden="0" w:uiPriority="60" w:unhideWhenUsed="0"/>
-    <w:lsdException w:name="Light List Accent 2" w:semiHidden="0" w:uiPriority="61" w:unhideWhenUsed="0"/>
-    <w:lsdException w:name="Light Grid Accent 2" w:semiHidden="0" w:uiPriority="62" w:unhideWhenUsed="0"/>
-    <w:lsdException w:name="Medium Shading 1 Accent 2" w:semiHidden="0" w:uiPriority="63" w:unhideWhenUsed="0"/>
-    <w:lsdException w:name="Medium Shading 2 Accent 2" w:semiHidden="0" w:uiPriority="64" w:unhideWhenUsed="0"/>
-    <w:lsdException w:name="Medium List 1 Accent 2" w:semiHidden="0" w:uiPriority="65" w:unhideWhenUsed="0"/>
-    <w:lsdException w:name="Medium List 2 Accent 2" w:semiHidden="0" w:uiPriority="66" w:unhideWhenUsed="0"/>
-    <w:lsdException w:name="Medium Grid 1 Accent 2" w:semiHidden="0" w:uiPriority="67" w:unhideWhenUsed="0"/>
-    <w:lsdException w:name="Medium Grid 2 Accent 2" w:semiHidden="0" w:uiPriority="68" w:unhideWhenUsed="0"/>
-    <w:lsdException w:name="Medium Grid 3 Accent 2" w:semiHidden="0" w:uiPriority="69" w:unhideWhenUsed="0"/>
-    <w:lsdException w:name="Dark List Accent 2" w:semiHidden="0" w:uiPriority="70" w:unhideWhenUsed="0"/>
-    <w:lsdException w:name="Colorful Shading Accent 2" w:semiHidden="0" w:uiPriority="71" w:unhideWhenUsed="0"/>
-    <w:lsdException w:name="Colorful List Accent 2" w:semiHidden="0" w:uiPriority="72" w:unhideWhenUsed="0"/>
-    <w:lsdException w:name="Colorful Grid Accent 2" w:semiHidden="0" w:uiPriority="73" w:unhideWhenUsed="0"/>
-    <w:lsdException w:name="Light Shading Accent 3" w:semiHidden="0" w:uiPriority="60" w:unhideWhenUsed="0"/>
-    <w:lsdException w:name="Light List Accent 3" w:semiHidden="0" w:uiPriority="61" w:unhideWhenUsed="0"/>
-    <w:lsdException w:name="Light Grid Accent 3" w:semiHidden="0" w:uiPriority="62" w:unhideWhenUsed="0"/>
-    <w:lsdException w:name="Medium Shading 1 Accent 3" w:semiHidden="0" w:uiPriority="63" w:unhideWhenUsed="0"/>
-    <w:lsdException w:name="Medium Shading 2 Accent 3" w:semiHidden="0" w:uiPriority="64" w:unhideWhenUsed="0"/>
-    <w:lsdException w:name="Medium List 1 Accent 3" w:semiHidden="0" w:uiPriority="65" w:unhideWhenUsed="0"/>
-    <w:lsdException w:name="Medium List 2 Accent 3" w:semiHidden="0" w:uiPriority="66" w:unhideWhenUsed="0"/>
-    <w:lsdException w:name="Medium Grid 1 Accent 3" w:semiHidden="0" w:uiPriority="67" w:unhideWhenUsed="0"/>
-    <w:lsdException w:name="Medium Grid 2 Accent 3" w:semiHidden="0" w:uiPriority="68" w:unhideWhenUsed="0"/>
-    <w:lsdException w:name="Medium Grid 3 Accent 3" w:semiHidden="0" w:uiPriority="69" w:unhideWhenUsed="0"/>
-    <w:lsdException w:name="Dark List Accent 3" w:semiHidden="0" w:uiPriority="70" w:unhideWhenUsed="0"/>
-    <w:lsdException w:name="Colorful Shading Accent 3" w:semiHidden="0" w:uiPriority="71" w:unhideWhenUsed="0"/>
-    <w:lsdException w:name="Colorful List Accent 3" w:semiHidden="0" w:uiPriority="72" w:unhideWhenUsed="0"/>
-    <w:lsdException w:name="Colorful Grid Accent 3" w:semiHidden="0" w:uiPriority="73" w:unhideWhenUsed="0"/>
-    <w:lsdException w:name="Light Shading Accent 4" w:semiHidden="0" w:uiPriority="60" w:unhideWhenUsed="0"/>
-    <w:lsdException w:name="Light List Accent 4" w:semiHidden="0" w:uiPriority="61" w:unhideWhenUsed="0"/>
-    <w:lsdException w:name="Light Grid Accent 4" w:semiHidden="0" w:uiPriority="62" w:unhideWhenUsed="0"/>
-    <w:lsdException w:name="Medium Shading 1 Accent 4" w:semiHidden="0" w:uiPriority="63" w:unhideWhenUsed="0"/>
-    <w:lsdException w:name="Medium Shading 2 Accent 4" w:semiHidden="0" w:uiPriority="64" w:unhideWhenUsed="0"/>
-    <w:lsdException w:name="Medium List 1 Accent 4" w:semiHidden="0" w:uiPriority="65" w:unhideWhenUsed="0"/>
-    <w:lsdException w:name="Medium List 2 Accent 4" w:semiHidden="0" w:uiPriority="66" w:unhideWhenUsed="0"/>
-    <w:lsdException w:name="Medium Grid 1 Accent 4" w:semiHidden="0" w:uiPriority="67" w:unhideWhenUsed="0"/>
-    <w:lsdException w:name="Medium Grid 2 Accent 4" w:semiHidden="0" w:uiPriority="68" w:unhideWhenUsed="0"/>
-    <w:lsdException w:name="Medium Grid 3 Accent 4" w:semiHidden="0" w:uiPriority="69" w:unhideWhenUsed="0"/>
-    <w:lsdException w:name="Dark List Accent 4" w:semiHidden="0" w:uiPriority="70" w:unhideWhenUsed="0"/>
-    <w:lsdException w:name="Colorful Shading Accent 4" w:semiHidden="0" w:uiPriority="71" w:unhideWhenUsed="0"/>
-    <w:lsdException w:name="Colorful List Accent 4" w:semiHidden="0" w:uiPriority="72" w:unhideWhenUsed="0"/>
-    <w:lsdException w:name="Colorful Grid Accent 4" w:semiHidden="0" w:uiPriority="73" w:unhideWhenUsed="0"/>
-    <w:lsdException w:name="Light Shading Accent 5" w:semiHidden="0" w:uiPriority="60" w:unhideWhenUsed="0"/>
-    <w:lsdException w:name="Light List Accent 5" w:semiHidden="0" w:uiPriority="61" w:unhideWhenUsed="0"/>
-    <w:lsdException w:name="Light Grid Accent 5" w:semiHidden="0" w:uiPriority="62" w:unhideWhenUsed="0"/>
-    <w:lsdException w:name="Medium Shading 1 Accent 5" w:semiHidden="0" w:uiPriority="63" w:unhideWhenUsed="0"/>
-    <w:lsdException w:name="Medium Shading 2 Accent 5" w:semiHidden="0" w:uiPriority="64" w:unhideWhenUsed="0"/>
-    <w:lsdException w:name="Medium List 1 Accent 5" w:semiHidden="0" w:uiPriority="65" w:unhideWhenUsed="0"/>
-    <w:lsdException w:name="Medium List 2 Accent 5" w:semiHidden="0" w:uiPriority="66" w:unhideWhenUsed="0"/>
-    <w:lsdException w:name="Medium Grid 1 Accent 5" w:semiHidden="0" w:uiPriority="67" w:unhideWhenUsed="0"/>
-    <w:lsdException w:name="Medium Grid 2 Accent 5" w:semiHidden="0" w:uiPriority="68" w:unhideWhenUsed="0"/>
-    <w:lsdException w:name="Medium Grid 3 Accent 5" w:semiHidden="0" w:uiPriority="69" w:unhideWhenUsed="0"/>
-    <w:lsdException w:name="Dark List Accent 5" w:semiHidden="0" w:uiPriority="70" w:unhideWhenUsed="0"/>
-    <w:lsdException w:name="Colorful Shading Accent 5" w:semiHidden="0" w:uiPriority="71" w:unhideWhenUsed="0"/>
-    <w:lsdException w:name="Colorful List Accent 5" w:semiHidden="0" w:uiPriority="72" w:unhideWhenUsed="0"/>
-    <w:lsdException w:name="Colorful Grid Accent 5" w:semiHidden="0" w:uiPriority="73" w:unhideWhenUsed="0"/>
-    <w:lsdException w:name="Light Shading Accent 6" w:semiHidden="0" w:uiPriority="60" w:unhideWhenUsed="0"/>
-    <w:lsdException w:name="Light List Accent 6" w:semiHidden="0" w:uiPriority="61" w:unhideWhenUsed="0"/>
-    <w:lsdException w:name="Light Grid Accent 6" w:semiHidden="0" w:uiPriority="62" w:unhideWhenUsed="0"/>
-    <w:lsdException w:name="Medium Shading 1 Accent 6" w:semiHidden="0" w:uiPriority="63" w:unhideWhenUsed="0"/>
-    <w:lsdException w:name="Medium Shading 2 Accent 6" w:semiHidden="0" w:uiPriority="64" w:unhideWhenUsed="0"/>
-    <w:lsdException w:name="Medium List 1 Accent 6" w:semiHidden="0" w:uiPriority="65" w:unhideWhenUsed="0"/>
-    <w:lsdException w:name="Medium List 2 Accent 6" w:semiHidden="0" w:uiPriority="66" w:unhideWhenUsed="0"/>
-    <w:lsdException w:name="Medium Grid 1 Accent 6" w:semiHidden="0" w:uiPriority="67" w:unhideWhenUsed="0"/>
-    <w:lsdException w:name="Medium Grid 2 Accent 6" w:semiHidden="0" w:uiPriority="68" w:unhideWhenUsed="0"/>
-    <w:lsdException w:name="Medium Grid 3 Accent 6" w:semiHidden="0" w:uiPriority="69" w:unhideWhenUsed="0"/>
-    <w:lsdException w:name="Dark List Accent 6" w:semiHidden="0" w:uiPriority="70" w:unhideWhenUsed="0"/>
-    <w:lsdException w:name="Colorful Shading Accent 6" w:semiHidden="0" w:uiPriority="71" w:unhideWhenUsed="0"/>
-    <w:lsdException w:name="Colorful List Accent 6" w:semiHidden="0" w:uiPriority="72" w:unhideWhenUsed="0"/>
-    <w:lsdException w:name="Colorful Grid Accent 6" w:semiHidden="0" w:uiPriority="73" w:unhideWhenUsed="0"/>
+  <w:latentStyles w:count="260" w:defQFormat="0" w:defUnhideWhenUsed="1" w:defSemiHidden="1" w:defUIPriority="99" w:defLockedState="0">
+    <w:lsdException w:qFormat="1" w:unhideWhenUsed="0" w:uiPriority="0" w:semiHidden="0" w:name="Normal"/>
+    <w:lsdException w:qFormat="1" w:unhideWhenUsed="0" w:uiPriority="0" w:semiHidden="0" w:name="heading 1"/>
+    <w:lsdException w:qFormat="1" w:uiPriority="0" w:semiHidden="0" w:name="heading 2"/>
+    <w:lsdException w:qFormat="1" w:uiPriority="0" w:name="heading 3"/>
+    <w:lsdException w:qFormat="1" w:uiPriority="0" w:semiHidden="0" w:name="heading 4"/>
+    <w:lsdException w:qFormat="1" w:uiPriority="0" w:name="heading 5"/>
+    <w:lsdException w:qFormat="1" w:uiPriority="0" w:name="heading 6"/>
+    <w:lsdException w:qFormat="1" w:uiPriority="0" w:name="heading 7"/>
+    <w:lsdException w:qFormat="1" w:uiPriority="0" w:name="heading 8"/>
+    <w:lsdException w:qFormat="1" w:uiPriority="0" w:name="heading 9"/>
+    <w:lsdException w:unhideWhenUsed="0" w:uiPriority="0" w:semiHidden="0" w:name="index 1"/>
+    <w:lsdException w:unhideWhenUsed="0" w:uiPriority="0" w:semiHidden="0" w:name="index 2"/>
+    <w:lsdException w:unhideWhenUsed="0" w:uiPriority="0" w:semiHidden="0" w:name="index 3"/>
+    <w:lsdException w:unhideWhenUsed="0" w:uiPriority="0" w:semiHidden="0" w:name="index 4"/>
+    <w:lsdException w:unhideWhenUsed="0" w:uiPriority="0" w:semiHidden="0" w:name="index 5"/>
+    <w:lsdException w:unhideWhenUsed="0" w:uiPriority="0" w:semiHidden="0" w:name="index 6"/>
+    <w:lsdException w:unhideWhenUsed="0" w:uiPriority="0" w:semiHidden="0" w:name="index 7"/>
+    <w:lsdException w:unhideWhenUsed="0" w:uiPriority="0" w:semiHidden="0" w:name="index 8"/>
+    <w:lsdException w:unhideWhenUsed="0" w:uiPriority="0" w:semiHidden="0" w:name="index 9"/>
+    <w:lsdException w:qFormat="1" w:unhideWhenUsed="0" w:uiPriority="0" w:semiHidden="0" w:name="toc 1"/>
+    <w:lsdException w:qFormat="1" w:unhideWhenUsed="0" w:uiPriority="0" w:semiHidden="0" w:name="toc 2"/>
+    <w:lsdException w:qFormat="1" w:unhideWhenUsed="0" w:uiPriority="0" w:semiHidden="0" w:name="toc 3"/>
+    <w:lsdException w:unhideWhenUsed="0" w:uiPriority="0" w:semiHidden="0" w:name="toc 4"/>
+    <w:lsdException w:unhideWhenUsed="0" w:uiPriority="0" w:semiHidden="0" w:name="toc 5"/>
+    <w:lsdException w:unhideWhenUsed="0" w:uiPriority="0" w:semiHidden="0" w:name="toc 6"/>
+    <w:lsdException w:unhideWhenUsed="0" w:uiPriority="0" w:semiHidden="0" w:name="toc 7"/>
+    <w:lsdException w:unhideWhenUsed="0" w:uiPriority="0" w:semiHidden="0" w:name="toc 8"/>
+    <w:lsdException w:unhideWhenUsed="0" w:uiPriority="0" w:semiHidden="0" w:name="toc 9"/>
+    <w:lsdException w:unhideWhenUsed="0" w:uiPriority="0" w:semiHidden="0" w:name="Normal Indent"/>
+    <w:lsdException w:unhideWhenUsed="0" w:uiPriority="0" w:semiHidden="0" w:name="footnote text"/>
+    <w:lsdException w:qFormat="1" w:unhideWhenUsed="0" w:uiPriority="0" w:semiHidden="0" w:name="annotation text"/>
+    <w:lsdException w:qFormat="1" w:unhideWhenUsed="0" w:uiPriority="0" w:semiHidden="0" w:name="header"/>
+    <w:lsdException w:qFormat="1" w:unhideWhenUsed="0" w:uiPriority="0" w:semiHidden="0" w:name="footer"/>
+    <w:lsdException w:unhideWhenUsed="0" w:uiPriority="0" w:semiHidden="0" w:name="index heading"/>
+    <w:lsdException w:qFormat="1" w:uiPriority="0" w:name="caption"/>
+    <w:lsdException w:unhideWhenUsed="0" w:uiPriority="0" w:semiHidden="0" w:name="table of figures"/>
+    <w:lsdException w:unhideWhenUsed="0" w:uiPriority="0" w:semiHidden="0" w:name="envelope address"/>
+    <w:lsdException w:unhideWhenUsed="0" w:uiPriority="0" w:semiHidden="0" w:name="envelope return"/>
+    <w:lsdException w:unhideWhenUsed="0" w:uiPriority="0" w:semiHidden="0" w:name="footnote reference"/>
+    <w:lsdException w:unhideWhenUsed="0" w:uiPriority="0" w:semiHidden="0" w:name="annotation reference"/>
+    <w:lsdException w:unhideWhenUsed="0" w:uiPriority="0" w:semiHidden="0" w:name="line number"/>
+    <w:lsdException w:unhideWhenUsed="0" w:uiPriority="0" w:semiHidden="0" w:name="page number"/>
+    <w:lsdException w:unhideWhenUsed="0" w:uiPriority="0" w:semiHidden="0" w:name="endnote reference"/>
+    <w:lsdException w:unhideWhenUsed="0" w:uiPriority="0" w:semiHidden="0" w:name="endnote text"/>
+    <w:lsdException w:unhideWhenUsed="0" w:uiPriority="0" w:semiHidden="0" w:name="table of authorities"/>
+    <w:lsdException w:unhideWhenUsed="0" w:uiPriority="0" w:semiHidden="0" w:name="macro"/>
+    <w:lsdException w:unhideWhenUsed="0" w:uiPriority="0" w:semiHidden="0" w:name="toa heading"/>
+    <w:lsdException w:unhideWhenUsed="0" w:uiPriority="0" w:semiHidden="0" w:name="List"/>
+    <w:lsdException w:unhideWhenUsed="0" w:uiPriority="0" w:semiHidden="0" w:name="List Bullet"/>
+    <w:lsdException w:unhideWhenUsed="0" w:uiPriority="0" w:semiHidden="0" w:name="List Number"/>
+    <w:lsdException w:unhideWhenUsed="0" w:uiPriority="0" w:semiHidden="0" w:name="List 2"/>
+    <w:lsdException w:unhideWhenUsed="0" w:uiPriority="0" w:semiHidden="0" w:name="List 3"/>
+    <w:lsdException w:unhideWhenUsed="0" w:uiPriority="0" w:semiHidden="0" w:name="List 4"/>
+    <w:lsdException w:unhideWhenUsed="0" w:uiPriority="0" w:semiHidden="0" w:name="List 5"/>
+    <w:lsdException w:unhideWhenUsed="0" w:uiPriority="0" w:semiHidden="0" w:name="List Bullet 2"/>
+    <w:lsdException w:unhideWhenUsed="0" w:uiPriority="0" w:semiHidden="0" w:name="List Bullet 3"/>
+    <w:lsdException w:unhideWhenUsed="0" w:uiPriority="0" w:semiHidden="0" w:name="List Bullet 4"/>
+    <w:lsdException w:unhideWhenUsed="0" w:uiPriority="0" w:semiHidden="0" w:name="List Bullet 5"/>
+    <w:lsdException w:unhideWhenUsed="0" w:uiPriority="0" w:semiHidden="0" w:name="List Number 2"/>
+    <w:lsdException w:unhideWhenUsed="0" w:uiPriority="0" w:semiHidden="0" w:name="List Number 3"/>
+    <w:lsdException w:unhideWhenUsed="0" w:uiPriority="0" w:semiHidden="0" w:name="List Number 4"/>
+    <w:lsdException w:unhideWhenUsed="0" w:uiPriority="0" w:semiHidden="0" w:name="List Number 5"/>
+    <w:lsdException w:qFormat="1" w:unhideWhenUsed="0" w:uiPriority="0" w:semiHidden="0" w:name="Title"/>
+    <w:lsdException w:unhideWhenUsed="0" w:uiPriority="0" w:semiHidden="0" w:name="Closing"/>
+    <w:lsdException w:unhideWhenUsed="0" w:uiPriority="0" w:semiHidden="0" w:name="Signature"/>
+    <w:lsdException w:qFormat="1" w:unhideWhenUsed="0" w:uiPriority="0" w:name="Default Paragraph Font"/>
+    <w:lsdException w:qFormat="1" w:unhideWhenUsed="0" w:uiPriority="0" w:name="Body Text"/>
+    <w:lsdException w:unhideWhenUsed="0" w:uiPriority="0" w:semiHidden="0" w:name="Body Text Indent"/>
+    <w:lsdException w:unhideWhenUsed="0" w:uiPriority="0" w:semiHidden="0" w:name="List Continue"/>
+    <w:lsdException w:unhideWhenUsed="0" w:uiPriority="0" w:semiHidden="0" w:name="List Continue 2"/>
+    <w:lsdException w:unhideWhenUsed="0" w:uiPriority="0" w:semiHidden="0" w:name="List Continue 3"/>
+    <w:lsdException w:unhideWhenUsed="0" w:uiPriority="0" w:semiHidden="0" w:name="List Continue 4"/>
+    <w:lsdException w:unhideWhenUsed="0" w:uiPriority="0" w:semiHidden="0" w:name="List Continue 5"/>
+    <w:lsdException w:unhideWhenUsed="0" w:uiPriority="0" w:semiHidden="0" w:name="Message Header"/>
+    <w:lsdException w:qFormat="1" w:unhideWhenUsed="0" w:uiPriority="0" w:semiHidden="0" w:name="Subtitle"/>
+    <w:lsdException w:unhideWhenUsed="0" w:uiPriority="0" w:semiHidden="0" w:name="Salutation"/>
+    <w:lsdException w:unhideWhenUsed="0" w:uiPriority="0" w:semiHidden="0" w:name="Date"/>
+    <w:lsdException w:unhideWhenUsed="0" w:uiPriority="0" w:semiHidden="0" w:name="Body Text First Indent"/>
+    <w:lsdException w:unhideWhenUsed="0" w:uiPriority="0" w:semiHidden="0" w:name="Body Text First Indent 2"/>
+    <w:lsdException w:uiPriority="99" w:name="Note Heading"/>
+    <w:lsdException w:unhideWhenUsed="0" w:uiPriority="0" w:semiHidden="0" w:name="Body Text 2"/>
+    <w:lsdException w:unhideWhenUsed="0" w:uiPriority="0" w:semiHidden="0" w:name="Body Text 3"/>
+    <w:lsdException w:unhideWhenUsed="0" w:uiPriority="0" w:semiHidden="0" w:name="Body Text Indent 2"/>
+    <w:lsdException w:unhideWhenUsed="0" w:uiPriority="0" w:semiHidden="0" w:name="Body Text Indent 3"/>
+    <w:lsdException w:unhideWhenUsed="0" w:uiPriority="0" w:semiHidden="0" w:name="Block Text"/>
+    <w:lsdException w:unhideWhenUsed="0" w:uiPriority="0" w:semiHidden="0" w:name="Hyperlink"/>
+    <w:lsdException w:unhideWhenUsed="0" w:uiPriority="0" w:semiHidden="0" w:name="FollowedHyperlink"/>
+    <w:lsdException w:qFormat="1" w:unhideWhenUsed="0" w:uiPriority="0" w:semiHidden="0" w:name="Strong"/>
+    <w:lsdException w:qFormat="1" w:unhideWhenUsed="0" w:uiPriority="0" w:semiHidden="0" w:name="Emphasis"/>
+    <w:lsdException w:unhideWhenUsed="0" w:uiPriority="0" w:semiHidden="0" w:name="Document Map"/>
+    <w:lsdException w:unhideWhenUsed="0" w:uiPriority="0" w:semiHidden="0" w:name="Plain Text"/>
+    <w:lsdException w:unhideWhenUsed="0" w:uiPriority="0" w:semiHidden="0" w:name="E-mail Signature"/>
+    <w:lsdException w:qFormat="1" w:unhideWhenUsed="0" w:uiPriority="0" w:semiHidden="0" w:name="Normal (Web)"/>
+    <w:lsdException w:unhideWhenUsed="0" w:uiPriority="0" w:semiHidden="0" w:name="HTML Acronym"/>
+    <w:lsdException w:unhideWhenUsed="0" w:uiPriority="0" w:semiHidden="0" w:name="HTML Address"/>
+    <w:lsdException w:unhideWhenUsed="0" w:uiPriority="0" w:semiHidden="0" w:name="HTML Cite"/>
+    <w:lsdException w:unhideWhenUsed="0" w:uiPriority="0" w:semiHidden="0" w:name="HTML Code"/>
+    <w:lsdException w:unhideWhenUsed="0" w:uiPriority="0" w:semiHidden="0" w:name="HTML Definition"/>
+    <w:lsdException w:unhideWhenUsed="0" w:uiPriority="0" w:semiHidden="0" w:name="HTML Keyboard"/>
+    <w:lsdException w:unhideWhenUsed="0" w:uiPriority="0" w:semiHidden="0" w:name="HTML Preformatted"/>
+    <w:lsdException w:unhideWhenUsed="0" w:uiPriority="0" w:semiHidden="0" w:name="HTML Sample"/>
+    <w:lsdException w:unhideWhenUsed="0" w:uiPriority="0" w:semiHidden="0" w:name="HTML Typewriter"/>
+    <w:lsdException w:unhideWhenUsed="0" w:uiPriority="0" w:semiHidden="0" w:name="HTML Variable"/>
+    <w:lsdException w:qFormat="1" w:unhideWhenUsed="0" w:uiPriority="0" w:name="Normal Table"/>
+    <w:lsdException w:unhideWhenUsed="0" w:uiPriority="0" w:semiHidden="0" w:name="annotation subject"/>
+    <w:lsdException w:unhideWhenUsed="0" w:uiPriority="0" w:semiHidden="0" w:name="Table Simple 1"/>
+    <w:lsdException w:unhideWhenUsed="0" w:uiPriority="0" w:semiHidden="0" w:name="Table Simple 2"/>
+    <w:lsdException w:unhideWhenUsed="0" w:uiPriority="0" w:semiHidden="0" w:name="Table Simple 3"/>
+    <w:lsdException w:unhideWhenUsed="0" w:uiPriority="0" w:semiHidden="0" w:name="Table Classic 1"/>
+    <w:lsdException w:unhideWhenUsed="0" w:uiPriority="0" w:semiHidden="0" w:name="Table Classic 2"/>
+    <w:lsdException w:unhideWhenUsed="0" w:uiPriority="0" w:semiHidden="0" w:name="Table Classic 3"/>
+    <w:lsdException w:unhideWhenUsed="0" w:uiPriority="0" w:semiHidden="0" w:name="Table Classic 4"/>
+    <w:lsdException w:unhideWhenUsed="0" w:uiPriority="0" w:semiHidden="0" w:name="Table Colorful 1"/>
+    <w:lsdException w:unhideWhenUsed="0" w:uiPriority="0" w:semiHidden="0" w:name="Table Colorful 2"/>
+    <w:lsdException w:unhideWhenUsed="0" w:uiPriority="0" w:semiHidden="0" w:name="Table Colorful 3"/>
+    <w:lsdException w:unhideWhenUsed="0" w:uiPriority="0" w:semiHidden="0" w:name="Table Columns 1"/>
+    <w:lsdException w:unhideWhenUsed="0" w:uiPriority="0" w:semiHidden="0" w:name="Table Columns 2"/>
+    <w:lsdException w:unhideWhenUsed="0" w:uiPriority="0" w:semiHidden="0" w:name="Table Columns 3"/>
+    <w:lsdException w:unhideWhenUsed="0" w:uiPriority="0" w:semiHidden="0" w:name="Table Columns 4"/>
+    <w:lsdException w:unhideWhenUsed="0" w:uiPriority="0" w:semiHidden="0" w:name="Table Columns 5"/>
+    <w:lsdException w:unhideWhenUsed="0" w:uiPriority="0" w:semiHidden="0" w:name="Table Grid 1"/>
+    <w:lsdException w:unhideWhenUsed="0" w:uiPriority="0" w:semiHidden="0" w:name="Table Grid 2"/>
+    <w:lsdException w:unhideWhenUsed="0" w:uiPriority="0" w:semiHidden="0" w:name="Table Grid 3"/>
+    <w:lsdException w:unhideWhenUsed="0" w:uiPriority="0" w:semiHidden="0" w:name="Table Grid 4"/>
+    <w:lsdException w:unhideWhenUsed="0" w:uiPriority="0" w:semiHidden="0" w:name="Table Grid 5"/>
+    <w:lsdException w:unhideWhenUsed="0" w:uiPriority="0" w:semiHidden="0" w:name="Table Grid 6"/>
+    <w:lsdException w:unhideWhenUsed="0" w:uiPriority="0" w:semiHidden="0" w:name="Table Grid 7"/>
+    <w:lsdException w:unhideWhenUsed="0" w:uiPriority="0" w:semiHidden="0" w:name="Table Grid 8"/>
+    <w:lsdException w:unhideWhenUsed="0" w:uiPriority="0" w:semiHidden="0" w:name="Table List 1"/>
+    <w:lsdException w:unhideWhenUsed="0" w:uiPriority="0" w:semiHidden="0" w:name="Table List 2"/>
+    <w:lsdException w:unhideWhenUsed="0" w:uiPriority="0" w:semiHidden="0" w:name="Table List 3"/>
+    <w:lsdException w:unhideWhenUsed="0" w:uiPriority="0" w:semiHidden="0" w:name="Table List 4"/>
+    <w:lsdException w:unhideWhenUsed="0" w:uiPriority="0" w:semiHidden="0" w:name="Table List 5"/>
+    <w:lsdException w:unhideWhenUsed="0" w:uiPriority="0" w:semiHidden="0" w:name="Table List 6"/>
+    <w:lsdException w:unhideWhenUsed="0" w:uiPriority="0" w:semiHidden="0" w:name="Table List 7"/>
+    <w:lsdException w:unhideWhenUsed="0" w:uiPriority="0" w:semiHidden="0" w:name="Table List 8"/>
+    <w:lsdException w:unhideWhenUsed="0" w:uiPriority="0" w:semiHidden="0" w:name="Table 3D effects 1"/>
+    <w:lsdException w:unhideWhenUsed="0" w:uiPriority="0" w:semiHidden="0" w:name="Table 3D effects 2"/>
+    <w:lsdException w:unhideWhenUsed="0" w:uiPriority="0" w:semiHidden="0" w:name="Table 3D effects 3"/>
+    <w:lsdException w:unhideWhenUsed="0" w:uiPriority="0" w:semiHidden="0" w:name="Table Contemporary"/>
+    <w:lsdException w:unhideWhenUsed="0" w:uiPriority="0" w:semiHidden="0" w:name="Table Elegant"/>
+    <w:lsdException w:unhideWhenUsed="0" w:uiPriority="0" w:semiHidden="0" w:name="Table Professional"/>
+    <w:lsdException w:unhideWhenUsed="0" w:uiPriority="0" w:semiHidden="0" w:name="Table Subtle 1"/>
+    <w:lsdException w:unhideWhenUsed="0" w:uiPriority="0" w:semiHidden="0" w:name="Table Subtle 2"/>
+    <w:lsdException w:unhideWhenUsed="0" w:uiPriority="0" w:semiHidden="0" w:name="Table Web 1"/>
+    <w:lsdException w:unhideWhenUsed="0" w:uiPriority="0" w:semiHidden="0" w:name="Table Web 2"/>
+    <w:lsdException w:unhideWhenUsed="0" w:uiPriority="0" w:semiHidden="0" w:name="Table Web 3"/>
+    <w:lsdException w:unhideWhenUsed="0" w:uiPriority="0" w:semiHidden="0" w:name="Balloon Text"/>
+    <w:lsdException w:qFormat="1" w:unhideWhenUsed="0" w:uiPriority="0" w:semiHidden="0" w:name="Table Grid"/>
+    <w:lsdException w:unhideWhenUsed="0" w:uiPriority="0" w:semiHidden="0" w:name="Table Theme"/>
+    <w:lsdException w:unhideWhenUsed="0" w:uiPriority="60" w:semiHidden="0" w:name="Light Shading"/>
+    <w:lsdException w:unhideWhenUsed="0" w:uiPriority="61" w:semiHidden="0" w:name="Light List"/>
+    <w:lsdException w:unhideWhenUsed="0" w:uiPriority="62" w:semiHidden="0" w:name="Light Grid"/>
+    <w:lsdException w:unhideWhenUsed="0" w:uiPriority="63" w:semiHidden="0" w:name="Medium Shading 1"/>
+    <w:lsdException w:unhideWhenUsed="0" w:uiPriority="64" w:semiHidden="0" w:name="Medium Shading 2"/>
+    <w:lsdException w:unhideWhenUsed="0" w:uiPriority="65" w:semiHidden="0" w:name="Medium List 1"/>
+    <w:lsdException w:unhideWhenUsed="0" w:uiPriority="66" w:semiHidden="0" w:name="Medium List 2"/>
+    <w:lsdException w:unhideWhenUsed="0" w:uiPriority="67" w:semiHidden="0" w:name="Medium Grid 1"/>
+    <w:lsdException w:unhideWhenUsed="0" w:uiPriority="68" w:semiHidden="0" w:name="Medium Grid 2"/>
+    <w:lsdException w:unhideWhenUsed="0" w:uiPriority="69" w:semiHidden="0" w:name="Medium Grid 3"/>
+    <w:lsdException w:unhideWhenUsed="0" w:uiPriority="70" w:semiHidden="0" w:name="Dark List"/>
+    <w:lsdException w:unhideWhenUsed="0" w:uiPriority="71" w:semiHidden="0" w:name="Colorful Shading"/>
+    <w:lsdException w:unhideWhenUsed="0" w:uiPriority="72" w:semiHidden="0" w:name="Colorful List"/>
+    <w:lsdException w:unhideWhenUsed="0" w:uiPriority="73" w:semiHidden="0" w:name="Colorful Grid"/>
+    <w:lsdException w:unhideWhenUsed="0" w:uiPriority="60" w:semiHidden="0" w:name="Light Shading Accent 1"/>
+    <w:lsdException w:unhideWhenUsed="0" w:uiPriority="61" w:semiHidden="0" w:name="Light List Accent 1"/>
+    <w:lsdException w:unhideWhenUsed="0" w:uiPriority="62" w:semiHidden="0" w:name="Light Grid Accent 1"/>
+    <w:lsdException w:unhideWhenUsed="0" w:uiPriority="63" w:semiHidden="0" w:name="Medium Shading 1 Accent 1"/>
+    <w:lsdException w:unhideWhenUsed="0" w:uiPriority="64" w:semiHidden="0" w:name="Medium Shading 2 Accent 1"/>
+    <w:lsdException w:unhideWhenUsed="0" w:uiPriority="65" w:semiHidden="0" w:name="Medium List 1 Accent 1"/>
+    <w:lsdException w:unhideWhenUsed="0" w:uiPriority="66" w:semiHidden="0" w:name="Medium List 2 Accent 1"/>
+    <w:lsdException w:unhideWhenUsed="0" w:uiPriority="67" w:semiHidden="0" w:name="Medium Grid 1 Accent 1"/>
+    <w:lsdException w:unhideWhenUsed="0" w:uiPriority="68" w:semiHidden="0" w:name="Medium Grid 2 Accent 1"/>
+    <w:lsdException w:unhideWhenUsed="0" w:uiPriority="69" w:semiHidden="0" w:name="Medium Grid 3 Accent 1"/>
+    <w:lsdException w:unhideWhenUsed="0" w:uiPriority="70" w:semiHidden="0" w:name="Dark List Accent 1"/>
+    <w:lsdException w:unhideWhenUsed="0" w:uiPriority="71" w:semiHidden="0" w:name="Colorful Shading Accent 1"/>
+    <w:lsdException w:unhideWhenUsed="0" w:uiPriority="72" w:semiHidden="0" w:name="Colorful List Accent 1"/>
+    <w:lsdException w:unhideWhenUsed="0" w:uiPriority="73" w:semiHidden="0" w:name="Colorful Grid Accent 1"/>
+    <w:lsdException w:unhideWhenUsed="0" w:uiPriority="60" w:semiHidden="0" w:name="Light Shading Accent 2"/>
+    <w:lsdException w:unhideWhenUsed="0" w:uiPriority="61" w:semiHidden="0" w:name="Light List Accent 2"/>
+    <w:lsdException w:unhideWhenUsed="0" w:uiPriority="62" w:semiHidden="0" w:name="Light Grid Accent 2"/>
+    <w:lsdException w:unhideWhenUsed="0" w:uiPriority="63" w:semiHidden="0" w:name="Medium Shading 1 Accent 2"/>
+    <w:lsdException w:unhideWhenUsed="0" w:uiPriority="64" w:semiHidden="0" w:name="Medium Shading 2 Accent 2"/>
+    <w:lsdException w:unhideWhenUsed="0" w:uiPriority="65" w:semiHidden="0" w:name="Medium List 1 Accent 2"/>
+    <w:lsdException w:unhideWhenUsed="0" w:uiPriority="66" w:semiHidden="0" w:name="Medium List 2 Accent 2"/>
+    <w:lsdException w:unhideWhenUsed="0" w:uiPriority="67" w:semiHidden="0" w:name="Medium Grid 1 Accent 2"/>
+    <w:lsdException w:unhideWhenUsed="0" w:uiPriority="68" w:semiHidden="0" w:name="Medium Grid 2 Accent 2"/>
+    <w:lsdException w:unhideWhenUsed="0" w:uiPriority="69" w:semiHidden="0" w:name="Medium Grid 3 Accent 2"/>
+    <w:lsdException w:unhideWhenUsed="0" w:uiPriority="70" w:semiHidden="0" w:name="Dark List Accent 2"/>
+    <w:lsdException w:unhideWhenUsed="0" w:uiPriority="71" w:semiHidden="0" w:name="Colorful Shading Accent 2"/>
+    <w:lsdException w:unhideWhenUsed="0" w:uiPriority="72" w:semiHidden="0" w:name="Colorful List Accent 2"/>
+    <w:lsdException w:unhideWhenUsed="0" w:uiPriority="73" w:semiHidden="0" w:name="Colorful Grid Accent 2"/>
+    <w:lsdException w:unhideWhenUsed="0" w:uiPriority="60" w:semiHidden="0" w:name="Light Shading Accent 3"/>
+    <w:lsdException w:unhideWhenUsed="0" w:uiPriority="61" w:semiHidden="0" w:name="Light List Accent 3"/>
+    <w:lsdException w:unhideWhenUsed="0" w:uiPriority="62" w:semiHidden="0" w:name="Light Grid Accent 3"/>
+    <w:lsdException w:unhideWhenUsed="0" w:uiPriority="63" w:semiHidden="0" w:name="Medium Shading 1 Accent 3"/>
+    <w:lsdException w:unhideWhenUsed="0" w:uiPriority="64" w:semiHidden="0" w:name="Medium Shading 2 Accent 3"/>
+    <w:lsdException w:unhideWhenUsed="0" w:uiPriority="65" w:semiHidden="0" w:name="Medium List 1 Accent 3"/>
+    <w:lsdException w:unhideWhenUsed="0" w:uiPriority="66" w:semiHidden="0" w:name="Medium List 2 Accent 3"/>
+    <w:lsdException w:unhideWhenUsed="0" w:uiPriority="67" w:semiHidden="0" w:name="Medium Grid 1 Accent 3"/>
+    <w:lsdException w:unhideWhenUsed="0" w:uiPriority="68" w:semiHidden="0" w:name="Medium Grid 2 Accent 3"/>
+    <w:lsdException w:unhideWhenUsed="0" w:uiPriority="69" w:semiHidden="0" w:name="Medium Grid 3 Accent 3"/>
+    <w:lsdException w:unhideWhenUsed="0" w:uiPriority="70" w:semiHidden="0" w:name="Dark List Accent 3"/>
+    <w:lsdException w:unhideWhenUsed="0" w:uiPriority="71" w:semiHidden="0" w:name="Colorful Shading Accent 3"/>
+    <w:lsdException w:unhideWhenUsed="0" w:uiPriority="72" w:semiHidden="0" w:name="Colorful List Accent 3"/>
+    <w:lsdException w:unhideWhenUsed="0" w:uiPriority="73" w:semiHidden="0" w:name="Colorful Grid Accent 3"/>
+    <w:lsdException w:unhideWhenUsed="0" w:uiPriority="60" w:semiHidden="0" w:name="Light Shading Accent 4"/>
+    <w:lsdException w:unhideWhenUsed="0" w:uiPriority="61" w:semiHidden="0" w:name="Light List Accent 4"/>
+    <w:lsdException w:unhideWhenUsed="0" w:uiPriority="62" w:semiHidden="0" w:name="Light Grid Accent 4"/>
+    <w:lsdException w:unhideWhenUsed="0" w:uiPriority="63" w:semiHidden="0" w:name="Medium Shading 1 Accent 4"/>
+    <w:lsdException w:unhideWhenUsed="0" w:uiPriority="64" w:semiHidden="0" w:name="Medium Shading 2 Accent 4"/>
+    <w:lsdException w:unhideWhenUsed="0" w:uiPriority="65" w:semiHidden="0" w:name="Medium List 1 Accent 4"/>
+    <w:lsdException w:unhideWhenUsed="0" w:uiPriority="66" w:semiHidden="0" w:name="Medium List 2 Accent 4"/>
+    <w:lsdException w:unhideWhenUsed="0" w:uiPriority="67" w:semiHidden="0" w:name="Medium Grid 1 Accent 4"/>
+    <w:lsdException w:unhideWhenUsed="0" w:uiPriority="68" w:semiHidden="0" w:name="Medium Grid 2 Accent 4"/>
+    <w:lsdException w:unhideWhenUsed="0" w:uiPriority="69" w:semiHidden="0" w:name="Medium Grid 3 Accent 4"/>
+    <w:lsdException w:unhideWhenUsed="0" w:uiPriority="70" w:semiHidden="0" w:name="Dark List Accent 4"/>
+    <w:lsdException w:unhideWhenUsed="0" w:uiPriority="71" w:semiHidden="0" w:name="Colorful Shading Accent 4"/>
+    <w:lsdException w:unhideWhenUsed="0" w:uiPriority="72" w:semiHidden="0" w:name="Colorful List Accent 4"/>
+    <w:lsdException w:unhideWhenUsed="0" w:uiPriority="73" w:semiHidden="0" w:name="Colorful Grid Accent 4"/>
+    <w:lsdException w:unhideWhenUsed="0" w:uiPriority="60" w:semiHidden="0" w:name="Light Shading Accent 5"/>
+    <w:lsdException w:unhideWhenUsed="0" w:uiPriority="61" w:semiHidden="0" w:name="Light List Accent 5"/>
+    <w:lsdException w:unhideWhenUsed="0" w:uiPriority="62" w:semiHidden="0" w:name="Light Grid Accent 5"/>
+    <w:lsdException w:unhideWhenUsed="0" w:uiPriority="63" w:semiHidden="0" w:name="Medium Shading 1 Accent 5"/>
+    <w:lsdException w:unhideWhenUsed="0" w:uiPriority="64" w:semiHidden="0" w:name="Medium Shading 2 Accent 5"/>
+    <w:lsdException w:unhideWhenUsed="0" w:uiPriority="65" w:semiHidden="0" w:name="Medium List 1 Accent 5"/>
+    <w:lsdException w:unhideWhenUsed="0" w:uiPriority="66" w:semiHidden="0" w:name="Medium List 2 Accent 5"/>
+    <w:lsdException w:unhideWhenUsed="0" w:uiPriority="67" w:semiHidden="0" w:name="Medium Grid 1 Accent 5"/>
+    <w:lsdException w:unhideWhenUsed="0" w:uiPriority="68" w:semiHidden="0" w:name="Medium Grid 2 Accent 5"/>
+    <w:lsdException w:unhideWhenUsed="0" w:uiPriority="69" w:semiHidden="0" w:name="Medium Grid 3 Accent 5"/>
+    <w:lsdException w:unhideWhenUsed="0" w:uiPriority="70" w:semiHidden="0" w:name="Dark List Accent 5"/>
+    <w:lsdException w:unhideWhenUsed="0" w:uiPriority="71" w:semiHidden="0" w:name="Colorful Shading Accent 5"/>
+    <w:lsdException w:unhideWhenUsed="0" w:uiPriority="72" w:semiHidden="0" w:name="Colorful List Accent 5"/>
+    <w:lsdException w:unhideWhenUsed="0" w:uiPriority="73" w:semiHidden="0" w:name="Colorful Grid Accent 5"/>
+    <w:lsdException w:unhideWhenUsed="0" w:uiPriority="60" w:semiHidden="0" w:name="Light Shading Accent 6"/>
+    <w:lsdException w:unhideWhenUsed="0" w:uiPriority="61" w:semiHidden="0" w:name="Light List Accent 6"/>
+    <w:lsdException w:unhideWhenUsed="0" w:uiPriority="62" w:semiHidden="0" w:name="Light Grid Accent 6"/>
+    <w:lsdException w:unhideWhenUsed="0" w:uiPriority="63" w:semiHidden="0" w:name="Medium Shading 1 Accent 6"/>
+    <w:lsdException w:unhideWhenUsed="0" w:uiPriority="64" w:semiHidden="0" w:name="Medium Shading 2 Accent 6"/>
+    <w:lsdException w:unhideWhenUsed="0" w:uiPriority="65" w:semiHidden="0" w:name="Medium List 1 Accent 6"/>
+    <w:lsdException w:unhideWhenUsed="0" w:uiPriority="66" w:semiHidden="0" w:name="Medium List 2 Accent 6"/>
+    <w:lsdException w:unhideWhenUsed="0" w:uiPriority="67" w:semiHidden="0" w:name="Medium Grid 1 Accent 6"/>
+    <w:lsdException w:unhideWhenUsed="0" w:uiPriority="68" w:semiHidden="0" w:name="Medium Grid 2 Accent 6"/>
+    <w:lsdException w:unhideWhenUsed="0" w:uiPriority="69" w:semiHidden="0" w:name="Medium Grid 3 Accent 6"/>
+    <w:lsdException w:unhideWhenUsed="0" w:uiPriority="70" w:semiHidden="0" w:name="Dark List Accent 6"/>
+    <w:lsdException w:unhideWhenUsed="0" w:uiPriority="71" w:semiHidden="0" w:name="Colorful Shading Accent 6"/>
+    <w:lsdException w:unhideWhenUsed="0" w:uiPriority="72" w:semiHidden="0" w:name="Colorful List Accent 6"/>
+    <w:lsdException w:unhideWhenUsed="0" w:uiPriority="73" w:semiHidden="0" w:name="Colorful Grid Accent 6"/>
   </w:latentStyles>
-  <w:style w:type="paragraph" w:default="1" w:styleId="Normal">
+  <w:style w:type="paragraph" w:default="1" w:styleId="1">
     <w:name w:val="Normal"/>
     <w:qFormat/>
+    <w:uiPriority w:val="0"/>
     <w:pPr>
       <w:kinsoku w:val="0"/>
       <w:autoSpaceDE w:val="0"/>
@@ -5324,7 +5420,7 @@
       <w:textAlignment w:val="baseline"/>
     </w:pPr>
     <w:rPr>
-      <w:rFonts w:ascii="Arial" w:eastAsia="宋体" w:hAnsi="Arial" w:cs="Arial"/>
+      <w:rFonts w:ascii="Arial" w:hAnsi="Arial" w:eastAsia="宋体" w:cs="Arial"/>
       <w:snapToGrid w:val="0"/>
       <w:color w:val="000000"/>
       <w:kern w:val="0"/>
@@ -5333,11 +5429,12 @@
       <w:lang w:val="en-US" w:eastAsia="en-US" w:bidi="ar-SA"/>
     </w:rPr>
   </w:style>
-  <w:style w:type="paragraph" w:styleId="Heading1">
+  <w:style w:type="paragraph" w:styleId="2">
     <w:name w:val="heading 1"/>
-    <w:basedOn w:val="Normal"/>
-    <w:next w:val="Normal"/>
+    <w:basedOn w:val="1"/>
+    <w:next w:val="1"/>
     <w:qFormat/>
+    <w:uiPriority w:val="0"/>
     <w:pPr>
       <w:keepNext/>
       <w:keepLines/>
@@ -5355,12 +5452,13 @@
       <w:sz w:val="44"/>
     </w:rPr>
   </w:style>
-  <w:style w:type="paragraph" w:styleId="Heading2">
+  <w:style w:type="paragraph" w:styleId="3">
     <w:name w:val="heading 2"/>
-    <w:basedOn w:val="Normal"/>
-    <w:next w:val="Normal"/>
+    <w:basedOn w:val="1"/>
+    <w:next w:val="1"/>
     <w:unhideWhenUsed/>
     <w:qFormat/>
+    <w:uiPriority w:val="0"/>
     <w:pPr>
       <w:keepNext/>
       <w:keepLines/>
@@ -5373,18 +5471,19 @@
       <w:outlineLvl w:val="1"/>
     </w:pPr>
     <w:rPr>
-      <w:rFonts w:ascii="Arial" w:eastAsia="黑体" w:hAnsi="Arial"/>
+      <w:rFonts w:ascii="Arial" w:hAnsi="Arial" w:eastAsia="黑体"/>
       <w:b/>
       <w:sz w:val="32"/>
     </w:rPr>
   </w:style>
-  <w:style w:type="paragraph" w:styleId="Heading3">
+  <w:style w:type="paragraph" w:styleId="4">
     <w:name w:val="heading 3"/>
-    <w:basedOn w:val="Normal"/>
-    <w:next w:val="Normal"/>
+    <w:basedOn w:val="1"/>
+    <w:next w:val="1"/>
     <w:semiHidden/>
     <w:unhideWhenUsed/>
     <w:qFormat/>
+    <w:uiPriority w:val="0"/>
     <w:pPr>
       <w:keepNext/>
       <w:keepLines/>
@@ -5401,12 +5500,13 @@
       <w:sz w:val="32"/>
     </w:rPr>
   </w:style>
-  <w:style w:type="paragraph" w:styleId="Heading4">
+  <w:style w:type="paragraph" w:styleId="5">
     <w:name w:val="heading 4"/>
-    <w:basedOn w:val="Normal"/>
-    <w:next w:val="Normal"/>
+    <w:basedOn w:val="1"/>
+    <w:next w:val="1"/>
     <w:unhideWhenUsed/>
     <w:qFormat/>
+    <w:uiPriority w:val="0"/>
     <w:pPr>
       <w:keepNext/>
       <w:keepLines/>
@@ -5419,18 +5519,19 @@
       <w:outlineLvl w:val="3"/>
     </w:pPr>
     <w:rPr>
-      <w:rFonts w:ascii="Arial" w:eastAsia="黑体" w:hAnsi="Arial"/>
+      <w:rFonts w:ascii="Arial" w:hAnsi="Arial" w:eastAsia="黑体"/>
       <w:b/>
       <w:sz w:val="28"/>
     </w:rPr>
   </w:style>
-  <w:style w:type="paragraph" w:styleId="Heading5">
+  <w:style w:type="paragraph" w:styleId="6">
     <w:name w:val="heading 5"/>
-    <w:basedOn w:val="Normal"/>
-    <w:next w:val="Normal"/>
+    <w:basedOn w:val="1"/>
+    <w:next w:val="1"/>
     <w:semiHidden/>
     <w:unhideWhenUsed/>
     <w:qFormat/>
+    <w:uiPriority w:val="0"/>
     <w:pPr>
       <w:keepNext/>
       <w:keepLines/>
@@ -5447,13 +5548,14 @@
       <w:sz w:val="28"/>
     </w:rPr>
   </w:style>
-  <w:style w:type="paragraph" w:styleId="Heading6">
+  <w:style w:type="paragraph" w:styleId="7">
     <w:name w:val="heading 6"/>
-    <w:basedOn w:val="Normal"/>
-    <w:next w:val="Normal"/>
+    <w:basedOn w:val="1"/>
+    <w:next w:val="1"/>
     <w:semiHidden/>
     <w:unhideWhenUsed/>
     <w:qFormat/>
+    <w:uiPriority w:val="0"/>
     <w:pPr>
       <w:keepNext/>
       <w:keepLines/>
@@ -5466,18 +5568,19 @@
       <w:outlineLvl w:val="5"/>
     </w:pPr>
     <w:rPr>
-      <w:rFonts w:ascii="Arial" w:eastAsia="黑体" w:hAnsi="Arial"/>
+      <w:rFonts w:ascii="Arial" w:hAnsi="Arial" w:eastAsia="黑体"/>
       <w:b/>
       <w:sz w:val="24"/>
     </w:rPr>
   </w:style>
-  <w:style w:type="paragraph" w:styleId="Heading7">
+  <w:style w:type="paragraph" w:styleId="8">
     <w:name w:val="heading 7"/>
-    <w:basedOn w:val="Normal"/>
-    <w:next w:val="Normal"/>
+    <w:basedOn w:val="1"/>
+    <w:next w:val="1"/>
     <w:semiHidden/>
     <w:unhideWhenUsed/>
     <w:qFormat/>
+    <w:uiPriority w:val="0"/>
     <w:pPr>
       <w:keepNext/>
       <w:keepLines/>
@@ -5494,13 +5597,14 @@
       <w:sz w:val="24"/>
     </w:rPr>
   </w:style>
-  <w:style w:type="paragraph" w:styleId="Heading8">
+  <w:style w:type="paragraph" w:styleId="9">
     <w:name w:val="heading 8"/>
-    <w:basedOn w:val="Normal"/>
-    <w:next w:val="Normal"/>
+    <w:basedOn w:val="1"/>
+    <w:next w:val="1"/>
     <w:semiHidden/>
     <w:unhideWhenUsed/>
     <w:qFormat/>
+    <w:uiPriority w:val="0"/>
     <w:pPr>
       <w:keepNext/>
       <w:keepLines/>
@@ -5513,17 +5617,18 @@
       <w:outlineLvl w:val="7"/>
     </w:pPr>
     <w:rPr>
-      <w:rFonts w:ascii="Arial" w:eastAsia="黑体" w:hAnsi="Arial"/>
+      <w:rFonts w:ascii="Arial" w:hAnsi="Arial" w:eastAsia="黑体"/>
       <w:sz w:val="24"/>
     </w:rPr>
   </w:style>
-  <w:style w:type="paragraph" w:styleId="Heading9">
+  <w:style w:type="paragraph" w:styleId="10">
     <w:name w:val="heading 9"/>
-    <w:basedOn w:val="Normal"/>
-    <w:next w:val="Normal"/>
+    <w:basedOn w:val="1"/>
+    <w:next w:val="1"/>
     <w:semiHidden/>
     <w:unhideWhenUsed/>
     <w:qFormat/>
+    <w:uiPriority w:val="0"/>
     <w:pPr>
       <w:keepNext/>
       <w:keepLines/>
@@ -5536,19 +5641,21 @@
       <w:outlineLvl w:val="8"/>
     </w:pPr>
     <w:rPr>
-      <w:rFonts w:ascii="Arial" w:eastAsia="黑体" w:hAnsi="Arial"/>
+      <w:rFonts w:ascii="Arial" w:hAnsi="Arial" w:eastAsia="黑体"/>
       <w:sz w:val="21"/>
     </w:rPr>
   </w:style>
-  <w:style w:type="character" w:default="1" w:styleId="DefaultParagraphFont">
+  <w:style w:type="character" w:default="1" w:styleId="22">
     <w:name w:val="Default Paragraph Font"/>
     <w:semiHidden/>
     <w:qFormat/>
+    <w:uiPriority w:val="0"/>
   </w:style>
-  <w:style w:type="table" w:default="1" w:styleId="TableNormal">
+  <w:style w:type="table" w:default="1" w:styleId="20">
     <w:name w:val="Normal Table"/>
     <w:semiHidden/>
     <w:qFormat/>
+    <w:uiPriority w:val="0"/>
     <w:tblPr>
       <w:tblCellMar>
         <w:top w:w="0" w:type="dxa"/>
@@ -5558,39 +5665,43 @@
       </w:tblCellMar>
     </w:tblPr>
   </w:style>
-  <w:style w:type="paragraph" w:styleId="CommentText">
+  <w:style w:type="paragraph" w:styleId="11">
     <w:name w:val="annotation text"/>
-    <w:basedOn w:val="Normal"/>
+    <w:basedOn w:val="1"/>
     <w:qFormat/>
+    <w:uiPriority w:val="0"/>
     <w:pPr>
       <w:jc w:val="left"/>
     </w:pPr>
   </w:style>
-  <w:style w:type="paragraph" w:styleId="BodyText">
+  <w:style w:type="paragraph" w:styleId="12">
     <w:name w:val="Body Text"/>
-    <w:basedOn w:val="Normal"/>
+    <w:basedOn w:val="1"/>
     <w:semiHidden/>
     <w:qFormat/>
+    <w:uiPriority w:val="0"/>
     <w:rPr>
-      <w:rFonts w:ascii="Arial" w:eastAsia="Arial" w:hAnsi="Arial" w:cs="Arial"/>
+      <w:rFonts w:ascii="Arial" w:hAnsi="Arial" w:eastAsia="Arial" w:cs="Arial"/>
       <w:sz w:val="21"/>
       <w:szCs w:val="21"/>
       <w:lang w:val="en-US" w:eastAsia="en-US" w:bidi="ar-SA"/>
     </w:rPr>
   </w:style>
-  <w:style w:type="paragraph" w:styleId="TOC3">
+  <w:style w:type="paragraph" w:styleId="13">
     <w:name w:val="toc 3"/>
-    <w:basedOn w:val="Normal"/>
-    <w:next w:val="Normal"/>
+    <w:basedOn w:val="1"/>
+    <w:next w:val="1"/>
     <w:qFormat/>
+    <w:uiPriority w:val="0"/>
     <w:pPr>
       <w:ind w:left="840" w:leftChars="400"/>
     </w:pPr>
   </w:style>
-  <w:style w:type="paragraph" w:styleId="Footer">
+  <w:style w:type="paragraph" w:styleId="14">
     <w:name w:val="footer"/>
-    <w:basedOn w:val="Normal"/>
+    <w:basedOn w:val="1"/>
     <w:qFormat/>
+    <w:uiPriority w:val="0"/>
     <w:pPr>
       <w:tabs>
         <w:tab w:val="center" w:pos="4153"/>
@@ -5603,16 +5714,17 @@
       <w:sz w:val="18"/>
     </w:rPr>
   </w:style>
-  <w:style w:type="paragraph" w:styleId="Header">
+  <w:style w:type="paragraph" w:styleId="15">
     <w:name w:val="header"/>
-    <w:basedOn w:val="Normal"/>
+    <w:basedOn w:val="1"/>
     <w:qFormat/>
+    <w:uiPriority w:val="0"/>
     <w:pPr>
       <w:pBdr>
-        <w:top w:val="nil"/>
-        <w:left w:val="nil"/>
-        <w:bottom w:val="nil"/>
-        <w:right w:val="nil"/>
+        <w:top w:val="none" w:color="auto" w:sz="0" w:space="0"/>
+        <w:left w:val="none" w:color="auto" w:sz="0" w:space="0"/>
+        <w:bottom w:val="none" w:color="auto" w:sz="0" w:space="0"/>
+        <w:right w:val="none" w:color="auto" w:sz="0" w:space="0"/>
       </w:pBdr>
       <w:tabs>
         <w:tab w:val="center" w:pos="4153"/>
@@ -5627,37 +5739,41 @@
       <w:sz w:val="18"/>
     </w:rPr>
   </w:style>
-  <w:style w:type="paragraph" w:styleId="TOC1">
+  <w:style w:type="paragraph" w:styleId="16">
     <w:name w:val="toc 1"/>
-    <w:basedOn w:val="Normal"/>
-    <w:next w:val="Normal"/>
+    <w:basedOn w:val="1"/>
+    <w:next w:val="1"/>
     <w:qFormat/>
+    <w:uiPriority w:val="0"/>
     <w:rPr>
-      <w:rFonts w:ascii="Arial" w:eastAsia="Microsoft JhengHei" w:hAnsi="Arial"/>
+      <w:rFonts w:ascii="Arial" w:hAnsi="Arial" w:eastAsia="Microsoft JhengHei"/>
       <w:sz w:val="24"/>
     </w:rPr>
   </w:style>
-  <w:style w:type="paragraph" w:styleId="TOC2">
+  <w:style w:type="paragraph" w:styleId="17">
     <w:name w:val="toc 2"/>
-    <w:basedOn w:val="Normal"/>
-    <w:next w:val="Normal"/>
+    <w:basedOn w:val="1"/>
+    <w:next w:val="1"/>
     <w:qFormat/>
+    <w:uiPriority w:val="0"/>
     <w:pPr>
       <w:ind w:left="420" w:leftChars="200"/>
     </w:pPr>
   </w:style>
-  <w:style w:type="paragraph" w:styleId="NormalWeb">
+  <w:style w:type="paragraph" w:styleId="18">
     <w:name w:val="Normal (Web)"/>
-    <w:basedOn w:val="Normal"/>
+    <w:basedOn w:val="1"/>
     <w:qFormat/>
+    <w:uiPriority w:val="0"/>
     <w:rPr>
       <w:sz w:val="24"/>
     </w:rPr>
   </w:style>
-  <w:style w:type="paragraph" w:styleId="Title">
+  <w:style w:type="paragraph" w:styleId="19">
     <w:name w:val="Title"/>
-    <w:basedOn w:val="Normal"/>
+    <w:basedOn w:val="1"/>
     <w:qFormat/>
+    <w:uiPriority w:val="0"/>
     <w:pPr>
       <w:spacing w:before="240" w:beforeLines="0" w:beforeAutospacing="0" w:after="60" w:afterLines="0" w:afterAutospacing="0"/>
       <w:jc w:val="center"/>
@@ -5669,68 +5785,73 @@
       <w:sz w:val="32"/>
     </w:rPr>
   </w:style>
-  <w:style w:type="table" w:styleId="TableGrid">
+  <w:style w:type="table" w:styleId="21">
     <w:name w:val="Table Grid"/>
-    <w:basedOn w:val="TableNormal"/>
+    <w:basedOn w:val="20"/>
     <w:qFormat/>
+    <w:uiPriority w:val="0"/>
     <w:pPr>
       <w:widowControl w:val="0"/>
       <w:jc w:val="both"/>
     </w:pPr>
     <w:tblPr>
       <w:tblBorders>
-        <w:top w:val="single" w:sz="4" w:space="0" w:color="auto"/>
-        <w:left w:val="single" w:sz="4" w:space="0" w:color="auto"/>
-        <w:bottom w:val="single" w:sz="4" w:space="0" w:color="auto"/>
-        <w:right w:val="single" w:sz="4" w:space="0" w:color="auto"/>
-        <w:insideH w:val="single" w:sz="4" w:space="0" w:color="auto"/>
-        <w:insideV w:val="single" w:sz="4" w:space="0" w:color="auto"/>
+        <w:top w:val="single" w:color="auto" w:sz="4" w:space="0"/>
+        <w:left w:val="single" w:color="auto" w:sz="4" w:space="0"/>
+        <w:bottom w:val="single" w:color="auto" w:sz="4" w:space="0"/>
+        <w:right w:val="single" w:color="auto" w:sz="4" w:space="0"/>
+        <w:insideH w:val="single" w:color="auto" w:sz="4" w:space="0"/>
+        <w:insideV w:val="single" w:color="auto" w:sz="4" w:space="0"/>
       </w:tblBorders>
     </w:tblPr>
   </w:style>
-  <w:style w:type="character" w:styleId="Strong">
+  <w:style w:type="character" w:styleId="23">
     <w:name w:val="Strong"/>
-    <w:basedOn w:val="DefaultParagraphFont"/>
+    <w:basedOn w:val="22"/>
     <w:qFormat/>
+    <w:uiPriority w:val="0"/>
     <w:rPr>
       <w:b/>
     </w:rPr>
   </w:style>
-  <w:style w:type="paragraph" w:customStyle="1" w:styleId="a">
+  <w:style w:type="paragraph" w:customStyle="1" w:styleId="24">
     <w:name w:val="柴_公司名"/>
-    <w:basedOn w:val="Title"/>
+    <w:basedOn w:val="19"/>
     <w:qFormat/>
+    <w:uiPriority w:val="0"/>
     <w:pPr>
       <w:spacing w:after="600" w:afterLines="600"/>
     </w:pPr>
     <w:rPr>
-      <w:rFonts w:ascii="宋体" w:eastAsia="宋体" w:hAnsi="宋体" w:cs="宋体" w:hint="eastAsia"/>
+      <w:rFonts w:hint="eastAsia" w:ascii="宋体" w:hAnsi="宋体" w:eastAsia="宋体" w:cs="宋体"/>
       <w:bCs/>
       <w:spacing w:val="-6"/>
       <w:sz w:val="52"/>
       <w:szCs w:val="52"/>
     </w:rPr>
   </w:style>
-  <w:style w:type="paragraph" w:customStyle="1" w:styleId="a0">
+  <w:style w:type="paragraph" w:customStyle="1" w:styleId="25">
     <w:name w:val="柴_文档名"/>
-    <w:basedOn w:val="Title"/>
+    <w:basedOn w:val="19"/>
     <w:qFormat/>
+    <w:uiPriority w:val="0"/>
     <w:pPr>
       <w:spacing w:after="900" w:afterLines="900"/>
     </w:pPr>
     <w:rPr>
-      <w:rFonts w:ascii="黑体" w:eastAsia="黑体" w:hAnsi="黑体" w:cs="黑体"/>
+      <w:rFonts w:ascii="黑体" w:hAnsi="黑体" w:eastAsia="黑体" w:cs="黑体"/>
       <w:bCs/>
       <w:spacing w:val="-7"/>
       <w:sz w:val="52"/>
       <w:szCs w:val="52"/>
     </w:rPr>
   </w:style>
-  <w:style w:type="table" w:customStyle="1" w:styleId="TableNormal0">
+  <w:style w:type="table" w:customStyle="1" w:styleId="26">
     <w:name w:val="Table Normal_0"/>
     <w:semiHidden/>
     <w:unhideWhenUsed/>
     <w:qFormat/>
+    <w:uiPriority w:val="0"/>
     <w:tblPr>
       <w:tblCellMar>
         <w:top w:w="0" w:type="dxa"/>
@@ -5740,81 +5861,87 @@
       </w:tblCellMar>
     </w:tblPr>
   </w:style>
-  <w:style w:type="paragraph" w:customStyle="1" w:styleId="TableText">
+  <w:style w:type="paragraph" w:customStyle="1" w:styleId="27">
     <w:name w:val="Table Text"/>
-    <w:basedOn w:val="Normal"/>
+    <w:basedOn w:val="1"/>
     <w:semiHidden/>
     <w:qFormat/>
+    <w:uiPriority w:val="0"/>
     <w:rPr>
-      <w:rFonts w:ascii="宋体" w:eastAsia="宋体" w:hAnsi="宋体" w:cs="宋体"/>
+      <w:rFonts w:ascii="宋体" w:hAnsi="宋体" w:eastAsia="宋体" w:cs="宋体"/>
       <w:sz w:val="21"/>
       <w:szCs w:val="21"/>
       <w:lang w:val="en-US" w:eastAsia="en-US" w:bidi="ar-SA"/>
     </w:rPr>
   </w:style>
-  <w:style w:type="paragraph" w:customStyle="1" w:styleId="1">
+  <w:style w:type="paragraph" w:customStyle="1" w:styleId="28">
     <w:name w:val="柴_标题1"/>
-    <w:basedOn w:val="Heading1"/>
-    <w:next w:val="a1"/>
-    <w:link w:val="1Char"/>
+    <w:basedOn w:val="2"/>
+    <w:next w:val="29"/>
+    <w:link w:val="38"/>
     <w:qFormat/>
+    <w:uiPriority w:val="0"/>
     <w:pPr>
       <w:spacing w:before="100" w:after="90" w:line="360" w:lineRule="auto"/>
     </w:pPr>
     <w:rPr>
-      <w:rFonts w:ascii="Arial" w:eastAsia="宋体" w:hAnsi="Arial"/>
+      <w:rFonts w:ascii="Arial" w:hAnsi="Arial" w:eastAsia="宋体"/>
       <w:sz w:val="32"/>
     </w:rPr>
   </w:style>
-  <w:style w:type="paragraph" w:customStyle="1" w:styleId="a1">
+  <w:style w:type="paragraph" w:customStyle="1" w:styleId="29">
     <w:name w:val="柴_正文"/>
-    <w:basedOn w:val="BodyText"/>
-    <w:link w:val="Char"/>
+    <w:basedOn w:val="12"/>
+    <w:link w:val="42"/>
     <w:qFormat/>
+    <w:uiPriority w:val="0"/>
     <w:pPr>
       <w:spacing w:line="360" w:lineRule="auto"/>
       <w:ind w:firstLine="470" w:firstLineChars="200"/>
     </w:pPr>
     <w:rPr>
-      <w:rFonts w:ascii="Arial" w:eastAsia="宋体" w:hAnsi="Arial"/>
+      <w:rFonts w:ascii="Arial" w:hAnsi="Arial" w:eastAsia="宋体"/>
       <w:sz w:val="24"/>
       <w:lang w:eastAsia="zh-CN"/>
     </w:rPr>
   </w:style>
-  <w:style w:type="paragraph" w:customStyle="1" w:styleId="2">
+  <w:style w:type="paragraph" w:customStyle="1" w:styleId="30">
     <w:name w:val="柴_标题2"/>
-    <w:basedOn w:val="Heading2"/>
-    <w:next w:val="a1"/>
+    <w:basedOn w:val="3"/>
+    <w:next w:val="29"/>
     <w:qFormat/>
+    <w:uiPriority w:val="0"/>
     <w:pPr>
       <w:spacing w:line="360" w:lineRule="auto"/>
     </w:pPr>
     <w:rPr>
-      <w:rFonts w:ascii="Arial" w:eastAsia="宋体" w:hAnsi="Arial"/>
+      <w:rFonts w:ascii="Arial" w:hAnsi="Arial" w:eastAsia="宋体"/>
       <w:sz w:val="28"/>
     </w:rPr>
   </w:style>
-  <w:style w:type="paragraph" w:customStyle="1" w:styleId="3">
+  <w:style w:type="paragraph" w:customStyle="1" w:styleId="31">
     <w:name w:val="柴_标题3"/>
-    <w:basedOn w:val="Heading3"/>
-    <w:next w:val="a1"/>
+    <w:basedOn w:val="4"/>
+    <w:next w:val="29"/>
     <w:qFormat/>
+    <w:uiPriority w:val="0"/>
     <w:pPr>
       <w:spacing w:line="360" w:lineRule="auto"/>
       <w:ind w:left="0" w:firstLine="472" w:firstLineChars="200"/>
     </w:pPr>
     <w:rPr>
-      <w:rFonts w:ascii="宋体" w:eastAsia="宋体" w:hAnsi="宋体" w:cs="宋体"/>
+      <w:rFonts w:ascii="宋体" w:hAnsi="宋体" w:eastAsia="宋体" w:cs="宋体"/>
       <w:spacing w:val="-2"/>
       <w:sz w:val="24"/>
       <w:szCs w:val="24"/>
     </w:rPr>
   </w:style>
-  <w:style w:type="paragraph" w:customStyle="1" w:styleId="a2">
+  <w:style w:type="paragraph" w:customStyle="1" w:styleId="32">
     <w:name w:val="柴_目录"/>
-    <w:basedOn w:val="Normal"/>
-    <w:next w:val="BodyText"/>
+    <w:basedOn w:val="1"/>
+    <w:next w:val="12"/>
     <w:qFormat/>
+    <w:uiPriority w:val="0"/>
     <w:pPr>
       <w:tabs>
         <w:tab w:val="right" w:leader="dot" w:pos="8442"/>
@@ -5822,59 +5949,64 @@
       <w:ind w:left="0" w:leftChars="0"/>
     </w:pPr>
     <w:rPr>
-      <w:rFonts w:ascii="Arial" w:eastAsia="Microsoft JhengHei" w:hAnsi="Arial"/>
+      <w:rFonts w:ascii="Arial" w:hAnsi="Arial" w:eastAsia="Microsoft JhengHei"/>
       <w:sz w:val="24"/>
     </w:rPr>
   </w:style>
-  <w:style w:type="paragraph" w:customStyle="1" w:styleId="WPSOffice1">
+  <w:style w:type="paragraph" w:customStyle="1" w:styleId="33">
     <w:name w:val="WPSOffice手动目录 1"/>
     <w:qFormat/>
+    <w:uiPriority w:val="0"/>
     <w:pPr>
       <w:ind w:leftChars="0"/>
     </w:pPr>
     <w:rPr>
-      <w:rFonts w:ascii="Times New Roman" w:eastAsia="宋体" w:hAnsi="Times New Roman" w:cs="Times New Roman"/>
+      <w:rFonts w:ascii="Times New Roman" w:hAnsi="Times New Roman" w:eastAsia="宋体" w:cs="Times New Roman"/>
       <w:sz w:val="20"/>
       <w:szCs w:val="20"/>
     </w:rPr>
   </w:style>
-  <w:style w:type="paragraph" w:customStyle="1" w:styleId="WPSOffice2">
+  <w:style w:type="paragraph" w:customStyle="1" w:styleId="34">
     <w:name w:val="WPSOffice手动目录 2"/>
     <w:qFormat/>
+    <w:uiPriority w:val="0"/>
     <w:pPr>
       <w:ind w:leftChars="200"/>
     </w:pPr>
     <w:rPr>
-      <w:rFonts w:ascii="Times New Roman" w:eastAsia="宋体" w:hAnsi="Times New Roman" w:cs="Times New Roman"/>
+      <w:rFonts w:ascii="Times New Roman" w:hAnsi="Times New Roman" w:eastAsia="宋体" w:cs="Times New Roman"/>
       <w:sz w:val="20"/>
       <w:szCs w:val="20"/>
     </w:rPr>
   </w:style>
-  <w:style w:type="paragraph" w:customStyle="1" w:styleId="WPSOffice3">
+  <w:style w:type="paragraph" w:customStyle="1" w:styleId="35">
     <w:name w:val="WPSOffice手动目录 3"/>
     <w:qFormat/>
+    <w:uiPriority w:val="0"/>
     <w:pPr>
       <w:ind w:leftChars="400"/>
     </w:pPr>
     <w:rPr>
-      <w:rFonts w:ascii="Times New Roman" w:eastAsia="宋体" w:hAnsi="Times New Roman" w:cs="Times New Roman"/>
+      <w:rFonts w:ascii="Times New Roman" w:hAnsi="Times New Roman" w:eastAsia="宋体" w:cs="Times New Roman"/>
       <w:sz w:val="20"/>
       <w:szCs w:val="20"/>
     </w:rPr>
   </w:style>
-  <w:style w:type="paragraph" w:customStyle="1" w:styleId="Compact">
+  <w:style w:type="paragraph" w:customStyle="1" w:styleId="36">
     <w:name w:val="Compact"/>
-    <w:basedOn w:val="BodyText"/>
+    <w:basedOn w:val="12"/>
     <w:qFormat/>
+    <w:uiPriority w:val="0"/>
     <w:pPr>
       <w:spacing w:before="36" w:after="36"/>
     </w:pPr>
   </w:style>
-  <w:style w:type="table" w:customStyle="1" w:styleId="Table">
+  <w:style w:type="table" w:customStyle="1" w:styleId="37">
     <w:name w:val="Table"/>
     <w:semiHidden/>
     <w:unhideWhenUsed/>
     <w:qFormat/>
+    <w:uiPriority w:val="0"/>
     <w:tblPr>
       <w:tblCellMar>
         <w:top w:w="0" w:type="dxa"/>
@@ -5886,26 +6018,28 @@
     <w:tblStylePr w:type="firstRow">
       <w:tcPr>
         <w:tcBorders>
-          <w:bottom w:val="single" w:sz="0" w:space="0" w:color="auto"/>
+          <w:bottom w:val="single" w:color="auto" w:sz="0" w:space="0"/>
         </w:tcBorders>
         <w:vAlign w:val="bottom"/>
       </w:tcPr>
     </w:tblStylePr>
   </w:style>
-  <w:style w:type="character" w:customStyle="1" w:styleId="1Char">
+  <w:style w:type="character" w:customStyle="1" w:styleId="38">
     <w:name w:val="柴_标题1 Char"/>
-    <w:link w:val="1"/>
+    <w:link w:val="28"/>
     <w:qFormat/>
+    <w:uiPriority w:val="0"/>
     <w:rPr>
-      <w:rFonts w:ascii="Arial" w:eastAsia="宋体" w:hAnsi="Arial"/>
+      <w:rFonts w:ascii="Arial" w:hAnsi="Arial" w:eastAsia="宋体"/>
       <w:sz w:val="32"/>
     </w:rPr>
   </w:style>
-  <w:style w:type="table" w:customStyle="1" w:styleId="TableNormal1">
+  <w:style w:type="table" w:customStyle="1" w:styleId="39">
     <w:name w:val="Table Normal_1"/>
     <w:semiHidden/>
     <w:unhideWhenUsed/>
     <w:qFormat/>
+    <w:uiPriority w:val="0"/>
     <w:tblPr>
       <w:tblCellMar>
         <w:top w:w="0" w:type="dxa"/>
@@ -5915,10 +6049,11 @@
       </w:tblCellMar>
     </w:tblPr>
   </w:style>
-  <w:style w:type="paragraph" w:customStyle="1" w:styleId="a3">
+  <w:style w:type="paragraph" w:customStyle="1" w:styleId="40">
     <w:name w:val="柴_正文_无缩进"/>
-    <w:basedOn w:val="Normal"/>
+    <w:basedOn w:val="1"/>
     <w:qFormat/>
+    <w:uiPriority w:val="0"/>
     <w:pPr>
       <w:ind w:firstLine="0" w:firstLineChars="0"/>
     </w:pPr>
@@ -5928,29 +6063,31 @@
       <w:lang w:eastAsia="zh-CN"/>
     </w:rPr>
   </w:style>
-  <w:style w:type="paragraph" w:customStyle="1" w:styleId="4">
+  <w:style w:type="paragraph" w:customStyle="1" w:styleId="41">
     <w:name w:val="柴_标题4"/>
-    <w:basedOn w:val="Heading4"/>
-    <w:next w:val="Normal"/>
+    <w:basedOn w:val="5"/>
+    <w:next w:val="1"/>
     <w:qFormat/>
+    <w:uiPriority w:val="0"/>
     <w:pPr>
       <w:widowControl w:val="0"/>
       <w:spacing w:before="160" w:line="360" w:lineRule="auto"/>
-      <w:ind w:left="981" w:hanging="862" w:leftChars="300"/>
+      <w:ind w:left="981" w:leftChars="300" w:hanging="862"/>
     </w:pPr>
     <w:rPr>
-      <w:rFonts w:ascii="Calibri" w:eastAsia="宋体" w:hAnsi="Calibri" w:cs="宋体" w:hint="eastAsia"/>
+      <w:rFonts w:hint="eastAsia" w:ascii="Calibri" w:hAnsi="Calibri" w:eastAsia="宋体" w:cs="宋体"/>
       <w:sz w:val="24"/>
       <w:szCs w:val="24"/>
       <w:lang w:eastAsia="zh-CN" w:bidi="zh-CN"/>
     </w:rPr>
   </w:style>
-  <w:style w:type="character" w:customStyle="1" w:styleId="Char">
+  <w:style w:type="character" w:customStyle="1" w:styleId="42">
     <w:name w:val="柴_正文 Char"/>
-    <w:link w:val="a1"/>
+    <w:link w:val="29"/>
     <w:qFormat/>
+    <w:uiPriority w:val="0"/>
     <w:rPr>
-      <w:rFonts w:ascii="Arial" w:eastAsia="宋体" w:hAnsi="Arial"/>
+      <w:rFonts w:ascii="Arial" w:hAnsi="Arial" w:eastAsia="宋体"/>
       <w:sz w:val="24"/>
       <w:lang w:eastAsia="zh-CN"/>
     </w:rPr>
